--- a/trader-py/day-metrics.docx
+++ b/trader-py/day-metrics.docx
@@ -3515,8 +3515,8 @@
           <w:szCs w:val="24"/>
         </w:rPr>
       </w:pPr>
-      <w:bookmarkStart w:id="2" w:name="import-data"/>
-      <w:bookmarkStart w:id="3" w:name="_Toc232712266"/>
+      <w:bookmarkStart w:id="2" w:name="_Toc232712266"/>
+      <w:bookmarkStart w:id="3" w:name="import-data"/>
       <w:bookmarkEnd w:id="0"/>
       <w:r>
         <w:rPr>
@@ -3525,7 +3525,7 @@
         </w:rPr>
         <w:t>Import Data</w:t>
       </w:r>
-      <w:bookmarkEnd w:id="3"/>
+      <w:bookmarkEnd w:id="2"/>
     </w:p>
     <w:p>
       <w:pPr>
@@ -3620,16 +3620,16 @@
           <w:sz w:val="20"/>
           <w:szCs w:val="22"/>
         </w:rPr>
-        <w:t xml:space="preserve">. Currently, </w:t>
-      </w:r>
-      <w:proofErr w:type="spellStart"/>
+        <w:t>. Currently, the</w:t>
+      </w:r>
       <w:r>
         <w:rPr>
           <w:sz w:val="20"/>
           <w:szCs w:val="22"/>
         </w:rPr>
-        <w:t>the</w:t>
-      </w:r>
+        <w:t xml:space="preserve"> `</w:t>
+      </w:r>
+      <w:proofErr w:type="spellStart"/>
       <w:r>
         <w:rPr>
           <w:rStyle w:val="VerbatimChar"/>
@@ -3640,6 +3640,15 @@
         <w:t>ccxt</w:t>
       </w:r>
       <w:proofErr w:type="spellEnd"/>
+      <w:r>
+        <w:rPr>
+          <w:rStyle w:val="VerbatimChar"/>
+          <w:rFonts w:asciiTheme="minorHAnsi" w:hAnsiTheme="minorHAnsi"/>
+          <w:sz w:val="20"/>
+          <w:szCs w:val="22"/>
+        </w:rPr>
+        <w:t>`</w:t>
+      </w:r>
       <w:r>
         <w:rPr>
           <w:sz w:val="20"/>
@@ -7259,1674 +7268,7 @@
           <w:sz w:val="16"/>
           <w:szCs w:val="18"/>
         </w:rPr>
-        <w:t xml:space="preserve">).mean() </w:t>
-      </w:r>
-      <w:r>
-        <w:rPr>
-          <w:rStyle w:val="OperatorTok"/>
-          <w:sz w:val="16"/>
-          <w:szCs w:val="18"/>
-        </w:rPr>
-        <w:t>-</w:t>
-      </w:r>
-      <w:r>
-        <w:rPr>
-          <w:rStyle w:val="NormalTok"/>
-          <w:sz w:val="16"/>
-          <w:szCs w:val="18"/>
-        </w:rPr>
-        <w:t xml:space="preserve"> df[</w:t>
-      </w:r>
-      <w:r>
-        <w:rPr>
-          <w:rStyle w:val="StringTok"/>
-          <w:sz w:val="16"/>
-          <w:szCs w:val="18"/>
-        </w:rPr>
-        <w:t>"close"</w:t>
-      </w:r>
-      <w:r>
-        <w:rPr>
-          <w:rStyle w:val="NormalTok"/>
-          <w:sz w:val="16"/>
-          <w:szCs w:val="18"/>
-        </w:rPr>
-        <w:t>].ewm(span</w:t>
-      </w:r>
-      <w:r>
-        <w:rPr>
-          <w:rStyle w:val="OperatorTok"/>
-          <w:sz w:val="16"/>
-          <w:szCs w:val="18"/>
-        </w:rPr>
-        <w:t>=</w:t>
-      </w:r>
-      <w:r>
-        <w:rPr>
-          <w:rStyle w:val="DecValTok"/>
-          <w:sz w:val="16"/>
-          <w:szCs w:val="18"/>
-        </w:rPr>
-        <w:t>26</w:t>
-      </w:r>
-      <w:r>
-        <w:rPr>
-          <w:rStyle w:val="NormalTok"/>
-          <w:sz w:val="16"/>
-          <w:szCs w:val="18"/>
-        </w:rPr>
-        <w:t>, adjust</w:t>
-      </w:r>
-      <w:r>
-        <w:rPr>
-          <w:rStyle w:val="OperatorTok"/>
-          <w:sz w:val="16"/>
-          <w:szCs w:val="18"/>
-        </w:rPr>
-        <w:t>=</w:t>
-      </w:r>
-      <w:r>
-        <w:rPr>
-          <w:rStyle w:val="VariableTok"/>
-          <w:sz w:val="16"/>
-          <w:szCs w:val="18"/>
-        </w:rPr>
-        <w:t>False</w:t>
-      </w:r>
-      <w:r>
-        <w:rPr>
-          <w:rStyle w:val="NormalTok"/>
-          <w:sz w:val="16"/>
-          <w:szCs w:val="18"/>
-        </w:rPr>
-        <w:t>).mean()</w:t>
-      </w:r>
-      <w:r>
-        <w:rPr>
-          <w:sz w:val="18"/>
-          <w:szCs w:val="18"/>
-        </w:rPr>
-        <w:br/>
-      </w:r>
-      <w:r>
-        <w:rPr>
-          <w:rStyle w:val="NormalTok"/>
-          <w:sz w:val="16"/>
-          <w:szCs w:val="18"/>
-        </w:rPr>
-        <w:t xml:space="preserve">    signal_line </w:t>
-      </w:r>
-      <w:r>
-        <w:rPr>
-          <w:rStyle w:val="OperatorTok"/>
-          <w:sz w:val="16"/>
-          <w:szCs w:val="18"/>
-        </w:rPr>
-        <w:t>=</w:t>
-      </w:r>
-      <w:r>
-        <w:rPr>
-          <w:rStyle w:val="NormalTok"/>
-          <w:sz w:val="16"/>
-          <w:szCs w:val="18"/>
-        </w:rPr>
-        <w:t xml:space="preserve"> macd_line.ewm(span</w:t>
-      </w:r>
-      <w:r>
-        <w:rPr>
-          <w:rStyle w:val="OperatorTok"/>
-          <w:sz w:val="16"/>
-          <w:szCs w:val="18"/>
-        </w:rPr>
-        <w:t>=</w:t>
-      </w:r>
-      <w:r>
-        <w:rPr>
-          <w:rStyle w:val="DecValTok"/>
-          <w:sz w:val="16"/>
-          <w:szCs w:val="18"/>
-        </w:rPr>
-        <w:t>9</w:t>
-      </w:r>
-      <w:r>
-        <w:rPr>
-          <w:rStyle w:val="NormalTok"/>
-          <w:sz w:val="16"/>
-          <w:szCs w:val="18"/>
-        </w:rPr>
-        <w:t>, adjust</w:t>
-      </w:r>
-      <w:r>
-        <w:rPr>
-          <w:rStyle w:val="OperatorTok"/>
-          <w:sz w:val="16"/>
-          <w:szCs w:val="18"/>
-        </w:rPr>
-        <w:t>=</w:t>
-      </w:r>
-      <w:r>
-        <w:rPr>
-          <w:rStyle w:val="VariableTok"/>
-          <w:sz w:val="16"/>
-          <w:szCs w:val="18"/>
-        </w:rPr>
-        <w:t>False</w:t>
-      </w:r>
-      <w:r>
-        <w:rPr>
-          <w:rStyle w:val="NormalTok"/>
-          <w:sz w:val="16"/>
-          <w:szCs w:val="18"/>
-        </w:rPr>
-        <w:t>).mean()</w:t>
-      </w:r>
-      <w:r>
-        <w:rPr>
-          <w:sz w:val="18"/>
-          <w:szCs w:val="18"/>
-        </w:rPr>
-        <w:br/>
-      </w:r>
-      <w:r>
-        <w:rPr>
-          <w:rStyle w:val="NormalTok"/>
-          <w:sz w:val="16"/>
-          <w:szCs w:val="18"/>
-        </w:rPr>
-        <w:t xml:space="preserve">    macd, sig           </w:t>
-      </w:r>
-      <w:r>
-        <w:rPr>
-          <w:rStyle w:val="OperatorTok"/>
-          <w:sz w:val="16"/>
-          <w:szCs w:val="18"/>
-        </w:rPr>
-        <w:t>=</w:t>
-      </w:r>
-      <w:r>
-        <w:rPr>
-          <w:rStyle w:val="NormalTok"/>
-          <w:sz w:val="16"/>
-          <w:szCs w:val="18"/>
-        </w:rPr>
-        <w:t xml:space="preserve"> macd_line.iloc[</w:t>
-      </w:r>
-      <w:r>
-        <w:rPr>
-          <w:rStyle w:val="OperatorTok"/>
-          <w:sz w:val="16"/>
-          <w:szCs w:val="18"/>
-        </w:rPr>
-        <w:t>-</w:t>
-      </w:r>
-      <w:r>
-        <w:rPr>
-          <w:rStyle w:val="DecValTok"/>
-          <w:sz w:val="16"/>
-          <w:szCs w:val="18"/>
-        </w:rPr>
-        <w:t>1</w:t>
-      </w:r>
-      <w:r>
-        <w:rPr>
-          <w:rStyle w:val="NormalTok"/>
-          <w:sz w:val="16"/>
-          <w:szCs w:val="18"/>
-        </w:rPr>
-        <w:t>], signal_line.iloc[</w:t>
-      </w:r>
-      <w:r>
-        <w:rPr>
-          <w:rStyle w:val="OperatorTok"/>
-          <w:sz w:val="16"/>
-          <w:szCs w:val="18"/>
-        </w:rPr>
-        <w:t>-</w:t>
-      </w:r>
-      <w:r>
-        <w:rPr>
-          <w:rStyle w:val="DecValTok"/>
-          <w:sz w:val="16"/>
-          <w:szCs w:val="18"/>
-        </w:rPr>
-        <w:t>1</w:t>
-      </w:r>
-      <w:r>
-        <w:rPr>
-          <w:rStyle w:val="NormalTok"/>
-          <w:sz w:val="16"/>
-          <w:szCs w:val="18"/>
-        </w:rPr>
-        <w:t>]</w:t>
-      </w:r>
-      <w:r>
-        <w:rPr>
-          <w:sz w:val="18"/>
-          <w:szCs w:val="18"/>
-        </w:rPr>
-        <w:br/>
-      </w:r>
-      <w:r>
-        <w:rPr>
-          <w:rStyle w:val="NormalTok"/>
-          <w:sz w:val="16"/>
-          <w:szCs w:val="18"/>
-        </w:rPr>
-        <w:t xml:space="preserve">    macd_prev, sig_prev </w:t>
-      </w:r>
-      <w:r>
-        <w:rPr>
-          <w:rStyle w:val="OperatorTok"/>
-          <w:sz w:val="16"/>
-          <w:szCs w:val="18"/>
-        </w:rPr>
-        <w:t>=</w:t>
-      </w:r>
-      <w:r>
-        <w:rPr>
-          <w:rStyle w:val="NormalTok"/>
-          <w:sz w:val="16"/>
-          <w:szCs w:val="18"/>
-        </w:rPr>
-        <w:t xml:space="preserve"> macd_line.iloc[</w:t>
-      </w:r>
-      <w:r>
-        <w:rPr>
-          <w:rStyle w:val="OperatorTok"/>
-          <w:sz w:val="16"/>
-          <w:szCs w:val="18"/>
-        </w:rPr>
-        <w:t>-</w:t>
-      </w:r>
-      <w:r>
-        <w:rPr>
-          <w:rStyle w:val="DecValTok"/>
-          <w:sz w:val="16"/>
-          <w:szCs w:val="18"/>
-        </w:rPr>
-        <w:t>2</w:t>
-      </w:r>
-      <w:r>
-        <w:rPr>
-          <w:rStyle w:val="NormalTok"/>
-          <w:sz w:val="16"/>
-          <w:szCs w:val="18"/>
-        </w:rPr>
-        <w:t>], signal_line.iloc[</w:t>
-      </w:r>
-      <w:r>
-        <w:rPr>
-          <w:rStyle w:val="OperatorTok"/>
-          <w:sz w:val="16"/>
-          <w:szCs w:val="18"/>
-        </w:rPr>
-        <w:t>-</w:t>
-      </w:r>
-      <w:r>
-        <w:rPr>
-          <w:rStyle w:val="DecValTok"/>
-          <w:sz w:val="16"/>
-          <w:szCs w:val="18"/>
-        </w:rPr>
-        <w:t>2</w:t>
-      </w:r>
-      <w:r>
-        <w:rPr>
-          <w:rStyle w:val="NormalTok"/>
-          <w:sz w:val="16"/>
-          <w:szCs w:val="18"/>
-        </w:rPr>
-        <w:t>]</w:t>
-      </w:r>
-      <w:r>
-        <w:rPr>
-          <w:sz w:val="18"/>
-          <w:szCs w:val="18"/>
-        </w:rPr>
-        <w:br/>
-      </w:r>
-      <w:r>
-        <w:rPr>
-          <w:rStyle w:val="NormalTok"/>
-          <w:sz w:val="16"/>
-          <w:szCs w:val="18"/>
-        </w:rPr>
-        <w:t xml:space="preserve">    macd_buy  </w:t>
-      </w:r>
-      <w:r>
-        <w:rPr>
-          <w:rStyle w:val="OperatorTok"/>
-          <w:sz w:val="16"/>
-          <w:szCs w:val="18"/>
-        </w:rPr>
-        <w:t>=</w:t>
-      </w:r>
-      <w:r>
-        <w:rPr>
-          <w:rStyle w:val="NormalTok"/>
-          <w:sz w:val="16"/>
-          <w:szCs w:val="18"/>
-        </w:rPr>
-        <w:t xml:space="preserve"> </w:t>
-      </w:r>
-      <w:r>
-        <w:rPr>
-          <w:rStyle w:val="BuiltInTok"/>
-          <w:sz w:val="16"/>
-          <w:szCs w:val="18"/>
-        </w:rPr>
-        <w:t>bool</w:t>
-      </w:r>
-      <w:r>
-        <w:rPr>
-          <w:rStyle w:val="NormalTok"/>
-          <w:sz w:val="16"/>
-          <w:szCs w:val="18"/>
-        </w:rPr>
-        <w:t xml:space="preserve">(macd_prev </w:t>
-      </w:r>
-      <w:r>
-        <w:rPr>
-          <w:rStyle w:val="OperatorTok"/>
-          <w:sz w:val="16"/>
-          <w:szCs w:val="18"/>
-        </w:rPr>
-        <w:t>&lt;=</w:t>
-      </w:r>
-      <w:r>
-        <w:rPr>
-          <w:rStyle w:val="NormalTok"/>
-          <w:sz w:val="16"/>
-          <w:szCs w:val="18"/>
-        </w:rPr>
-        <w:t xml:space="preserve"> sig_prev </w:t>
-      </w:r>
-      <w:r>
-        <w:rPr>
-          <w:rStyle w:val="KeywordTok"/>
-          <w:sz w:val="16"/>
-          <w:szCs w:val="18"/>
-        </w:rPr>
-        <w:t>and</w:t>
-      </w:r>
-      <w:r>
-        <w:rPr>
-          <w:rStyle w:val="NormalTok"/>
-          <w:sz w:val="16"/>
-          <w:szCs w:val="18"/>
-        </w:rPr>
-        <w:t xml:space="preserve"> macd </w:t>
-      </w:r>
-      <w:r>
-        <w:rPr>
-          <w:rStyle w:val="OperatorTok"/>
-          <w:sz w:val="16"/>
-          <w:szCs w:val="18"/>
-        </w:rPr>
-        <w:t>&gt;</w:t>
-      </w:r>
-      <w:r>
-        <w:rPr>
-          <w:rStyle w:val="NormalTok"/>
-          <w:sz w:val="16"/>
-          <w:szCs w:val="18"/>
-        </w:rPr>
-        <w:t xml:space="preserve"> sig)</w:t>
-      </w:r>
-      <w:r>
-        <w:rPr>
-          <w:sz w:val="18"/>
-          <w:szCs w:val="18"/>
-        </w:rPr>
-        <w:br/>
-      </w:r>
-      <w:r>
-        <w:rPr>
-          <w:rStyle w:val="NormalTok"/>
-          <w:sz w:val="16"/>
-          <w:szCs w:val="18"/>
-        </w:rPr>
-        <w:t xml:space="preserve">    macd_sell </w:t>
-      </w:r>
-      <w:r>
-        <w:rPr>
-          <w:rStyle w:val="OperatorTok"/>
-          <w:sz w:val="16"/>
-          <w:szCs w:val="18"/>
-        </w:rPr>
-        <w:t>=</w:t>
-      </w:r>
-      <w:r>
-        <w:rPr>
-          <w:rStyle w:val="NormalTok"/>
-          <w:sz w:val="16"/>
-          <w:szCs w:val="18"/>
-        </w:rPr>
-        <w:t xml:space="preserve"> </w:t>
-      </w:r>
-      <w:r>
-        <w:rPr>
-          <w:rStyle w:val="BuiltInTok"/>
-          <w:sz w:val="16"/>
-          <w:szCs w:val="18"/>
-        </w:rPr>
-        <w:t>bool</w:t>
-      </w:r>
-      <w:r>
-        <w:rPr>
-          <w:rStyle w:val="NormalTok"/>
-          <w:sz w:val="16"/>
-          <w:szCs w:val="18"/>
-        </w:rPr>
-        <w:t xml:space="preserve">(macd_prev </w:t>
-      </w:r>
-      <w:r>
-        <w:rPr>
-          <w:rStyle w:val="OperatorTok"/>
-          <w:sz w:val="16"/>
-          <w:szCs w:val="18"/>
-        </w:rPr>
-        <w:t>&gt;=</w:t>
-      </w:r>
-      <w:r>
-        <w:rPr>
-          <w:rStyle w:val="NormalTok"/>
-          <w:sz w:val="16"/>
-          <w:szCs w:val="18"/>
-        </w:rPr>
-        <w:t xml:space="preserve"> sig_prev </w:t>
-      </w:r>
-      <w:r>
-        <w:rPr>
-          <w:rStyle w:val="KeywordTok"/>
-          <w:sz w:val="16"/>
-          <w:szCs w:val="18"/>
-        </w:rPr>
-        <w:t>and</w:t>
-      </w:r>
-      <w:r>
-        <w:rPr>
-          <w:rStyle w:val="NormalTok"/>
-          <w:sz w:val="16"/>
-          <w:szCs w:val="18"/>
-        </w:rPr>
-        <w:t xml:space="preserve"> macd </w:t>
-      </w:r>
-      <w:r>
-        <w:rPr>
-          <w:rStyle w:val="OperatorTok"/>
-          <w:sz w:val="16"/>
-          <w:szCs w:val="18"/>
-        </w:rPr>
-        <w:t>&lt;</w:t>
-      </w:r>
-      <w:r>
-        <w:rPr>
-          <w:rStyle w:val="NormalTok"/>
-          <w:sz w:val="16"/>
-          <w:szCs w:val="18"/>
-        </w:rPr>
-        <w:t xml:space="preserve"> sig)</w:t>
-      </w:r>
-      <w:r>
-        <w:rPr>
-          <w:sz w:val="18"/>
-          <w:szCs w:val="18"/>
-        </w:rPr>
-        <w:br/>
-      </w:r>
-      <w:r>
-        <w:rPr>
-          <w:rStyle w:val="NormalTok"/>
-          <w:sz w:val="16"/>
-          <w:szCs w:val="18"/>
-        </w:rPr>
-        <w:t xml:space="preserve">    macd_below_zero </w:t>
-      </w:r>
-      <w:r>
-        <w:rPr>
-          <w:rStyle w:val="OperatorTok"/>
-          <w:sz w:val="16"/>
-          <w:szCs w:val="18"/>
-        </w:rPr>
-        <w:t>=</w:t>
-      </w:r>
-      <w:r>
-        <w:rPr>
-          <w:rStyle w:val="NormalTok"/>
-          <w:sz w:val="16"/>
-          <w:szCs w:val="18"/>
-        </w:rPr>
-        <w:t xml:space="preserve"> </w:t>
-      </w:r>
-      <w:r>
-        <w:rPr>
-          <w:rStyle w:val="BuiltInTok"/>
-          <w:sz w:val="16"/>
-          <w:szCs w:val="18"/>
-        </w:rPr>
-        <w:t>bool</w:t>
-      </w:r>
-      <w:r>
-        <w:rPr>
-          <w:rStyle w:val="NormalTok"/>
-          <w:sz w:val="16"/>
-          <w:szCs w:val="18"/>
-        </w:rPr>
-        <w:t xml:space="preserve">(macd </w:t>
-      </w:r>
-      <w:r>
-        <w:rPr>
-          <w:rStyle w:val="OperatorTok"/>
-          <w:sz w:val="16"/>
-          <w:szCs w:val="18"/>
-        </w:rPr>
-        <w:t>&lt;</w:t>
-      </w:r>
-      <w:r>
-        <w:rPr>
-          <w:rStyle w:val="NormalTok"/>
-          <w:sz w:val="16"/>
-          <w:szCs w:val="18"/>
-        </w:rPr>
-        <w:t xml:space="preserve"> </w:t>
-      </w:r>
-      <w:r>
-        <w:rPr>
-          <w:rStyle w:val="DecValTok"/>
-          <w:sz w:val="16"/>
-          <w:szCs w:val="18"/>
-        </w:rPr>
-        <w:t>0</w:t>
-      </w:r>
-      <w:r>
-        <w:rPr>
-          <w:rStyle w:val="NormalTok"/>
-          <w:sz w:val="16"/>
-          <w:szCs w:val="18"/>
-        </w:rPr>
         <w:t>)</w:t>
-      </w:r>
-      <w:r>
-        <w:rPr>
-          <w:sz w:val="18"/>
-          <w:szCs w:val="18"/>
-        </w:rPr>
-        <w:br/>
-      </w:r>
-      <w:r>
-        <w:rPr>
-          <w:rStyle w:val="NormalTok"/>
-          <w:sz w:val="16"/>
-          <w:szCs w:val="18"/>
-        </w:rPr>
-        <w:t xml:space="preserve">    buy  </w:t>
-      </w:r>
-      <w:r>
-        <w:rPr>
-          <w:rStyle w:val="OperatorTok"/>
-          <w:sz w:val="16"/>
-          <w:szCs w:val="18"/>
-        </w:rPr>
-        <w:t>=</w:t>
-      </w:r>
-      <w:r>
-        <w:rPr>
-          <w:rStyle w:val="NormalTok"/>
-          <w:sz w:val="16"/>
-          <w:szCs w:val="18"/>
-        </w:rPr>
-        <w:t xml:space="preserve"> amat </w:t>
-      </w:r>
-      <w:r>
-        <w:rPr>
-          <w:rStyle w:val="KeywordTok"/>
-          <w:sz w:val="16"/>
-          <w:szCs w:val="18"/>
-        </w:rPr>
-        <w:t>and</w:t>
-      </w:r>
-      <w:r>
-        <w:rPr>
-          <w:rStyle w:val="NormalTok"/>
-          <w:sz w:val="16"/>
-          <w:szCs w:val="18"/>
-        </w:rPr>
-        <w:t xml:space="preserve"> ema_cross </w:t>
-      </w:r>
-      <w:r>
-        <w:rPr>
-          <w:rStyle w:val="KeywordTok"/>
-          <w:sz w:val="16"/>
-          <w:szCs w:val="18"/>
-        </w:rPr>
-        <w:t>and</w:t>
-      </w:r>
-      <w:r>
-        <w:rPr>
-          <w:rStyle w:val="NormalTok"/>
-          <w:sz w:val="16"/>
-          <w:szCs w:val="18"/>
-        </w:rPr>
-        <w:t xml:space="preserve"> above_kalman</w:t>
-      </w:r>
-      <w:r>
-        <w:rPr>
-          <w:sz w:val="18"/>
-          <w:szCs w:val="18"/>
-        </w:rPr>
-        <w:br/>
-      </w:r>
-      <w:r>
-        <w:rPr>
-          <w:rStyle w:val="NormalTok"/>
-          <w:sz w:val="16"/>
-          <w:szCs w:val="18"/>
-        </w:rPr>
-        <w:t xml:space="preserve">    sell </w:t>
-      </w:r>
-      <w:r>
-        <w:rPr>
-          <w:rStyle w:val="OperatorTok"/>
-          <w:sz w:val="16"/>
-          <w:szCs w:val="18"/>
-        </w:rPr>
-        <w:t>=</w:t>
-      </w:r>
-      <w:r>
-        <w:rPr>
-          <w:rStyle w:val="NormalTok"/>
-          <w:sz w:val="16"/>
-          <w:szCs w:val="18"/>
-        </w:rPr>
-        <w:t xml:space="preserve"> (</w:t>
-      </w:r>
-      <w:r>
-        <w:rPr>
-          <w:rStyle w:val="KeywordTok"/>
-          <w:sz w:val="16"/>
-          <w:szCs w:val="18"/>
-        </w:rPr>
-        <w:t>not</w:t>
-      </w:r>
-      <w:r>
-        <w:rPr>
-          <w:rStyle w:val="NormalTok"/>
-          <w:sz w:val="16"/>
-          <w:szCs w:val="18"/>
-        </w:rPr>
-        <w:t xml:space="preserve"> amat) </w:t>
-      </w:r>
-      <w:r>
-        <w:rPr>
-          <w:rStyle w:val="KeywordTok"/>
-          <w:sz w:val="16"/>
-          <w:szCs w:val="18"/>
-        </w:rPr>
-        <w:t>and</w:t>
-      </w:r>
-      <w:r>
-        <w:rPr>
-          <w:rStyle w:val="NormalTok"/>
-          <w:sz w:val="16"/>
-          <w:szCs w:val="18"/>
-        </w:rPr>
-        <w:t xml:space="preserve"> (</w:t>
-      </w:r>
-      <w:r>
-        <w:rPr>
-          <w:rStyle w:val="KeywordTok"/>
-          <w:sz w:val="16"/>
-          <w:szCs w:val="18"/>
-        </w:rPr>
-        <w:t>not</w:t>
-      </w:r>
-      <w:r>
-        <w:rPr>
-          <w:rStyle w:val="NormalTok"/>
-          <w:sz w:val="16"/>
-          <w:szCs w:val="18"/>
-        </w:rPr>
-        <w:t xml:space="preserve"> ema_cross) </w:t>
-      </w:r>
-      <w:r>
-        <w:rPr>
-          <w:rStyle w:val="KeywordTok"/>
-          <w:sz w:val="16"/>
-          <w:szCs w:val="18"/>
-        </w:rPr>
-        <w:t>and</w:t>
-      </w:r>
-      <w:r>
-        <w:rPr>
-          <w:rStyle w:val="NormalTok"/>
-          <w:sz w:val="16"/>
-          <w:szCs w:val="18"/>
-        </w:rPr>
-        <w:t xml:space="preserve"> (</w:t>
-      </w:r>
-      <w:r>
-        <w:rPr>
-          <w:rStyle w:val="KeywordTok"/>
-          <w:sz w:val="16"/>
-          <w:szCs w:val="18"/>
-        </w:rPr>
-        <w:t>not</w:t>
-      </w:r>
-      <w:r>
-        <w:rPr>
-          <w:rStyle w:val="NormalTok"/>
-          <w:sz w:val="16"/>
-          <w:szCs w:val="18"/>
-        </w:rPr>
-        <w:t xml:space="preserve"> above_kalman)    </w:t>
-      </w:r>
-      <w:r>
-        <w:rPr>
-          <w:sz w:val="18"/>
-          <w:szCs w:val="18"/>
-        </w:rPr>
-        <w:br/>
-      </w:r>
-      <w:r>
-        <w:rPr>
-          <w:rStyle w:val="NormalTok"/>
-          <w:sz w:val="16"/>
-          <w:szCs w:val="18"/>
-        </w:rPr>
-        <w:t xml:space="preserve">    row </w:t>
-      </w:r>
-      <w:r>
-        <w:rPr>
-          <w:rStyle w:val="OperatorTok"/>
-          <w:sz w:val="16"/>
-          <w:szCs w:val="18"/>
-        </w:rPr>
-        <w:t>=</w:t>
-      </w:r>
-      <w:r>
-        <w:rPr>
-          <w:rStyle w:val="NormalTok"/>
-          <w:sz w:val="16"/>
-          <w:szCs w:val="18"/>
-        </w:rPr>
-        <w:t xml:space="preserve"> </w:t>
-      </w:r>
-      <w:r>
-        <w:rPr>
-          <w:rStyle w:val="BuiltInTok"/>
-          <w:sz w:val="16"/>
-          <w:szCs w:val="18"/>
-        </w:rPr>
-        <w:t>dict</w:t>
-      </w:r>
-      <w:r>
-        <w:rPr>
-          <w:rStyle w:val="NormalTok"/>
-          <w:sz w:val="16"/>
-          <w:szCs w:val="18"/>
-        </w:rPr>
-        <w:t>(Symbol</w:t>
-      </w:r>
-      <w:r>
-        <w:rPr>
-          <w:rStyle w:val="OperatorTok"/>
-          <w:sz w:val="16"/>
-          <w:szCs w:val="18"/>
-        </w:rPr>
-        <w:t>=</w:t>
-      </w:r>
-      <w:r>
-        <w:rPr>
-          <w:rStyle w:val="NormalTok"/>
-          <w:sz w:val="16"/>
-          <w:szCs w:val="18"/>
-        </w:rPr>
-        <w:t>symbol, Buy</w:t>
-      </w:r>
-      <w:r>
-        <w:rPr>
-          <w:rStyle w:val="OperatorTok"/>
-          <w:sz w:val="16"/>
-          <w:szCs w:val="18"/>
-        </w:rPr>
-        <w:t>=</w:t>
-      </w:r>
-      <w:r>
-        <w:rPr>
-          <w:rStyle w:val="NormalTok"/>
-          <w:sz w:val="16"/>
-          <w:szCs w:val="18"/>
-        </w:rPr>
-        <w:t>buy, Sell</w:t>
-      </w:r>
-      <w:r>
-        <w:rPr>
-          <w:rStyle w:val="OperatorTok"/>
-          <w:sz w:val="16"/>
-          <w:szCs w:val="18"/>
-        </w:rPr>
-        <w:t>=</w:t>
-      </w:r>
-      <w:r>
-        <w:rPr>
-          <w:rStyle w:val="NormalTok"/>
-          <w:sz w:val="16"/>
-          <w:szCs w:val="18"/>
-        </w:rPr>
-        <w:t>sell, Close</w:t>
-      </w:r>
-      <w:r>
-        <w:rPr>
-          <w:rStyle w:val="OperatorTok"/>
-          <w:sz w:val="16"/>
-          <w:szCs w:val="18"/>
-        </w:rPr>
-        <w:t>=</w:t>
-      </w:r>
-      <w:r>
-        <w:rPr>
-          <w:rStyle w:val="BuiltInTok"/>
-          <w:sz w:val="16"/>
-          <w:szCs w:val="18"/>
-        </w:rPr>
-        <w:t>round</w:t>
-      </w:r>
-      <w:r>
-        <w:rPr>
-          <w:rStyle w:val="NormalTok"/>
-          <w:sz w:val="16"/>
-          <w:szCs w:val="18"/>
-        </w:rPr>
-        <w:t>(</w:t>
-      </w:r>
-      <w:r>
-        <w:rPr>
-          <w:rStyle w:val="BuiltInTok"/>
-          <w:sz w:val="16"/>
-          <w:szCs w:val="18"/>
-        </w:rPr>
-        <w:t>float</w:t>
-      </w:r>
-      <w:r>
-        <w:rPr>
-          <w:rStyle w:val="NormalTok"/>
-          <w:sz w:val="16"/>
-          <w:szCs w:val="18"/>
-        </w:rPr>
-        <w:t xml:space="preserve">(close), </w:t>
-      </w:r>
-      <w:r>
-        <w:rPr>
-          <w:rStyle w:val="DecValTok"/>
-          <w:sz w:val="16"/>
-          <w:szCs w:val="18"/>
-        </w:rPr>
-        <w:t>4</w:t>
-      </w:r>
-      <w:r>
-        <w:rPr>
-          <w:rStyle w:val="NormalTok"/>
-          <w:sz w:val="16"/>
-          <w:szCs w:val="18"/>
-        </w:rPr>
-        <w:t>),</w:t>
-      </w:r>
-      <w:r>
-        <w:rPr>
-          <w:sz w:val="18"/>
-          <w:szCs w:val="18"/>
-        </w:rPr>
-        <w:br/>
-      </w:r>
-      <w:r>
-        <w:rPr>
-          <w:rStyle w:val="NormalTok"/>
-          <w:sz w:val="16"/>
-          <w:szCs w:val="18"/>
-        </w:rPr>
-        <w:t xml:space="preserve">               RSI</w:t>
-      </w:r>
-      <w:r>
-        <w:rPr>
-          <w:rStyle w:val="OperatorTok"/>
-          <w:sz w:val="16"/>
-          <w:szCs w:val="18"/>
-        </w:rPr>
-        <w:t>=</w:t>
-      </w:r>
-      <w:r>
-        <w:rPr>
-          <w:rStyle w:val="BuiltInTok"/>
-          <w:sz w:val="16"/>
-          <w:szCs w:val="18"/>
-        </w:rPr>
-        <w:t>round</w:t>
-      </w:r>
-      <w:r>
-        <w:rPr>
-          <w:rStyle w:val="NormalTok"/>
-          <w:sz w:val="16"/>
-          <w:szCs w:val="18"/>
-        </w:rPr>
-        <w:t xml:space="preserve">(rsi, </w:t>
-      </w:r>
-      <w:r>
-        <w:rPr>
-          <w:rStyle w:val="DecValTok"/>
-          <w:sz w:val="16"/>
-          <w:szCs w:val="18"/>
-        </w:rPr>
-        <w:t>2</w:t>
-      </w:r>
-      <w:r>
-        <w:rPr>
-          <w:rStyle w:val="NormalTok"/>
-          <w:sz w:val="16"/>
-          <w:szCs w:val="18"/>
-        </w:rPr>
-        <w:t>), Chop</w:t>
-      </w:r>
-      <w:r>
-        <w:rPr>
-          <w:rStyle w:val="OperatorTok"/>
-          <w:sz w:val="16"/>
-          <w:szCs w:val="18"/>
-        </w:rPr>
-        <w:t>=</w:t>
-      </w:r>
-      <w:r>
-        <w:rPr>
-          <w:rStyle w:val="NormalTok"/>
-          <w:sz w:val="16"/>
-          <w:szCs w:val="18"/>
-        </w:rPr>
-        <w:t>chop, AMAT</w:t>
-      </w:r>
-      <w:r>
-        <w:rPr>
-          <w:rStyle w:val="OperatorTok"/>
-          <w:sz w:val="16"/>
-          <w:szCs w:val="18"/>
-        </w:rPr>
-        <w:t>=</w:t>
-      </w:r>
-      <w:r>
-        <w:rPr>
-          <w:rStyle w:val="NormalTok"/>
-          <w:sz w:val="16"/>
-          <w:szCs w:val="18"/>
-        </w:rPr>
-        <w:t>amat,</w:t>
-      </w:r>
-      <w:r>
-        <w:rPr>
-          <w:sz w:val="18"/>
-          <w:szCs w:val="18"/>
-        </w:rPr>
-        <w:br/>
-      </w:r>
-      <w:r>
-        <w:rPr>
-          <w:rStyle w:val="NormalTok"/>
-          <w:sz w:val="16"/>
-          <w:szCs w:val="18"/>
-        </w:rPr>
-        <w:t xml:space="preserve">               Ichimoku_9</w:t>
-      </w:r>
-      <w:r>
-        <w:rPr>
-          <w:rStyle w:val="OperatorTok"/>
-          <w:sz w:val="16"/>
-          <w:szCs w:val="18"/>
-        </w:rPr>
-        <w:t>=</w:t>
-      </w:r>
-      <w:r>
-        <w:rPr>
-          <w:rStyle w:val="BuiltInTok"/>
-          <w:sz w:val="16"/>
-          <w:szCs w:val="18"/>
-        </w:rPr>
-        <w:t>round</w:t>
-      </w:r>
-      <w:r>
-        <w:rPr>
-          <w:rStyle w:val="NormalTok"/>
-          <w:sz w:val="16"/>
-          <w:szCs w:val="18"/>
-        </w:rPr>
-        <w:t>(</w:t>
-      </w:r>
-      <w:r>
-        <w:rPr>
-          <w:rStyle w:val="BuiltInTok"/>
-          <w:sz w:val="16"/>
-          <w:szCs w:val="18"/>
-        </w:rPr>
-        <w:t>float</w:t>
-      </w:r>
-      <w:r>
-        <w:rPr>
-          <w:rStyle w:val="NormalTok"/>
-          <w:sz w:val="16"/>
-          <w:szCs w:val="18"/>
-        </w:rPr>
-        <w:t xml:space="preserve">(isa_9), </w:t>
-      </w:r>
-      <w:r>
-        <w:rPr>
-          <w:rStyle w:val="DecValTok"/>
-          <w:sz w:val="16"/>
-          <w:szCs w:val="18"/>
-        </w:rPr>
-        <w:t>4</w:t>
-      </w:r>
-      <w:r>
-        <w:rPr>
-          <w:rStyle w:val="NormalTok"/>
-          <w:sz w:val="16"/>
-          <w:szCs w:val="18"/>
-        </w:rPr>
-        <w:t>), Ichimoku_26</w:t>
-      </w:r>
-      <w:r>
-        <w:rPr>
-          <w:rStyle w:val="OperatorTok"/>
-          <w:sz w:val="16"/>
-          <w:szCs w:val="18"/>
-        </w:rPr>
-        <w:t>=</w:t>
-      </w:r>
-      <w:r>
-        <w:rPr>
-          <w:rStyle w:val="BuiltInTok"/>
-          <w:sz w:val="16"/>
-          <w:szCs w:val="18"/>
-        </w:rPr>
-        <w:t>round</w:t>
-      </w:r>
-      <w:r>
-        <w:rPr>
-          <w:rStyle w:val="NormalTok"/>
-          <w:sz w:val="16"/>
-          <w:szCs w:val="18"/>
-        </w:rPr>
-        <w:t>(</w:t>
-      </w:r>
-      <w:r>
-        <w:rPr>
-          <w:rStyle w:val="BuiltInTok"/>
-          <w:sz w:val="16"/>
-          <w:szCs w:val="18"/>
-        </w:rPr>
-        <w:t>float</w:t>
-      </w:r>
-      <w:r>
-        <w:rPr>
-          <w:rStyle w:val="NormalTok"/>
-          <w:sz w:val="16"/>
-          <w:szCs w:val="18"/>
-        </w:rPr>
-        <w:t xml:space="preserve">(isb_26), </w:t>
-      </w:r>
-      <w:r>
-        <w:rPr>
-          <w:rStyle w:val="DecValTok"/>
-          <w:sz w:val="16"/>
-          <w:szCs w:val="18"/>
-        </w:rPr>
-        <w:t>4</w:t>
-      </w:r>
-      <w:r>
-        <w:rPr>
-          <w:rStyle w:val="NormalTok"/>
-          <w:sz w:val="16"/>
-          <w:szCs w:val="18"/>
-        </w:rPr>
-        <w:t>),</w:t>
-      </w:r>
-      <w:r>
-        <w:rPr>
-          <w:sz w:val="18"/>
-          <w:szCs w:val="18"/>
-        </w:rPr>
-        <w:br/>
-      </w:r>
-      <w:r>
-        <w:rPr>
-          <w:rStyle w:val="NormalTok"/>
-          <w:sz w:val="16"/>
-          <w:szCs w:val="18"/>
-        </w:rPr>
-        <w:t xml:space="preserve">               EMA_gt_Kalman</w:t>
-      </w:r>
-      <w:r>
-        <w:rPr>
-          <w:rStyle w:val="OperatorTok"/>
-          <w:sz w:val="16"/>
-          <w:szCs w:val="18"/>
-        </w:rPr>
-        <w:t>=</w:t>
-      </w:r>
-      <w:r>
-        <w:rPr>
-          <w:rStyle w:val="NormalTok"/>
-          <w:sz w:val="16"/>
-          <w:szCs w:val="18"/>
-        </w:rPr>
-        <w:t>ema_cross, Low_gt_Kalman</w:t>
-      </w:r>
-      <w:r>
-        <w:rPr>
-          <w:rStyle w:val="OperatorTok"/>
-          <w:sz w:val="16"/>
-          <w:szCs w:val="18"/>
-        </w:rPr>
-        <w:t>=</w:t>
-      </w:r>
-      <w:r>
-        <w:rPr>
-          <w:rStyle w:val="NormalTok"/>
-          <w:sz w:val="16"/>
-          <w:szCs w:val="18"/>
-        </w:rPr>
-        <w:t>above_kalman,</w:t>
-      </w:r>
-      <w:r>
-        <w:rPr>
-          <w:sz w:val="18"/>
-          <w:szCs w:val="18"/>
-        </w:rPr>
-        <w:br/>
-      </w:r>
-      <w:r>
-        <w:rPr>
-          <w:rStyle w:val="NormalTok"/>
-          <w:sz w:val="16"/>
-          <w:szCs w:val="18"/>
-        </w:rPr>
-        <w:t xml:space="preserve">               Doji</w:t>
-      </w:r>
-      <w:r>
-        <w:rPr>
-          <w:rStyle w:val="OperatorTok"/>
-          <w:sz w:val="16"/>
-          <w:szCs w:val="18"/>
-        </w:rPr>
-        <w:t>=</w:t>
-      </w:r>
-      <w:r>
-        <w:rPr>
-          <w:rStyle w:val="NormalTok"/>
-          <w:sz w:val="16"/>
-          <w:szCs w:val="18"/>
-        </w:rPr>
-        <w:t>doji, Dragonfly</w:t>
-      </w:r>
-      <w:r>
-        <w:rPr>
-          <w:rStyle w:val="OperatorTok"/>
-          <w:sz w:val="16"/>
-          <w:szCs w:val="18"/>
-        </w:rPr>
-        <w:t>=</w:t>
-      </w:r>
-      <w:r>
-        <w:rPr>
-          <w:rStyle w:val="NormalTok"/>
-          <w:sz w:val="16"/>
-          <w:szCs w:val="18"/>
-        </w:rPr>
-        <w:t>dragonfly, Gravestone</w:t>
-      </w:r>
-      <w:r>
-        <w:rPr>
-          <w:rStyle w:val="OperatorTok"/>
-          <w:sz w:val="16"/>
-          <w:szCs w:val="18"/>
-        </w:rPr>
-        <w:t>=</w:t>
-      </w:r>
-      <w:r>
-        <w:rPr>
-          <w:rStyle w:val="NormalTok"/>
-          <w:sz w:val="16"/>
-          <w:szCs w:val="18"/>
-        </w:rPr>
-        <w:t>gravestone,</w:t>
-      </w:r>
-      <w:r>
-        <w:rPr>
-          <w:sz w:val="18"/>
-          <w:szCs w:val="18"/>
-        </w:rPr>
-        <w:br/>
-      </w:r>
-      <w:r>
-        <w:rPr>
-          <w:rStyle w:val="NormalTok"/>
-          <w:sz w:val="16"/>
-          <w:szCs w:val="18"/>
-        </w:rPr>
-        <w:t xml:space="preserve">               MACD</w:t>
-      </w:r>
-      <w:r>
-        <w:rPr>
-          <w:rStyle w:val="OperatorTok"/>
-          <w:sz w:val="16"/>
-          <w:szCs w:val="18"/>
-        </w:rPr>
-        <w:t>=</w:t>
-      </w:r>
-      <w:r>
-        <w:rPr>
-          <w:rStyle w:val="BuiltInTok"/>
-          <w:sz w:val="16"/>
-          <w:szCs w:val="18"/>
-        </w:rPr>
-        <w:t>round</w:t>
-      </w:r>
-      <w:r>
-        <w:rPr>
-          <w:rStyle w:val="NormalTok"/>
-          <w:sz w:val="16"/>
-          <w:szCs w:val="18"/>
-        </w:rPr>
-        <w:t>(</w:t>
-      </w:r>
-      <w:r>
-        <w:rPr>
-          <w:rStyle w:val="BuiltInTok"/>
-          <w:sz w:val="16"/>
-          <w:szCs w:val="18"/>
-        </w:rPr>
-        <w:t>float</w:t>
-      </w:r>
-      <w:r>
-        <w:rPr>
-          <w:rStyle w:val="NormalTok"/>
-          <w:sz w:val="16"/>
-          <w:szCs w:val="18"/>
-        </w:rPr>
-        <w:t>(macd),</w:t>
-      </w:r>
-      <w:r>
-        <w:rPr>
-          <w:rStyle w:val="DecValTok"/>
-          <w:sz w:val="16"/>
-          <w:szCs w:val="18"/>
-        </w:rPr>
-        <w:t>4</w:t>
-      </w:r>
-      <w:r>
-        <w:rPr>
-          <w:rStyle w:val="NormalTok"/>
-          <w:sz w:val="16"/>
-          <w:szCs w:val="18"/>
-        </w:rPr>
-        <w:t>), MACD_Signal</w:t>
-      </w:r>
-      <w:r>
-        <w:rPr>
-          <w:rStyle w:val="OperatorTok"/>
-          <w:sz w:val="16"/>
-          <w:szCs w:val="18"/>
-        </w:rPr>
-        <w:t>=</w:t>
-      </w:r>
-      <w:r>
-        <w:rPr>
-          <w:rStyle w:val="BuiltInTok"/>
-          <w:sz w:val="16"/>
-          <w:szCs w:val="18"/>
-        </w:rPr>
-        <w:t>round</w:t>
-      </w:r>
-      <w:r>
-        <w:rPr>
-          <w:rStyle w:val="NormalTok"/>
-          <w:sz w:val="16"/>
-          <w:szCs w:val="18"/>
-        </w:rPr>
-        <w:t>(</w:t>
-      </w:r>
-      <w:r>
-        <w:rPr>
-          <w:rStyle w:val="BuiltInTok"/>
-          <w:sz w:val="16"/>
-          <w:szCs w:val="18"/>
-        </w:rPr>
-        <w:t>float</w:t>
-      </w:r>
-      <w:r>
-        <w:rPr>
-          <w:rStyle w:val="NormalTok"/>
-          <w:sz w:val="16"/>
-          <w:szCs w:val="18"/>
-        </w:rPr>
-        <w:t>(sig),</w:t>
-      </w:r>
-      <w:r>
-        <w:rPr>
-          <w:rStyle w:val="DecValTok"/>
-          <w:sz w:val="16"/>
-          <w:szCs w:val="18"/>
-        </w:rPr>
-        <w:t>4</w:t>
-      </w:r>
-      <w:r>
-        <w:rPr>
-          <w:rStyle w:val="NormalTok"/>
-          <w:sz w:val="16"/>
-          <w:szCs w:val="18"/>
-        </w:rPr>
-        <w:t>),</w:t>
-      </w:r>
-      <w:r>
-        <w:rPr>
-          <w:sz w:val="18"/>
-          <w:szCs w:val="18"/>
-        </w:rPr>
-        <w:br/>
-      </w:r>
-      <w:r>
-        <w:rPr>
-          <w:rStyle w:val="NormalTok"/>
-          <w:sz w:val="16"/>
-          <w:szCs w:val="18"/>
-        </w:rPr>
-        <w:t xml:space="preserve">               MACD_Buy</w:t>
-      </w:r>
-      <w:r>
-        <w:rPr>
-          <w:rStyle w:val="OperatorTok"/>
-          <w:sz w:val="16"/>
-          <w:szCs w:val="18"/>
-        </w:rPr>
-        <w:t>=</w:t>
-      </w:r>
-      <w:r>
-        <w:rPr>
-          <w:rStyle w:val="NormalTok"/>
-          <w:sz w:val="16"/>
-          <w:szCs w:val="18"/>
-        </w:rPr>
-        <w:t>macd_buy, MACD_Sell</w:t>
-      </w:r>
-      <w:r>
-        <w:rPr>
-          <w:rStyle w:val="OperatorTok"/>
-          <w:sz w:val="16"/>
-          <w:szCs w:val="18"/>
-        </w:rPr>
-        <w:t>=</w:t>
-      </w:r>
-      <w:r>
-        <w:rPr>
-          <w:rStyle w:val="NormalTok"/>
-          <w:sz w:val="16"/>
-          <w:szCs w:val="18"/>
-        </w:rPr>
-        <w:t>macd_sell, MACD_below_zero</w:t>
-      </w:r>
-      <w:r>
-        <w:rPr>
-          <w:rStyle w:val="OperatorTok"/>
-          <w:sz w:val="16"/>
-          <w:szCs w:val="18"/>
-        </w:rPr>
-        <w:t>=</w:t>
-      </w:r>
-      <w:r>
-        <w:rPr>
-          <w:rStyle w:val="NormalTok"/>
-          <w:sz w:val="16"/>
-          <w:szCs w:val="18"/>
-        </w:rPr>
-        <w:t>macd_below_zero)</w:t>
-      </w:r>
-      <w:r>
-        <w:rPr>
-          <w:sz w:val="18"/>
-          <w:szCs w:val="18"/>
-        </w:rPr>
-        <w:br/>
-      </w:r>
-      <w:r>
-        <w:rPr>
-          <w:rStyle w:val="NormalTok"/>
-          <w:sz w:val="16"/>
-          <w:szCs w:val="18"/>
-        </w:rPr>
-        <w:t xml:space="preserve">               </w:t>
-      </w:r>
-      <w:r>
-        <w:rPr>
-          <w:sz w:val="18"/>
-          <w:szCs w:val="18"/>
-        </w:rPr>
-        <w:br/>
-      </w:r>
-      <w:r>
-        <w:rPr>
-          <w:rStyle w:val="NormalTok"/>
-          <w:sz w:val="16"/>
-          <w:szCs w:val="18"/>
-        </w:rPr>
-        <w:t xml:space="preserve">    </w:t>
-      </w:r>
-      <w:r>
-        <w:rPr>
-          <w:rStyle w:val="ControlFlowTok"/>
-          <w:sz w:val="16"/>
-          <w:szCs w:val="18"/>
-        </w:rPr>
-        <w:t>return</w:t>
-      </w:r>
-      <w:r>
-        <w:rPr>
-          <w:rStyle w:val="NormalTok"/>
-          <w:sz w:val="16"/>
-          <w:szCs w:val="18"/>
-        </w:rPr>
-        <w:t xml:space="preserve"> df, row</w:t>
-      </w:r>
-      <w:r>
-        <w:rPr>
-          <w:sz w:val="18"/>
-          <w:szCs w:val="18"/>
-        </w:rPr>
-        <w:br/>
-      </w:r>
-      <w:r>
-        <w:rPr>
-          <w:sz w:val="18"/>
-          <w:szCs w:val="18"/>
-        </w:rPr>
-        <w:br/>
-      </w:r>
-      <w:r>
-        <w:rPr>
-          <w:rStyle w:val="KeywordTok"/>
-          <w:sz w:val="16"/>
-          <w:szCs w:val="18"/>
-        </w:rPr>
-        <w:t>def</w:t>
-      </w:r>
-      <w:r>
-        <w:rPr>
-          <w:rStyle w:val="NormalTok"/>
-          <w:sz w:val="16"/>
-          <w:szCs w:val="18"/>
-        </w:rPr>
-        <w:t xml:space="preserve"> plot(symbol):</w:t>
-      </w:r>
-      <w:r>
-        <w:rPr>
-          <w:sz w:val="18"/>
-          <w:szCs w:val="18"/>
-        </w:rPr>
-        <w:br/>
-      </w:r>
-      <w:r>
-        <w:rPr>
-          <w:rStyle w:val="NormalTok"/>
-          <w:sz w:val="16"/>
-          <w:szCs w:val="18"/>
-        </w:rPr>
-        <w:t xml:space="preserve">    df, _ </w:t>
-      </w:r>
-      <w:r>
-        <w:rPr>
-          <w:rStyle w:val="OperatorTok"/>
-          <w:sz w:val="16"/>
-          <w:szCs w:val="18"/>
-        </w:rPr>
-        <w:t>=</w:t>
-      </w:r>
-      <w:r>
-        <w:rPr>
-          <w:rStyle w:val="NormalTok"/>
-          <w:sz w:val="16"/>
-          <w:szCs w:val="18"/>
-        </w:rPr>
-        <w:t xml:space="preserve"> calculate_indicator(symbol)</w:t>
-      </w:r>
-      <w:r>
-        <w:rPr>
-          <w:sz w:val="18"/>
-          <w:szCs w:val="18"/>
-        </w:rPr>
-        <w:br/>
-      </w:r>
-      <w:r>
-        <w:rPr>
-          <w:rStyle w:val="NormalTok"/>
-          <w:sz w:val="16"/>
-          <w:szCs w:val="18"/>
-        </w:rPr>
-        <w:t xml:space="preserve">    fig </w:t>
-      </w:r>
-      <w:r>
-        <w:rPr>
-          <w:rStyle w:val="OperatorTok"/>
-          <w:sz w:val="16"/>
-          <w:szCs w:val="18"/>
-        </w:rPr>
-        <w:t>=</w:t>
-      </w:r>
-      <w:r>
-        <w:rPr>
-          <w:rStyle w:val="NormalTok"/>
-          <w:sz w:val="16"/>
-          <w:szCs w:val="18"/>
-        </w:rPr>
-        <w:t xml:space="preserve"> </w:t>
-      </w:r>
-      <w:proofErr w:type="spellStart"/>
-      <w:r>
-        <w:rPr>
-          <w:rStyle w:val="NormalTok"/>
-          <w:sz w:val="16"/>
-          <w:szCs w:val="18"/>
-        </w:rPr>
-        <w:t>go.Figure</w:t>
-      </w:r>
-      <w:proofErr w:type="spellEnd"/>
-      <w:r>
-        <w:rPr>
-          <w:rStyle w:val="NormalTok"/>
-          <w:sz w:val="16"/>
-          <w:szCs w:val="18"/>
-        </w:rPr>
-        <w:t>(</w:t>
-      </w:r>
-      <w:proofErr w:type="spellStart"/>
-      <w:r>
-        <w:rPr>
-          <w:rStyle w:val="NormalTok"/>
-          <w:sz w:val="16"/>
-          <w:szCs w:val="18"/>
-        </w:rPr>
-        <w:t>go.Candlestick</w:t>
-      </w:r>
-      <w:proofErr w:type="spellEnd"/>
-      <w:r>
-        <w:rPr>
-          <w:rStyle w:val="NormalTok"/>
-          <w:sz w:val="16"/>
-          <w:szCs w:val="18"/>
-        </w:rPr>
-        <w:t>(x</w:t>
-      </w:r>
-      <w:r>
-        <w:rPr>
-          <w:rStyle w:val="OperatorTok"/>
-          <w:sz w:val="16"/>
-          <w:szCs w:val="18"/>
-        </w:rPr>
-        <w:t>=</w:t>
-      </w:r>
-      <w:proofErr w:type="spellStart"/>
-      <w:r>
-        <w:rPr>
-          <w:rStyle w:val="NormalTok"/>
-          <w:sz w:val="16"/>
-          <w:szCs w:val="18"/>
-        </w:rPr>
-        <w:t>df.index</w:t>
-      </w:r>
-      <w:proofErr w:type="spellEnd"/>
-      <w:r>
-        <w:rPr>
-          <w:rStyle w:val="NormalTok"/>
-          <w:sz w:val="16"/>
-          <w:szCs w:val="18"/>
-        </w:rPr>
-        <w:t xml:space="preserve">, </w:t>
-      </w:r>
-      <w:r>
-        <w:rPr>
-          <w:rStyle w:val="BuiltInTok"/>
-          <w:sz w:val="16"/>
-          <w:szCs w:val="18"/>
-        </w:rPr>
-        <w:t>open</w:t>
-      </w:r>
-      <w:r>
-        <w:rPr>
-          <w:rStyle w:val="OperatorTok"/>
-          <w:sz w:val="16"/>
-          <w:szCs w:val="18"/>
-        </w:rPr>
-        <w:t>=</w:t>
-      </w:r>
-      <w:proofErr w:type="spellStart"/>
-      <w:r>
-        <w:rPr>
-          <w:rStyle w:val="NormalTok"/>
-          <w:sz w:val="16"/>
-          <w:szCs w:val="18"/>
-        </w:rPr>
-        <w:t>df.</w:t>
-      </w:r>
-      <w:r>
-        <w:rPr>
-          <w:rStyle w:val="BuiltInTok"/>
-          <w:sz w:val="16"/>
-          <w:szCs w:val="18"/>
-        </w:rPr>
-        <w:t>open</w:t>
-      </w:r>
-      <w:proofErr w:type="spellEnd"/>
-      <w:r>
-        <w:rPr>
-          <w:rStyle w:val="NormalTok"/>
-          <w:sz w:val="16"/>
-          <w:szCs w:val="18"/>
-        </w:rPr>
-        <w:t xml:space="preserve">, </w:t>
       </w:r>
     </w:p>
     <w:p>
@@ -8946,7 +7288,7 @@
           <w:sz w:val="16"/>
           <w:szCs w:val="18"/>
         </w:rPr>
-        <w:t>high</w:t>
+        <w:t xml:space="preserve">.mean() </w:t>
       </w:r>
       <w:r>
         <w:rPr>
@@ -8954,8 +7296,131 @@
           <w:sz w:val="16"/>
           <w:szCs w:val="18"/>
         </w:rPr>
+        <w:t>-</w:t>
+      </w:r>
+      <w:r>
+        <w:rPr>
+          <w:rStyle w:val="NormalTok"/>
+          <w:sz w:val="16"/>
+          <w:szCs w:val="18"/>
+        </w:rPr>
+        <w:t xml:space="preserve"> </w:t>
+      </w:r>
+      <w:proofErr w:type="spellStart"/>
+      <w:r>
+        <w:rPr>
+          <w:rStyle w:val="NormalTok"/>
+          <w:sz w:val="16"/>
+          <w:szCs w:val="18"/>
+        </w:rPr>
+        <w:t>df</w:t>
+      </w:r>
+      <w:proofErr w:type="spellEnd"/>
+      <w:r>
+        <w:rPr>
+          <w:rStyle w:val="NormalTok"/>
+          <w:sz w:val="16"/>
+          <w:szCs w:val="18"/>
+        </w:rPr>
+        <w:t>[</w:t>
+      </w:r>
+      <w:r>
+        <w:rPr>
+          <w:rStyle w:val="StringTok"/>
+          <w:sz w:val="16"/>
+          <w:szCs w:val="18"/>
+        </w:rPr>
+        <w:t>"close"</w:t>
+      </w:r>
+      <w:r>
+        <w:rPr>
+          <w:rStyle w:val="NormalTok"/>
+          <w:sz w:val="16"/>
+          <w:szCs w:val="18"/>
+        </w:rPr>
+        <w:t>].</w:t>
+      </w:r>
+      <w:proofErr w:type="spellStart"/>
+      <w:r>
+        <w:rPr>
+          <w:rStyle w:val="NormalTok"/>
+          <w:sz w:val="16"/>
+          <w:szCs w:val="18"/>
+        </w:rPr>
+        <w:t>ewm</w:t>
+      </w:r>
+      <w:proofErr w:type="spellEnd"/>
+      <w:r>
+        <w:rPr>
+          <w:rStyle w:val="NormalTok"/>
+          <w:sz w:val="16"/>
+          <w:szCs w:val="18"/>
+        </w:rPr>
+        <w:t>(span</w:t>
+      </w:r>
+      <w:r>
+        <w:rPr>
+          <w:rStyle w:val="OperatorTok"/>
+          <w:sz w:val="16"/>
+          <w:szCs w:val="18"/>
+        </w:rPr>
         <w:t>=</w:t>
       </w:r>
+      <w:r>
+        <w:rPr>
+          <w:rStyle w:val="DecValTok"/>
+          <w:sz w:val="16"/>
+          <w:szCs w:val="18"/>
+        </w:rPr>
+        <w:t>26</w:t>
+      </w:r>
+      <w:r>
+        <w:rPr>
+          <w:rStyle w:val="NormalTok"/>
+          <w:sz w:val="16"/>
+          <w:szCs w:val="18"/>
+        </w:rPr>
+        <w:t>, adjust</w:t>
+      </w:r>
+      <w:r>
+        <w:rPr>
+          <w:rStyle w:val="OperatorTok"/>
+          <w:sz w:val="16"/>
+          <w:szCs w:val="18"/>
+        </w:rPr>
+        <w:t>=</w:t>
+      </w:r>
+      <w:r>
+        <w:rPr>
+          <w:rStyle w:val="VariableTok"/>
+          <w:sz w:val="16"/>
+          <w:szCs w:val="18"/>
+        </w:rPr>
+        <w:t>False</w:t>
+      </w:r>
+      <w:r>
+        <w:rPr>
+          <w:rStyle w:val="NormalTok"/>
+          <w:sz w:val="16"/>
+          <w:szCs w:val="18"/>
+        </w:rPr>
+        <w:t>).mean()</w:t>
+      </w:r>
+      <w:r>
+        <w:rPr>
+          <w:sz w:val="18"/>
+          <w:szCs w:val="18"/>
+        </w:rPr>
+        <w:br/>
+      </w:r>
+      <w:r>
+        <w:rPr>
+          <w:rStyle w:val="NormalTok"/>
+          <w:sz w:val="16"/>
+          <w:szCs w:val="18"/>
+        </w:rPr>
+        <w:t xml:space="preserve">    </w:t>
+      </w:r>
       <w:proofErr w:type="spellStart"/>
       <w:r>
         <w:rPr>
@@ -8963,7 +7428,7 @@
           <w:sz w:val="16"/>
           <w:szCs w:val="18"/>
         </w:rPr>
-        <w:t>df.high</w:t>
+        <w:t>signal_line</w:t>
       </w:r>
       <w:proofErr w:type="spellEnd"/>
       <w:r>
@@ -8972,7 +7437,7 @@
           <w:sz w:val="16"/>
           <w:szCs w:val="18"/>
         </w:rPr>
-        <w:t>, low</w:t>
+        <w:t xml:space="preserve"> </w:t>
       </w:r>
       <w:r>
         <w:rPr>
@@ -8982,6 +7447,1466 @@
         </w:rPr>
         <w:t>=</w:t>
       </w:r>
+      <w:r>
+        <w:rPr>
+          <w:rStyle w:val="NormalTok"/>
+          <w:sz w:val="16"/>
+          <w:szCs w:val="18"/>
+        </w:rPr>
+        <w:t xml:space="preserve"> macd_line.ewm(span</w:t>
+      </w:r>
+      <w:r>
+        <w:rPr>
+          <w:rStyle w:val="OperatorTok"/>
+          <w:sz w:val="16"/>
+          <w:szCs w:val="18"/>
+        </w:rPr>
+        <w:t>=</w:t>
+      </w:r>
+      <w:r>
+        <w:rPr>
+          <w:rStyle w:val="DecValTok"/>
+          <w:sz w:val="16"/>
+          <w:szCs w:val="18"/>
+        </w:rPr>
+        <w:t>9</w:t>
+      </w:r>
+      <w:r>
+        <w:rPr>
+          <w:rStyle w:val="NormalTok"/>
+          <w:sz w:val="16"/>
+          <w:szCs w:val="18"/>
+        </w:rPr>
+        <w:t>, adjust</w:t>
+      </w:r>
+      <w:r>
+        <w:rPr>
+          <w:rStyle w:val="OperatorTok"/>
+          <w:sz w:val="16"/>
+          <w:szCs w:val="18"/>
+        </w:rPr>
+        <w:t>=</w:t>
+      </w:r>
+      <w:r>
+        <w:rPr>
+          <w:rStyle w:val="VariableTok"/>
+          <w:sz w:val="16"/>
+          <w:szCs w:val="18"/>
+        </w:rPr>
+        <w:t>False</w:t>
+      </w:r>
+      <w:r>
+        <w:rPr>
+          <w:rStyle w:val="NormalTok"/>
+          <w:sz w:val="16"/>
+          <w:szCs w:val="18"/>
+        </w:rPr>
+        <w:t>).mean()</w:t>
+      </w:r>
+      <w:r>
+        <w:rPr>
+          <w:sz w:val="18"/>
+          <w:szCs w:val="18"/>
+        </w:rPr>
+        <w:br/>
+      </w:r>
+      <w:r>
+        <w:rPr>
+          <w:rStyle w:val="NormalTok"/>
+          <w:sz w:val="16"/>
+          <w:szCs w:val="18"/>
+        </w:rPr>
+        <w:t xml:space="preserve">    macd, sig           </w:t>
+      </w:r>
+      <w:r>
+        <w:rPr>
+          <w:rStyle w:val="OperatorTok"/>
+          <w:sz w:val="16"/>
+          <w:szCs w:val="18"/>
+        </w:rPr>
+        <w:t>=</w:t>
+      </w:r>
+      <w:r>
+        <w:rPr>
+          <w:rStyle w:val="NormalTok"/>
+          <w:sz w:val="16"/>
+          <w:szCs w:val="18"/>
+        </w:rPr>
+        <w:t xml:space="preserve"> macd_line.iloc[</w:t>
+      </w:r>
+      <w:r>
+        <w:rPr>
+          <w:rStyle w:val="OperatorTok"/>
+          <w:sz w:val="16"/>
+          <w:szCs w:val="18"/>
+        </w:rPr>
+        <w:t>-</w:t>
+      </w:r>
+      <w:r>
+        <w:rPr>
+          <w:rStyle w:val="DecValTok"/>
+          <w:sz w:val="16"/>
+          <w:szCs w:val="18"/>
+        </w:rPr>
+        <w:t>1</w:t>
+      </w:r>
+      <w:r>
+        <w:rPr>
+          <w:rStyle w:val="NormalTok"/>
+          <w:sz w:val="16"/>
+          <w:szCs w:val="18"/>
+        </w:rPr>
+        <w:t>], signal_line.iloc[</w:t>
+      </w:r>
+      <w:r>
+        <w:rPr>
+          <w:rStyle w:val="OperatorTok"/>
+          <w:sz w:val="16"/>
+          <w:szCs w:val="18"/>
+        </w:rPr>
+        <w:t>-</w:t>
+      </w:r>
+      <w:r>
+        <w:rPr>
+          <w:rStyle w:val="DecValTok"/>
+          <w:sz w:val="16"/>
+          <w:szCs w:val="18"/>
+        </w:rPr>
+        <w:t>1</w:t>
+      </w:r>
+      <w:r>
+        <w:rPr>
+          <w:rStyle w:val="NormalTok"/>
+          <w:sz w:val="16"/>
+          <w:szCs w:val="18"/>
+        </w:rPr>
+        <w:t>]</w:t>
+      </w:r>
+      <w:r>
+        <w:rPr>
+          <w:sz w:val="18"/>
+          <w:szCs w:val="18"/>
+        </w:rPr>
+        <w:br/>
+      </w:r>
+      <w:r>
+        <w:rPr>
+          <w:rStyle w:val="NormalTok"/>
+          <w:sz w:val="16"/>
+          <w:szCs w:val="18"/>
+        </w:rPr>
+        <w:t xml:space="preserve">    macd_prev, sig_prev </w:t>
+      </w:r>
+      <w:r>
+        <w:rPr>
+          <w:rStyle w:val="OperatorTok"/>
+          <w:sz w:val="16"/>
+          <w:szCs w:val="18"/>
+        </w:rPr>
+        <w:t>=</w:t>
+      </w:r>
+      <w:r>
+        <w:rPr>
+          <w:rStyle w:val="NormalTok"/>
+          <w:sz w:val="16"/>
+          <w:szCs w:val="18"/>
+        </w:rPr>
+        <w:t xml:space="preserve"> macd_line.iloc[</w:t>
+      </w:r>
+      <w:r>
+        <w:rPr>
+          <w:rStyle w:val="OperatorTok"/>
+          <w:sz w:val="16"/>
+          <w:szCs w:val="18"/>
+        </w:rPr>
+        <w:t>-</w:t>
+      </w:r>
+      <w:r>
+        <w:rPr>
+          <w:rStyle w:val="DecValTok"/>
+          <w:sz w:val="16"/>
+          <w:szCs w:val="18"/>
+        </w:rPr>
+        <w:t>2</w:t>
+      </w:r>
+      <w:r>
+        <w:rPr>
+          <w:rStyle w:val="NormalTok"/>
+          <w:sz w:val="16"/>
+          <w:szCs w:val="18"/>
+        </w:rPr>
+        <w:t>], signal_line.iloc[</w:t>
+      </w:r>
+      <w:r>
+        <w:rPr>
+          <w:rStyle w:val="OperatorTok"/>
+          <w:sz w:val="16"/>
+          <w:szCs w:val="18"/>
+        </w:rPr>
+        <w:t>-</w:t>
+      </w:r>
+      <w:r>
+        <w:rPr>
+          <w:rStyle w:val="DecValTok"/>
+          <w:sz w:val="16"/>
+          <w:szCs w:val="18"/>
+        </w:rPr>
+        <w:t>2</w:t>
+      </w:r>
+      <w:r>
+        <w:rPr>
+          <w:rStyle w:val="NormalTok"/>
+          <w:sz w:val="16"/>
+          <w:szCs w:val="18"/>
+        </w:rPr>
+        <w:t>]</w:t>
+      </w:r>
+      <w:r>
+        <w:rPr>
+          <w:sz w:val="18"/>
+          <w:szCs w:val="18"/>
+        </w:rPr>
+        <w:br/>
+      </w:r>
+      <w:r>
+        <w:rPr>
+          <w:rStyle w:val="NormalTok"/>
+          <w:sz w:val="16"/>
+          <w:szCs w:val="18"/>
+        </w:rPr>
+        <w:t xml:space="preserve">    macd_buy  </w:t>
+      </w:r>
+      <w:r>
+        <w:rPr>
+          <w:rStyle w:val="OperatorTok"/>
+          <w:sz w:val="16"/>
+          <w:szCs w:val="18"/>
+        </w:rPr>
+        <w:t>=</w:t>
+      </w:r>
+      <w:r>
+        <w:rPr>
+          <w:rStyle w:val="NormalTok"/>
+          <w:sz w:val="16"/>
+          <w:szCs w:val="18"/>
+        </w:rPr>
+        <w:t xml:space="preserve"> </w:t>
+      </w:r>
+      <w:r>
+        <w:rPr>
+          <w:rStyle w:val="BuiltInTok"/>
+          <w:sz w:val="16"/>
+          <w:szCs w:val="18"/>
+        </w:rPr>
+        <w:t>bool</w:t>
+      </w:r>
+      <w:r>
+        <w:rPr>
+          <w:rStyle w:val="NormalTok"/>
+          <w:sz w:val="16"/>
+          <w:szCs w:val="18"/>
+        </w:rPr>
+        <w:t xml:space="preserve">(macd_prev </w:t>
+      </w:r>
+      <w:r>
+        <w:rPr>
+          <w:rStyle w:val="OperatorTok"/>
+          <w:sz w:val="16"/>
+          <w:szCs w:val="18"/>
+        </w:rPr>
+        <w:t>&lt;=</w:t>
+      </w:r>
+      <w:r>
+        <w:rPr>
+          <w:rStyle w:val="NormalTok"/>
+          <w:sz w:val="16"/>
+          <w:szCs w:val="18"/>
+        </w:rPr>
+        <w:t xml:space="preserve"> sig_prev </w:t>
+      </w:r>
+      <w:r>
+        <w:rPr>
+          <w:rStyle w:val="KeywordTok"/>
+          <w:sz w:val="16"/>
+          <w:szCs w:val="18"/>
+        </w:rPr>
+        <w:t>and</w:t>
+      </w:r>
+      <w:r>
+        <w:rPr>
+          <w:rStyle w:val="NormalTok"/>
+          <w:sz w:val="16"/>
+          <w:szCs w:val="18"/>
+        </w:rPr>
+        <w:t xml:space="preserve"> macd </w:t>
+      </w:r>
+      <w:r>
+        <w:rPr>
+          <w:rStyle w:val="OperatorTok"/>
+          <w:sz w:val="16"/>
+          <w:szCs w:val="18"/>
+        </w:rPr>
+        <w:t>&gt;</w:t>
+      </w:r>
+      <w:r>
+        <w:rPr>
+          <w:rStyle w:val="NormalTok"/>
+          <w:sz w:val="16"/>
+          <w:szCs w:val="18"/>
+        </w:rPr>
+        <w:t xml:space="preserve"> sig)</w:t>
+      </w:r>
+      <w:r>
+        <w:rPr>
+          <w:sz w:val="18"/>
+          <w:szCs w:val="18"/>
+        </w:rPr>
+        <w:br/>
+      </w:r>
+      <w:r>
+        <w:rPr>
+          <w:rStyle w:val="NormalTok"/>
+          <w:sz w:val="16"/>
+          <w:szCs w:val="18"/>
+        </w:rPr>
+        <w:t xml:space="preserve">    macd_sell </w:t>
+      </w:r>
+      <w:r>
+        <w:rPr>
+          <w:rStyle w:val="OperatorTok"/>
+          <w:sz w:val="16"/>
+          <w:szCs w:val="18"/>
+        </w:rPr>
+        <w:t>=</w:t>
+      </w:r>
+      <w:r>
+        <w:rPr>
+          <w:rStyle w:val="NormalTok"/>
+          <w:sz w:val="16"/>
+          <w:szCs w:val="18"/>
+        </w:rPr>
+        <w:t xml:space="preserve"> </w:t>
+      </w:r>
+      <w:r>
+        <w:rPr>
+          <w:rStyle w:val="BuiltInTok"/>
+          <w:sz w:val="16"/>
+          <w:szCs w:val="18"/>
+        </w:rPr>
+        <w:t>bool</w:t>
+      </w:r>
+      <w:r>
+        <w:rPr>
+          <w:rStyle w:val="NormalTok"/>
+          <w:sz w:val="16"/>
+          <w:szCs w:val="18"/>
+        </w:rPr>
+        <w:t xml:space="preserve">(macd_prev </w:t>
+      </w:r>
+      <w:r>
+        <w:rPr>
+          <w:rStyle w:val="OperatorTok"/>
+          <w:sz w:val="16"/>
+          <w:szCs w:val="18"/>
+        </w:rPr>
+        <w:t>&gt;=</w:t>
+      </w:r>
+      <w:r>
+        <w:rPr>
+          <w:rStyle w:val="NormalTok"/>
+          <w:sz w:val="16"/>
+          <w:szCs w:val="18"/>
+        </w:rPr>
+        <w:t xml:space="preserve"> sig_prev </w:t>
+      </w:r>
+      <w:r>
+        <w:rPr>
+          <w:rStyle w:val="KeywordTok"/>
+          <w:sz w:val="16"/>
+          <w:szCs w:val="18"/>
+        </w:rPr>
+        <w:t>and</w:t>
+      </w:r>
+      <w:r>
+        <w:rPr>
+          <w:rStyle w:val="NormalTok"/>
+          <w:sz w:val="16"/>
+          <w:szCs w:val="18"/>
+        </w:rPr>
+        <w:t xml:space="preserve"> macd </w:t>
+      </w:r>
+      <w:r>
+        <w:rPr>
+          <w:rStyle w:val="OperatorTok"/>
+          <w:sz w:val="16"/>
+          <w:szCs w:val="18"/>
+        </w:rPr>
+        <w:t>&lt;</w:t>
+      </w:r>
+      <w:r>
+        <w:rPr>
+          <w:rStyle w:val="NormalTok"/>
+          <w:sz w:val="16"/>
+          <w:szCs w:val="18"/>
+        </w:rPr>
+        <w:t xml:space="preserve"> sig)</w:t>
+      </w:r>
+      <w:r>
+        <w:rPr>
+          <w:sz w:val="18"/>
+          <w:szCs w:val="18"/>
+        </w:rPr>
+        <w:br/>
+      </w:r>
+      <w:r>
+        <w:rPr>
+          <w:rStyle w:val="NormalTok"/>
+          <w:sz w:val="16"/>
+          <w:szCs w:val="18"/>
+        </w:rPr>
+        <w:t xml:space="preserve">    macd_below_zero </w:t>
+      </w:r>
+      <w:r>
+        <w:rPr>
+          <w:rStyle w:val="OperatorTok"/>
+          <w:sz w:val="16"/>
+          <w:szCs w:val="18"/>
+        </w:rPr>
+        <w:t>=</w:t>
+      </w:r>
+      <w:r>
+        <w:rPr>
+          <w:rStyle w:val="NormalTok"/>
+          <w:sz w:val="16"/>
+          <w:szCs w:val="18"/>
+        </w:rPr>
+        <w:t xml:space="preserve"> </w:t>
+      </w:r>
+      <w:r>
+        <w:rPr>
+          <w:rStyle w:val="BuiltInTok"/>
+          <w:sz w:val="16"/>
+          <w:szCs w:val="18"/>
+        </w:rPr>
+        <w:t>bool</w:t>
+      </w:r>
+      <w:r>
+        <w:rPr>
+          <w:rStyle w:val="NormalTok"/>
+          <w:sz w:val="16"/>
+          <w:szCs w:val="18"/>
+        </w:rPr>
+        <w:t xml:space="preserve">(macd </w:t>
+      </w:r>
+      <w:r>
+        <w:rPr>
+          <w:rStyle w:val="OperatorTok"/>
+          <w:sz w:val="16"/>
+          <w:szCs w:val="18"/>
+        </w:rPr>
+        <w:t>&lt;</w:t>
+      </w:r>
+      <w:r>
+        <w:rPr>
+          <w:rStyle w:val="NormalTok"/>
+          <w:sz w:val="16"/>
+          <w:szCs w:val="18"/>
+        </w:rPr>
+        <w:t xml:space="preserve"> </w:t>
+      </w:r>
+      <w:r>
+        <w:rPr>
+          <w:rStyle w:val="DecValTok"/>
+          <w:sz w:val="16"/>
+          <w:szCs w:val="18"/>
+        </w:rPr>
+        <w:t>0</w:t>
+      </w:r>
+      <w:r>
+        <w:rPr>
+          <w:rStyle w:val="NormalTok"/>
+          <w:sz w:val="16"/>
+          <w:szCs w:val="18"/>
+        </w:rPr>
+        <w:t>)</w:t>
+      </w:r>
+      <w:r>
+        <w:rPr>
+          <w:sz w:val="18"/>
+          <w:szCs w:val="18"/>
+        </w:rPr>
+        <w:br/>
+      </w:r>
+      <w:r>
+        <w:rPr>
+          <w:rStyle w:val="NormalTok"/>
+          <w:sz w:val="16"/>
+          <w:szCs w:val="18"/>
+        </w:rPr>
+        <w:t xml:space="preserve">    buy  </w:t>
+      </w:r>
+      <w:r>
+        <w:rPr>
+          <w:rStyle w:val="OperatorTok"/>
+          <w:sz w:val="16"/>
+          <w:szCs w:val="18"/>
+        </w:rPr>
+        <w:t>=</w:t>
+      </w:r>
+      <w:r>
+        <w:rPr>
+          <w:rStyle w:val="NormalTok"/>
+          <w:sz w:val="16"/>
+          <w:szCs w:val="18"/>
+        </w:rPr>
+        <w:t xml:space="preserve"> amat </w:t>
+      </w:r>
+      <w:r>
+        <w:rPr>
+          <w:rStyle w:val="KeywordTok"/>
+          <w:sz w:val="16"/>
+          <w:szCs w:val="18"/>
+        </w:rPr>
+        <w:t>and</w:t>
+      </w:r>
+      <w:r>
+        <w:rPr>
+          <w:rStyle w:val="NormalTok"/>
+          <w:sz w:val="16"/>
+          <w:szCs w:val="18"/>
+        </w:rPr>
+        <w:t xml:space="preserve"> ema_cross </w:t>
+      </w:r>
+      <w:r>
+        <w:rPr>
+          <w:rStyle w:val="KeywordTok"/>
+          <w:sz w:val="16"/>
+          <w:szCs w:val="18"/>
+        </w:rPr>
+        <w:t>and</w:t>
+      </w:r>
+      <w:r>
+        <w:rPr>
+          <w:rStyle w:val="NormalTok"/>
+          <w:sz w:val="16"/>
+          <w:szCs w:val="18"/>
+        </w:rPr>
+        <w:t xml:space="preserve"> above_kalman</w:t>
+      </w:r>
+      <w:r>
+        <w:rPr>
+          <w:sz w:val="18"/>
+          <w:szCs w:val="18"/>
+        </w:rPr>
+        <w:br/>
+      </w:r>
+      <w:r>
+        <w:rPr>
+          <w:rStyle w:val="NormalTok"/>
+          <w:sz w:val="16"/>
+          <w:szCs w:val="18"/>
+        </w:rPr>
+        <w:t xml:space="preserve">    sell </w:t>
+      </w:r>
+      <w:r>
+        <w:rPr>
+          <w:rStyle w:val="OperatorTok"/>
+          <w:sz w:val="16"/>
+          <w:szCs w:val="18"/>
+        </w:rPr>
+        <w:t>=</w:t>
+      </w:r>
+      <w:r>
+        <w:rPr>
+          <w:rStyle w:val="NormalTok"/>
+          <w:sz w:val="16"/>
+          <w:szCs w:val="18"/>
+        </w:rPr>
+        <w:t xml:space="preserve"> (</w:t>
+      </w:r>
+      <w:r>
+        <w:rPr>
+          <w:rStyle w:val="KeywordTok"/>
+          <w:sz w:val="16"/>
+          <w:szCs w:val="18"/>
+        </w:rPr>
+        <w:t>not</w:t>
+      </w:r>
+      <w:r>
+        <w:rPr>
+          <w:rStyle w:val="NormalTok"/>
+          <w:sz w:val="16"/>
+          <w:szCs w:val="18"/>
+        </w:rPr>
+        <w:t xml:space="preserve"> amat) </w:t>
+      </w:r>
+      <w:r>
+        <w:rPr>
+          <w:rStyle w:val="KeywordTok"/>
+          <w:sz w:val="16"/>
+          <w:szCs w:val="18"/>
+        </w:rPr>
+        <w:t>and</w:t>
+      </w:r>
+      <w:r>
+        <w:rPr>
+          <w:rStyle w:val="NormalTok"/>
+          <w:sz w:val="16"/>
+          <w:szCs w:val="18"/>
+        </w:rPr>
+        <w:t xml:space="preserve"> (</w:t>
+      </w:r>
+      <w:r>
+        <w:rPr>
+          <w:rStyle w:val="KeywordTok"/>
+          <w:sz w:val="16"/>
+          <w:szCs w:val="18"/>
+        </w:rPr>
+        <w:t>not</w:t>
+      </w:r>
+      <w:r>
+        <w:rPr>
+          <w:rStyle w:val="NormalTok"/>
+          <w:sz w:val="16"/>
+          <w:szCs w:val="18"/>
+        </w:rPr>
+        <w:t xml:space="preserve"> ema_cross) </w:t>
+      </w:r>
+      <w:r>
+        <w:rPr>
+          <w:rStyle w:val="KeywordTok"/>
+          <w:sz w:val="16"/>
+          <w:szCs w:val="18"/>
+        </w:rPr>
+        <w:t>and</w:t>
+      </w:r>
+      <w:r>
+        <w:rPr>
+          <w:rStyle w:val="NormalTok"/>
+          <w:sz w:val="16"/>
+          <w:szCs w:val="18"/>
+        </w:rPr>
+        <w:t xml:space="preserve"> (</w:t>
+      </w:r>
+      <w:r>
+        <w:rPr>
+          <w:rStyle w:val="KeywordTok"/>
+          <w:sz w:val="16"/>
+          <w:szCs w:val="18"/>
+        </w:rPr>
+        <w:t>not</w:t>
+      </w:r>
+      <w:r>
+        <w:rPr>
+          <w:rStyle w:val="NormalTok"/>
+          <w:sz w:val="16"/>
+          <w:szCs w:val="18"/>
+        </w:rPr>
+        <w:t xml:space="preserve"> above_kalman)    </w:t>
+      </w:r>
+      <w:r>
+        <w:rPr>
+          <w:sz w:val="18"/>
+          <w:szCs w:val="18"/>
+        </w:rPr>
+        <w:br/>
+      </w:r>
+      <w:r>
+        <w:rPr>
+          <w:rStyle w:val="NormalTok"/>
+          <w:sz w:val="16"/>
+          <w:szCs w:val="18"/>
+        </w:rPr>
+        <w:t xml:space="preserve">    row </w:t>
+      </w:r>
+      <w:r>
+        <w:rPr>
+          <w:rStyle w:val="OperatorTok"/>
+          <w:sz w:val="16"/>
+          <w:szCs w:val="18"/>
+        </w:rPr>
+        <w:t>=</w:t>
+      </w:r>
+      <w:r>
+        <w:rPr>
+          <w:rStyle w:val="NormalTok"/>
+          <w:sz w:val="16"/>
+          <w:szCs w:val="18"/>
+        </w:rPr>
+        <w:t xml:space="preserve"> </w:t>
+      </w:r>
+      <w:r>
+        <w:rPr>
+          <w:rStyle w:val="BuiltInTok"/>
+          <w:sz w:val="16"/>
+          <w:szCs w:val="18"/>
+        </w:rPr>
+        <w:t>dict</w:t>
+      </w:r>
+      <w:r>
+        <w:rPr>
+          <w:rStyle w:val="NormalTok"/>
+          <w:sz w:val="16"/>
+          <w:szCs w:val="18"/>
+        </w:rPr>
+        <w:t>(Symbol</w:t>
+      </w:r>
+      <w:r>
+        <w:rPr>
+          <w:rStyle w:val="OperatorTok"/>
+          <w:sz w:val="16"/>
+          <w:szCs w:val="18"/>
+        </w:rPr>
+        <w:t>=</w:t>
+      </w:r>
+      <w:r>
+        <w:rPr>
+          <w:rStyle w:val="NormalTok"/>
+          <w:sz w:val="16"/>
+          <w:szCs w:val="18"/>
+        </w:rPr>
+        <w:t>symbol, Buy</w:t>
+      </w:r>
+      <w:r>
+        <w:rPr>
+          <w:rStyle w:val="OperatorTok"/>
+          <w:sz w:val="16"/>
+          <w:szCs w:val="18"/>
+        </w:rPr>
+        <w:t>=</w:t>
+      </w:r>
+      <w:r>
+        <w:rPr>
+          <w:rStyle w:val="NormalTok"/>
+          <w:sz w:val="16"/>
+          <w:szCs w:val="18"/>
+        </w:rPr>
+        <w:t>buy, Sell</w:t>
+      </w:r>
+      <w:r>
+        <w:rPr>
+          <w:rStyle w:val="OperatorTok"/>
+          <w:sz w:val="16"/>
+          <w:szCs w:val="18"/>
+        </w:rPr>
+        <w:t>=</w:t>
+      </w:r>
+      <w:r>
+        <w:rPr>
+          <w:rStyle w:val="NormalTok"/>
+          <w:sz w:val="16"/>
+          <w:szCs w:val="18"/>
+        </w:rPr>
+        <w:t>sell, Close</w:t>
+      </w:r>
+      <w:r>
+        <w:rPr>
+          <w:rStyle w:val="OperatorTok"/>
+          <w:sz w:val="16"/>
+          <w:szCs w:val="18"/>
+        </w:rPr>
+        <w:t>=</w:t>
+      </w:r>
+      <w:r>
+        <w:rPr>
+          <w:rStyle w:val="BuiltInTok"/>
+          <w:sz w:val="16"/>
+          <w:szCs w:val="18"/>
+        </w:rPr>
+        <w:t>round</w:t>
+      </w:r>
+      <w:r>
+        <w:rPr>
+          <w:rStyle w:val="NormalTok"/>
+          <w:sz w:val="16"/>
+          <w:szCs w:val="18"/>
+        </w:rPr>
+        <w:t>(</w:t>
+      </w:r>
+      <w:r>
+        <w:rPr>
+          <w:rStyle w:val="BuiltInTok"/>
+          <w:sz w:val="16"/>
+          <w:szCs w:val="18"/>
+        </w:rPr>
+        <w:t>float</w:t>
+      </w:r>
+      <w:r>
+        <w:rPr>
+          <w:rStyle w:val="NormalTok"/>
+          <w:sz w:val="16"/>
+          <w:szCs w:val="18"/>
+        </w:rPr>
+        <w:t xml:space="preserve">(close), </w:t>
+      </w:r>
+      <w:r>
+        <w:rPr>
+          <w:rStyle w:val="DecValTok"/>
+          <w:sz w:val="16"/>
+          <w:szCs w:val="18"/>
+        </w:rPr>
+        <w:t>4</w:t>
+      </w:r>
+      <w:r>
+        <w:rPr>
+          <w:rStyle w:val="NormalTok"/>
+          <w:sz w:val="16"/>
+          <w:szCs w:val="18"/>
+        </w:rPr>
+        <w:t>),</w:t>
+      </w:r>
+      <w:r>
+        <w:rPr>
+          <w:sz w:val="18"/>
+          <w:szCs w:val="18"/>
+        </w:rPr>
+        <w:br/>
+      </w:r>
+      <w:r>
+        <w:rPr>
+          <w:rStyle w:val="NormalTok"/>
+          <w:sz w:val="16"/>
+          <w:szCs w:val="18"/>
+        </w:rPr>
+        <w:t xml:space="preserve">               RSI</w:t>
+      </w:r>
+      <w:r>
+        <w:rPr>
+          <w:rStyle w:val="OperatorTok"/>
+          <w:sz w:val="16"/>
+          <w:szCs w:val="18"/>
+        </w:rPr>
+        <w:t>=</w:t>
+      </w:r>
+      <w:r>
+        <w:rPr>
+          <w:rStyle w:val="BuiltInTok"/>
+          <w:sz w:val="16"/>
+          <w:szCs w:val="18"/>
+        </w:rPr>
+        <w:t>round</w:t>
+      </w:r>
+      <w:r>
+        <w:rPr>
+          <w:rStyle w:val="NormalTok"/>
+          <w:sz w:val="16"/>
+          <w:szCs w:val="18"/>
+        </w:rPr>
+        <w:t xml:space="preserve">(rsi, </w:t>
+      </w:r>
+      <w:r>
+        <w:rPr>
+          <w:rStyle w:val="DecValTok"/>
+          <w:sz w:val="16"/>
+          <w:szCs w:val="18"/>
+        </w:rPr>
+        <w:t>2</w:t>
+      </w:r>
+      <w:r>
+        <w:rPr>
+          <w:rStyle w:val="NormalTok"/>
+          <w:sz w:val="16"/>
+          <w:szCs w:val="18"/>
+        </w:rPr>
+        <w:t>), Chop</w:t>
+      </w:r>
+      <w:r>
+        <w:rPr>
+          <w:rStyle w:val="OperatorTok"/>
+          <w:sz w:val="16"/>
+          <w:szCs w:val="18"/>
+        </w:rPr>
+        <w:t>=</w:t>
+      </w:r>
+      <w:r>
+        <w:rPr>
+          <w:rStyle w:val="NormalTok"/>
+          <w:sz w:val="16"/>
+          <w:szCs w:val="18"/>
+        </w:rPr>
+        <w:t>chop, AMAT</w:t>
+      </w:r>
+      <w:r>
+        <w:rPr>
+          <w:rStyle w:val="OperatorTok"/>
+          <w:sz w:val="16"/>
+          <w:szCs w:val="18"/>
+        </w:rPr>
+        <w:t>=</w:t>
+      </w:r>
+      <w:r>
+        <w:rPr>
+          <w:rStyle w:val="NormalTok"/>
+          <w:sz w:val="16"/>
+          <w:szCs w:val="18"/>
+        </w:rPr>
+        <w:t>amat,</w:t>
+      </w:r>
+      <w:r>
+        <w:rPr>
+          <w:sz w:val="18"/>
+          <w:szCs w:val="18"/>
+        </w:rPr>
+        <w:br/>
+      </w:r>
+      <w:r>
+        <w:rPr>
+          <w:rStyle w:val="NormalTok"/>
+          <w:sz w:val="16"/>
+          <w:szCs w:val="18"/>
+        </w:rPr>
+        <w:t xml:space="preserve">               Ichimoku_9</w:t>
+      </w:r>
+      <w:r>
+        <w:rPr>
+          <w:rStyle w:val="OperatorTok"/>
+          <w:sz w:val="16"/>
+          <w:szCs w:val="18"/>
+        </w:rPr>
+        <w:t>=</w:t>
+      </w:r>
+      <w:r>
+        <w:rPr>
+          <w:rStyle w:val="BuiltInTok"/>
+          <w:sz w:val="16"/>
+          <w:szCs w:val="18"/>
+        </w:rPr>
+        <w:t>round</w:t>
+      </w:r>
+      <w:r>
+        <w:rPr>
+          <w:rStyle w:val="NormalTok"/>
+          <w:sz w:val="16"/>
+          <w:szCs w:val="18"/>
+        </w:rPr>
+        <w:t>(</w:t>
+      </w:r>
+      <w:r>
+        <w:rPr>
+          <w:rStyle w:val="BuiltInTok"/>
+          <w:sz w:val="16"/>
+          <w:szCs w:val="18"/>
+        </w:rPr>
+        <w:t>float</w:t>
+      </w:r>
+      <w:r>
+        <w:rPr>
+          <w:rStyle w:val="NormalTok"/>
+          <w:sz w:val="16"/>
+          <w:szCs w:val="18"/>
+        </w:rPr>
+        <w:t xml:space="preserve">(isa_9), </w:t>
+      </w:r>
+      <w:r>
+        <w:rPr>
+          <w:rStyle w:val="DecValTok"/>
+          <w:sz w:val="16"/>
+          <w:szCs w:val="18"/>
+        </w:rPr>
+        <w:t>4</w:t>
+      </w:r>
+      <w:r>
+        <w:rPr>
+          <w:rStyle w:val="NormalTok"/>
+          <w:sz w:val="16"/>
+          <w:szCs w:val="18"/>
+        </w:rPr>
+        <w:t>), Ichimoku_26</w:t>
+      </w:r>
+      <w:r>
+        <w:rPr>
+          <w:rStyle w:val="OperatorTok"/>
+          <w:sz w:val="16"/>
+          <w:szCs w:val="18"/>
+        </w:rPr>
+        <w:t>=</w:t>
+      </w:r>
+      <w:r>
+        <w:rPr>
+          <w:rStyle w:val="BuiltInTok"/>
+          <w:sz w:val="16"/>
+          <w:szCs w:val="18"/>
+        </w:rPr>
+        <w:t>round</w:t>
+      </w:r>
+      <w:r>
+        <w:rPr>
+          <w:rStyle w:val="NormalTok"/>
+          <w:sz w:val="16"/>
+          <w:szCs w:val="18"/>
+        </w:rPr>
+        <w:t>(</w:t>
+      </w:r>
+      <w:r>
+        <w:rPr>
+          <w:rStyle w:val="BuiltInTok"/>
+          <w:sz w:val="16"/>
+          <w:szCs w:val="18"/>
+        </w:rPr>
+        <w:t>float</w:t>
+      </w:r>
+      <w:r>
+        <w:rPr>
+          <w:rStyle w:val="NormalTok"/>
+          <w:sz w:val="16"/>
+          <w:szCs w:val="18"/>
+        </w:rPr>
+        <w:t xml:space="preserve">(isb_26), </w:t>
+      </w:r>
+      <w:r>
+        <w:rPr>
+          <w:rStyle w:val="DecValTok"/>
+          <w:sz w:val="16"/>
+          <w:szCs w:val="18"/>
+        </w:rPr>
+        <w:t>4</w:t>
+      </w:r>
+      <w:r>
+        <w:rPr>
+          <w:rStyle w:val="NormalTok"/>
+          <w:sz w:val="16"/>
+          <w:szCs w:val="18"/>
+        </w:rPr>
+        <w:t>),</w:t>
+      </w:r>
+      <w:r>
+        <w:rPr>
+          <w:sz w:val="18"/>
+          <w:szCs w:val="18"/>
+        </w:rPr>
+        <w:br/>
+      </w:r>
+      <w:r>
+        <w:rPr>
+          <w:rStyle w:val="NormalTok"/>
+          <w:sz w:val="16"/>
+          <w:szCs w:val="18"/>
+        </w:rPr>
+        <w:t xml:space="preserve">               EMA_gt_Kalman</w:t>
+      </w:r>
+      <w:r>
+        <w:rPr>
+          <w:rStyle w:val="OperatorTok"/>
+          <w:sz w:val="16"/>
+          <w:szCs w:val="18"/>
+        </w:rPr>
+        <w:t>=</w:t>
+      </w:r>
+      <w:r>
+        <w:rPr>
+          <w:rStyle w:val="NormalTok"/>
+          <w:sz w:val="16"/>
+          <w:szCs w:val="18"/>
+        </w:rPr>
+        <w:t>ema_cross, Low_gt_Kalman</w:t>
+      </w:r>
+      <w:r>
+        <w:rPr>
+          <w:rStyle w:val="OperatorTok"/>
+          <w:sz w:val="16"/>
+          <w:szCs w:val="18"/>
+        </w:rPr>
+        <w:t>=</w:t>
+      </w:r>
+      <w:r>
+        <w:rPr>
+          <w:rStyle w:val="NormalTok"/>
+          <w:sz w:val="16"/>
+          <w:szCs w:val="18"/>
+        </w:rPr>
+        <w:t>above_kalman,</w:t>
+      </w:r>
+      <w:r>
+        <w:rPr>
+          <w:sz w:val="18"/>
+          <w:szCs w:val="18"/>
+        </w:rPr>
+        <w:br/>
+      </w:r>
+      <w:r>
+        <w:rPr>
+          <w:rStyle w:val="NormalTok"/>
+          <w:sz w:val="16"/>
+          <w:szCs w:val="18"/>
+        </w:rPr>
+        <w:t xml:space="preserve">               Doji</w:t>
+      </w:r>
+      <w:r>
+        <w:rPr>
+          <w:rStyle w:val="OperatorTok"/>
+          <w:sz w:val="16"/>
+          <w:szCs w:val="18"/>
+        </w:rPr>
+        <w:t>=</w:t>
+      </w:r>
+      <w:r>
+        <w:rPr>
+          <w:rStyle w:val="NormalTok"/>
+          <w:sz w:val="16"/>
+          <w:szCs w:val="18"/>
+        </w:rPr>
+        <w:t>doji, Dragonfly</w:t>
+      </w:r>
+      <w:r>
+        <w:rPr>
+          <w:rStyle w:val="OperatorTok"/>
+          <w:sz w:val="16"/>
+          <w:szCs w:val="18"/>
+        </w:rPr>
+        <w:t>=</w:t>
+      </w:r>
+      <w:r>
+        <w:rPr>
+          <w:rStyle w:val="NormalTok"/>
+          <w:sz w:val="16"/>
+          <w:szCs w:val="18"/>
+        </w:rPr>
+        <w:t>dragonfly, Gravestone</w:t>
+      </w:r>
+      <w:r>
+        <w:rPr>
+          <w:rStyle w:val="OperatorTok"/>
+          <w:sz w:val="16"/>
+          <w:szCs w:val="18"/>
+        </w:rPr>
+        <w:t>=</w:t>
+      </w:r>
+      <w:r>
+        <w:rPr>
+          <w:rStyle w:val="NormalTok"/>
+          <w:sz w:val="16"/>
+          <w:szCs w:val="18"/>
+        </w:rPr>
+        <w:t>gravestone,</w:t>
+      </w:r>
+      <w:r>
+        <w:rPr>
+          <w:sz w:val="18"/>
+          <w:szCs w:val="18"/>
+        </w:rPr>
+        <w:br/>
+      </w:r>
+      <w:r>
+        <w:rPr>
+          <w:rStyle w:val="NormalTok"/>
+          <w:sz w:val="16"/>
+          <w:szCs w:val="18"/>
+        </w:rPr>
+        <w:t xml:space="preserve">               MACD</w:t>
+      </w:r>
+      <w:r>
+        <w:rPr>
+          <w:rStyle w:val="OperatorTok"/>
+          <w:sz w:val="16"/>
+          <w:szCs w:val="18"/>
+        </w:rPr>
+        <w:t>=</w:t>
+      </w:r>
+      <w:r>
+        <w:rPr>
+          <w:rStyle w:val="BuiltInTok"/>
+          <w:sz w:val="16"/>
+          <w:szCs w:val="18"/>
+        </w:rPr>
+        <w:t>round</w:t>
+      </w:r>
+      <w:r>
+        <w:rPr>
+          <w:rStyle w:val="NormalTok"/>
+          <w:sz w:val="16"/>
+          <w:szCs w:val="18"/>
+        </w:rPr>
+        <w:t>(</w:t>
+      </w:r>
+      <w:r>
+        <w:rPr>
+          <w:rStyle w:val="BuiltInTok"/>
+          <w:sz w:val="16"/>
+          <w:szCs w:val="18"/>
+        </w:rPr>
+        <w:t>float</w:t>
+      </w:r>
+      <w:r>
+        <w:rPr>
+          <w:rStyle w:val="NormalTok"/>
+          <w:sz w:val="16"/>
+          <w:szCs w:val="18"/>
+        </w:rPr>
+        <w:t>(macd),</w:t>
+      </w:r>
+      <w:r>
+        <w:rPr>
+          <w:rStyle w:val="DecValTok"/>
+          <w:sz w:val="16"/>
+          <w:szCs w:val="18"/>
+        </w:rPr>
+        <w:t>4</w:t>
+      </w:r>
+      <w:r>
+        <w:rPr>
+          <w:rStyle w:val="NormalTok"/>
+          <w:sz w:val="16"/>
+          <w:szCs w:val="18"/>
+        </w:rPr>
+        <w:t>), MACD_Signal</w:t>
+      </w:r>
+      <w:r>
+        <w:rPr>
+          <w:rStyle w:val="OperatorTok"/>
+          <w:sz w:val="16"/>
+          <w:szCs w:val="18"/>
+        </w:rPr>
+        <w:t>=</w:t>
+      </w:r>
+      <w:r>
+        <w:rPr>
+          <w:rStyle w:val="BuiltInTok"/>
+          <w:sz w:val="16"/>
+          <w:szCs w:val="18"/>
+        </w:rPr>
+        <w:t>round</w:t>
+      </w:r>
+      <w:r>
+        <w:rPr>
+          <w:rStyle w:val="NormalTok"/>
+          <w:sz w:val="16"/>
+          <w:szCs w:val="18"/>
+        </w:rPr>
+        <w:t>(</w:t>
+      </w:r>
+      <w:r>
+        <w:rPr>
+          <w:rStyle w:val="BuiltInTok"/>
+          <w:sz w:val="16"/>
+          <w:szCs w:val="18"/>
+        </w:rPr>
+        <w:t>float</w:t>
+      </w:r>
+      <w:r>
+        <w:rPr>
+          <w:rStyle w:val="NormalTok"/>
+          <w:sz w:val="16"/>
+          <w:szCs w:val="18"/>
+        </w:rPr>
+        <w:t>(sig),</w:t>
+      </w:r>
+      <w:r>
+        <w:rPr>
+          <w:rStyle w:val="DecValTok"/>
+          <w:sz w:val="16"/>
+          <w:szCs w:val="18"/>
+        </w:rPr>
+        <w:t>4</w:t>
+      </w:r>
+      <w:r>
+        <w:rPr>
+          <w:rStyle w:val="NormalTok"/>
+          <w:sz w:val="16"/>
+          <w:szCs w:val="18"/>
+        </w:rPr>
+        <w:t>),</w:t>
+      </w:r>
+      <w:r>
+        <w:rPr>
+          <w:sz w:val="18"/>
+          <w:szCs w:val="18"/>
+        </w:rPr>
+        <w:br/>
+      </w:r>
+      <w:r>
+        <w:rPr>
+          <w:rStyle w:val="NormalTok"/>
+          <w:sz w:val="16"/>
+          <w:szCs w:val="18"/>
+        </w:rPr>
+        <w:t xml:space="preserve">               MACD_Buy</w:t>
+      </w:r>
+      <w:r>
+        <w:rPr>
+          <w:rStyle w:val="OperatorTok"/>
+          <w:sz w:val="16"/>
+          <w:szCs w:val="18"/>
+        </w:rPr>
+        <w:t>=</w:t>
+      </w:r>
+      <w:r>
+        <w:rPr>
+          <w:rStyle w:val="NormalTok"/>
+          <w:sz w:val="16"/>
+          <w:szCs w:val="18"/>
+        </w:rPr>
+        <w:t>macd_buy, MACD_Sell</w:t>
+      </w:r>
+      <w:r>
+        <w:rPr>
+          <w:rStyle w:val="OperatorTok"/>
+          <w:sz w:val="16"/>
+          <w:szCs w:val="18"/>
+        </w:rPr>
+        <w:t>=</w:t>
+      </w:r>
+      <w:r>
+        <w:rPr>
+          <w:rStyle w:val="NormalTok"/>
+          <w:sz w:val="16"/>
+          <w:szCs w:val="18"/>
+        </w:rPr>
+        <w:t>macd_sell, MACD_below_zero</w:t>
+      </w:r>
+      <w:r>
+        <w:rPr>
+          <w:rStyle w:val="OperatorTok"/>
+          <w:sz w:val="16"/>
+          <w:szCs w:val="18"/>
+        </w:rPr>
+        <w:t>=</w:t>
+      </w:r>
+      <w:r>
+        <w:rPr>
+          <w:rStyle w:val="NormalTok"/>
+          <w:sz w:val="16"/>
+          <w:szCs w:val="18"/>
+        </w:rPr>
+        <w:t>macd_below_zero)</w:t>
+      </w:r>
+      <w:r>
+        <w:rPr>
+          <w:sz w:val="18"/>
+          <w:szCs w:val="18"/>
+        </w:rPr>
+        <w:br/>
+      </w:r>
+      <w:r>
+        <w:rPr>
+          <w:rStyle w:val="NormalTok"/>
+          <w:sz w:val="16"/>
+          <w:szCs w:val="18"/>
+        </w:rPr>
+        <w:t xml:space="preserve">               </w:t>
+      </w:r>
+      <w:r>
+        <w:rPr>
+          <w:sz w:val="18"/>
+          <w:szCs w:val="18"/>
+        </w:rPr>
+        <w:br/>
+      </w:r>
+      <w:r>
+        <w:rPr>
+          <w:rStyle w:val="NormalTok"/>
+          <w:sz w:val="16"/>
+          <w:szCs w:val="18"/>
+        </w:rPr>
+        <w:t xml:space="preserve">    </w:t>
+      </w:r>
+      <w:r>
+        <w:rPr>
+          <w:rStyle w:val="ControlFlowTok"/>
+          <w:sz w:val="16"/>
+          <w:szCs w:val="18"/>
+        </w:rPr>
+        <w:t>return</w:t>
+      </w:r>
+      <w:r>
+        <w:rPr>
+          <w:rStyle w:val="NormalTok"/>
+          <w:sz w:val="16"/>
+          <w:szCs w:val="18"/>
+        </w:rPr>
+        <w:t xml:space="preserve"> df, row</w:t>
+      </w:r>
+      <w:r>
+        <w:rPr>
+          <w:sz w:val="18"/>
+          <w:szCs w:val="18"/>
+        </w:rPr>
+        <w:br/>
+      </w:r>
+      <w:r>
+        <w:rPr>
+          <w:sz w:val="18"/>
+          <w:szCs w:val="18"/>
+        </w:rPr>
+        <w:br/>
+      </w:r>
+      <w:r>
+        <w:rPr>
+          <w:rStyle w:val="KeywordTok"/>
+          <w:sz w:val="16"/>
+          <w:szCs w:val="18"/>
+        </w:rPr>
+        <w:t>def</w:t>
+      </w:r>
+      <w:r>
+        <w:rPr>
+          <w:rStyle w:val="NormalTok"/>
+          <w:sz w:val="16"/>
+          <w:szCs w:val="18"/>
+        </w:rPr>
+        <w:t xml:space="preserve"> plot(symbol):</w:t>
+      </w:r>
+      <w:r>
+        <w:rPr>
+          <w:sz w:val="18"/>
+          <w:szCs w:val="18"/>
+        </w:rPr>
+        <w:br/>
+      </w:r>
+      <w:r>
+        <w:rPr>
+          <w:rStyle w:val="NormalTok"/>
+          <w:sz w:val="16"/>
+          <w:szCs w:val="18"/>
+        </w:rPr>
+        <w:t xml:space="preserve">    df, _ </w:t>
+      </w:r>
+      <w:r>
+        <w:rPr>
+          <w:rStyle w:val="OperatorTok"/>
+          <w:sz w:val="16"/>
+          <w:szCs w:val="18"/>
+        </w:rPr>
+        <w:t>=</w:t>
+      </w:r>
+      <w:r>
+        <w:rPr>
+          <w:rStyle w:val="NormalTok"/>
+          <w:sz w:val="16"/>
+          <w:szCs w:val="18"/>
+        </w:rPr>
+        <w:t xml:space="preserve"> calculate_indicator(symbol)</w:t>
+      </w:r>
+      <w:r>
+        <w:rPr>
+          <w:sz w:val="18"/>
+          <w:szCs w:val="18"/>
+        </w:rPr>
+        <w:br/>
+      </w:r>
+      <w:r>
+        <w:rPr>
+          <w:rStyle w:val="NormalTok"/>
+          <w:sz w:val="16"/>
+          <w:szCs w:val="18"/>
+        </w:rPr>
+        <w:t xml:space="preserve">    fig </w:t>
+      </w:r>
+      <w:r>
+        <w:rPr>
+          <w:rStyle w:val="OperatorTok"/>
+          <w:sz w:val="16"/>
+          <w:szCs w:val="18"/>
+        </w:rPr>
+        <w:t>=</w:t>
+      </w:r>
+      <w:r>
+        <w:rPr>
+          <w:rStyle w:val="NormalTok"/>
+          <w:sz w:val="16"/>
+          <w:szCs w:val="18"/>
+        </w:rPr>
+        <w:t xml:space="preserve"> </w:t>
+      </w:r>
       <w:proofErr w:type="spellStart"/>
       <w:r>
         <w:rPr>
@@ -8989,7 +8914,7 @@
           <w:sz w:val="16"/>
           <w:szCs w:val="18"/>
         </w:rPr>
-        <w:t>df.low</w:t>
+        <w:t>go.Figure</w:t>
       </w:r>
       <w:proofErr w:type="spellEnd"/>
       <w:r>
@@ -8998,7 +8923,25 @@
           <w:sz w:val="16"/>
           <w:szCs w:val="18"/>
         </w:rPr>
-        <w:t>, close</w:t>
+        <w:t>(</w:t>
+      </w:r>
+      <w:proofErr w:type="spellStart"/>
+      <w:r>
+        <w:rPr>
+          <w:rStyle w:val="NormalTok"/>
+          <w:sz w:val="16"/>
+          <w:szCs w:val="18"/>
+        </w:rPr>
+        <w:t>go.Candlestick</w:t>
+      </w:r>
+      <w:proofErr w:type="spellEnd"/>
+      <w:r>
+        <w:rPr>
+          <w:rStyle w:val="NormalTok"/>
+          <w:sz w:val="16"/>
+          <w:szCs w:val="18"/>
+        </w:rPr>
+        <w:t>(x</w:t>
       </w:r>
       <w:r>
         <w:rPr>
@@ -9015,7 +8958,7 @@
           <w:sz w:val="16"/>
           <w:szCs w:val="18"/>
         </w:rPr>
-        <w:t>df.close</w:t>
+        <w:t>df.index</w:t>
       </w:r>
       <w:proofErr w:type="spellEnd"/>
       <w:r>
@@ -9024,7 +8967,15 @@
           <w:sz w:val="16"/>
           <w:szCs w:val="18"/>
         </w:rPr>
-        <w:t>, name</w:t>
+        <w:t xml:space="preserve">, </w:t>
+      </w:r>
+      <w:r>
+        <w:rPr>
+          <w:rStyle w:val="BuiltInTok"/>
+          <w:sz w:val="16"/>
+          <w:szCs w:val="18"/>
+        </w:rPr>
+        <w:t>open</w:t>
       </w:r>
       <w:r>
         <w:rPr>
@@ -9034,29 +8985,6 @@
         </w:rPr>
         <w:t>=</w:t>
       </w:r>
-      <w:r>
-        <w:rPr>
-          <w:rStyle w:val="NormalTok"/>
-          <w:sz w:val="16"/>
-          <w:szCs w:val="18"/>
-        </w:rPr>
-        <w:t>symbol))</w:t>
-      </w:r>
-      <w:r>
-        <w:rPr>
-          <w:sz w:val="18"/>
-          <w:szCs w:val="18"/>
-        </w:rPr>
-        <w:br/>
-      </w:r>
-      <w:r>
-        <w:rPr>
-          <w:rStyle w:val="NormalTok"/>
-          <w:sz w:val="16"/>
-          <w:szCs w:val="18"/>
-        </w:rPr>
-        <w:t xml:space="preserve">    </w:t>
-      </w:r>
       <w:proofErr w:type="spellStart"/>
       <w:r>
         <w:rPr>
@@ -9064,7 +8992,15 @@
           <w:sz w:val="16"/>
           <w:szCs w:val="18"/>
         </w:rPr>
-        <w:t>fig.add_trace</w:t>
+        <w:t>df.</w:t>
+      </w:r>
+      <w:r>
+        <w:rPr>
+          <w:rStyle w:val="BuiltInTok"/>
+          <w:sz w:val="16"/>
+          <w:szCs w:val="18"/>
+        </w:rPr>
+        <w:t>open</w:t>
       </w:r>
       <w:proofErr w:type="spellEnd"/>
       <w:r>
@@ -9073,111 +9009,7 @@
           <w:sz w:val="16"/>
           <w:szCs w:val="18"/>
         </w:rPr>
-        <w:t>(</w:t>
-      </w:r>
-      <w:proofErr w:type="spellStart"/>
-      <w:r>
-        <w:rPr>
-          <w:rStyle w:val="NormalTok"/>
-          <w:sz w:val="16"/>
-          <w:szCs w:val="18"/>
-        </w:rPr>
-        <w:t>go.Scatter</w:t>
-      </w:r>
-      <w:proofErr w:type="spellEnd"/>
-      <w:r>
-        <w:rPr>
-          <w:rStyle w:val="NormalTok"/>
-          <w:sz w:val="16"/>
-          <w:szCs w:val="18"/>
-        </w:rPr>
-        <w:t>(x</w:t>
-      </w:r>
-      <w:r>
-        <w:rPr>
-          <w:rStyle w:val="OperatorTok"/>
-          <w:sz w:val="16"/>
-          <w:szCs w:val="18"/>
-        </w:rPr>
-        <w:t>=</w:t>
-      </w:r>
-      <w:proofErr w:type="spellStart"/>
-      <w:r>
-        <w:rPr>
-          <w:rStyle w:val="NormalTok"/>
-          <w:sz w:val="16"/>
-          <w:szCs w:val="18"/>
-        </w:rPr>
-        <w:t>df.index</w:t>
-      </w:r>
-      <w:proofErr w:type="spellEnd"/>
-      <w:r>
-        <w:rPr>
-          <w:rStyle w:val="NormalTok"/>
-          <w:sz w:val="16"/>
-          <w:szCs w:val="18"/>
-        </w:rPr>
-        <w:t>, y</w:t>
-      </w:r>
-      <w:r>
-        <w:rPr>
-          <w:rStyle w:val="OperatorTok"/>
-          <w:sz w:val="16"/>
-          <w:szCs w:val="18"/>
-        </w:rPr>
-        <w:t>=</w:t>
-      </w:r>
-      <w:proofErr w:type="spellStart"/>
-      <w:r>
-        <w:rPr>
-          <w:rStyle w:val="NormalTok"/>
-          <w:sz w:val="16"/>
-          <w:szCs w:val="18"/>
-        </w:rPr>
-        <w:t>df</w:t>
-      </w:r>
-      <w:proofErr w:type="spellEnd"/>
-      <w:r>
-        <w:rPr>
-          <w:rStyle w:val="NormalTok"/>
-          <w:sz w:val="16"/>
-          <w:szCs w:val="18"/>
-        </w:rPr>
-        <w:t>[</w:t>
-      </w:r>
-      <w:r>
-        <w:rPr>
-          <w:rStyle w:val="StringTok"/>
-          <w:sz w:val="16"/>
-          <w:szCs w:val="18"/>
-        </w:rPr>
-        <w:t>"</w:t>
-      </w:r>
-      <w:proofErr w:type="spellStart"/>
-      <w:r>
-        <w:rPr>
-          <w:rStyle w:val="StringTok"/>
-          <w:sz w:val="16"/>
-          <w:szCs w:val="18"/>
-        </w:rPr>
-        <w:t>kf_mean</w:t>
-      </w:r>
-      <w:proofErr w:type="spellEnd"/>
-      <w:r>
-        <w:rPr>
-          <w:rStyle w:val="StringTok"/>
-          <w:sz w:val="16"/>
-          <w:szCs w:val="18"/>
-        </w:rPr>
-        <w:t>"</w:t>
-      </w:r>
-      <w:r>
-        <w:rPr>
-          <w:rStyle w:val="NormalTok"/>
-          <w:sz w:val="16"/>
-          <w:szCs w:val="18"/>
-        </w:rPr>
-        <w:t>],</w:t>
+        <w:t xml:space="preserve">, </w:t>
       </w:r>
     </w:p>
     <w:p>
@@ -9197,7 +9029,7 @@
           <w:sz w:val="16"/>
           <w:szCs w:val="18"/>
         </w:rPr>
-        <w:t xml:space="preserve"> name</w:t>
+        <w:t>high</w:t>
       </w:r>
       <w:r>
         <w:rPr>
@@ -9207,242 +9039,228 @@
         </w:rPr>
         <w:t>=</w:t>
       </w:r>
+      <w:proofErr w:type="spellStart"/>
+      <w:r>
+        <w:rPr>
+          <w:rStyle w:val="NormalTok"/>
+          <w:sz w:val="16"/>
+          <w:szCs w:val="18"/>
+        </w:rPr>
+        <w:t>df.high</w:t>
+      </w:r>
+      <w:proofErr w:type="spellEnd"/>
+      <w:r>
+        <w:rPr>
+          <w:rStyle w:val="NormalTok"/>
+          <w:sz w:val="16"/>
+          <w:szCs w:val="18"/>
+        </w:rPr>
+        <w:t>, low</w:t>
+      </w:r>
+      <w:r>
+        <w:rPr>
+          <w:rStyle w:val="OperatorTok"/>
+          <w:sz w:val="16"/>
+          <w:szCs w:val="18"/>
+        </w:rPr>
+        <w:t>=</w:t>
+      </w:r>
+      <w:proofErr w:type="spellStart"/>
+      <w:r>
+        <w:rPr>
+          <w:rStyle w:val="NormalTok"/>
+          <w:sz w:val="16"/>
+          <w:szCs w:val="18"/>
+        </w:rPr>
+        <w:t>df.low</w:t>
+      </w:r>
+      <w:proofErr w:type="spellEnd"/>
+      <w:r>
+        <w:rPr>
+          <w:rStyle w:val="NormalTok"/>
+          <w:sz w:val="16"/>
+          <w:szCs w:val="18"/>
+        </w:rPr>
+        <w:t>, close</w:t>
+      </w:r>
+      <w:r>
+        <w:rPr>
+          <w:rStyle w:val="OperatorTok"/>
+          <w:sz w:val="16"/>
+          <w:szCs w:val="18"/>
+        </w:rPr>
+        <w:t>=</w:t>
+      </w:r>
+      <w:proofErr w:type="spellStart"/>
+      <w:r>
+        <w:rPr>
+          <w:rStyle w:val="NormalTok"/>
+          <w:sz w:val="16"/>
+          <w:szCs w:val="18"/>
+        </w:rPr>
+        <w:t>df.close</w:t>
+      </w:r>
+      <w:proofErr w:type="spellEnd"/>
+      <w:r>
+        <w:rPr>
+          <w:rStyle w:val="NormalTok"/>
+          <w:sz w:val="16"/>
+          <w:szCs w:val="18"/>
+        </w:rPr>
+        <w:t>, name</w:t>
+      </w:r>
+      <w:r>
+        <w:rPr>
+          <w:rStyle w:val="OperatorTok"/>
+          <w:sz w:val="16"/>
+          <w:szCs w:val="18"/>
+        </w:rPr>
+        <w:t>=</w:t>
+      </w:r>
+      <w:r>
+        <w:rPr>
+          <w:rStyle w:val="NormalTok"/>
+          <w:sz w:val="16"/>
+          <w:szCs w:val="18"/>
+        </w:rPr>
+        <w:t>symbol))</w:t>
+      </w:r>
+      <w:r>
+        <w:rPr>
+          <w:sz w:val="18"/>
+          <w:szCs w:val="18"/>
+        </w:rPr>
+        <w:br/>
+      </w:r>
+      <w:r>
+        <w:rPr>
+          <w:rStyle w:val="NormalTok"/>
+          <w:sz w:val="16"/>
+          <w:szCs w:val="18"/>
+        </w:rPr>
+        <w:t xml:space="preserve">    </w:t>
+      </w:r>
+      <w:proofErr w:type="spellStart"/>
+      <w:r>
+        <w:rPr>
+          <w:rStyle w:val="NormalTok"/>
+          <w:sz w:val="16"/>
+          <w:szCs w:val="18"/>
+        </w:rPr>
+        <w:t>fig.add_trace</w:t>
+      </w:r>
+      <w:proofErr w:type="spellEnd"/>
+      <w:r>
+        <w:rPr>
+          <w:rStyle w:val="NormalTok"/>
+          <w:sz w:val="16"/>
+          <w:szCs w:val="18"/>
+        </w:rPr>
+        <w:t>(</w:t>
+      </w:r>
+      <w:proofErr w:type="spellStart"/>
+      <w:r>
+        <w:rPr>
+          <w:rStyle w:val="NormalTok"/>
+          <w:sz w:val="16"/>
+          <w:szCs w:val="18"/>
+        </w:rPr>
+        <w:t>go.Scatter</w:t>
+      </w:r>
+      <w:proofErr w:type="spellEnd"/>
+      <w:r>
+        <w:rPr>
+          <w:rStyle w:val="NormalTok"/>
+          <w:sz w:val="16"/>
+          <w:szCs w:val="18"/>
+        </w:rPr>
+        <w:t>(x</w:t>
+      </w:r>
+      <w:r>
+        <w:rPr>
+          <w:rStyle w:val="OperatorTok"/>
+          <w:sz w:val="16"/>
+          <w:szCs w:val="18"/>
+        </w:rPr>
+        <w:t>=</w:t>
+      </w:r>
+      <w:proofErr w:type="spellStart"/>
+      <w:r>
+        <w:rPr>
+          <w:rStyle w:val="NormalTok"/>
+          <w:sz w:val="16"/>
+          <w:szCs w:val="18"/>
+        </w:rPr>
+        <w:t>df.index</w:t>
+      </w:r>
+      <w:proofErr w:type="spellEnd"/>
+      <w:r>
+        <w:rPr>
+          <w:rStyle w:val="NormalTok"/>
+          <w:sz w:val="16"/>
+          <w:szCs w:val="18"/>
+        </w:rPr>
+        <w:t>, y</w:t>
+      </w:r>
+      <w:r>
+        <w:rPr>
+          <w:rStyle w:val="OperatorTok"/>
+          <w:sz w:val="16"/>
+          <w:szCs w:val="18"/>
+        </w:rPr>
+        <w:t>=</w:t>
+      </w:r>
+      <w:proofErr w:type="spellStart"/>
+      <w:r>
+        <w:rPr>
+          <w:rStyle w:val="NormalTok"/>
+          <w:sz w:val="16"/>
+          <w:szCs w:val="18"/>
+        </w:rPr>
+        <w:t>df</w:t>
+      </w:r>
+      <w:proofErr w:type="spellEnd"/>
+      <w:r>
+        <w:rPr>
+          <w:rStyle w:val="NormalTok"/>
+          <w:sz w:val="16"/>
+          <w:szCs w:val="18"/>
+        </w:rPr>
+        <w:t>[</w:t>
+      </w:r>
       <w:r>
         <w:rPr>
           <w:rStyle w:val="StringTok"/>
           <w:sz w:val="16"/>
           <w:szCs w:val="18"/>
         </w:rPr>
-        <w:t>"Kalman"</w:t>
-      </w:r>
-      <w:r>
-        <w:rPr>
-          <w:rStyle w:val="NormalTok"/>
-          <w:sz w:val="16"/>
-          <w:szCs w:val="18"/>
-        </w:rPr>
-        <w:t>, line</w:t>
-      </w:r>
-      <w:r>
-        <w:rPr>
-          <w:rStyle w:val="OperatorTok"/>
-          <w:sz w:val="16"/>
-          <w:szCs w:val="18"/>
-        </w:rPr>
-        <w:t>=</w:t>
+        <w:t>"</w:t>
       </w:r>
       <w:proofErr w:type="spellStart"/>
       <w:r>
         <w:rPr>
-          <w:rStyle w:val="BuiltInTok"/>
-          <w:sz w:val="16"/>
-          <w:szCs w:val="18"/>
-        </w:rPr>
-        <w:t>dict</w:t>
+          <w:rStyle w:val="StringTok"/>
+          <w:sz w:val="16"/>
+          <w:szCs w:val="18"/>
+        </w:rPr>
+        <w:t>kf_mean</w:t>
       </w:r>
       <w:proofErr w:type="spellEnd"/>
       <w:r>
         <w:rPr>
-          <w:rStyle w:val="NormalTok"/>
-          <w:sz w:val="16"/>
-          <w:szCs w:val="18"/>
-        </w:rPr>
-        <w:t>(color</w:t>
-      </w:r>
-      <w:r>
-        <w:rPr>
-          <w:rStyle w:val="OperatorTok"/>
-          <w:sz w:val="16"/>
-          <w:szCs w:val="18"/>
-        </w:rPr>
-        <w:t>=</w:t>
-      </w:r>
-      <w:r>
-        <w:rPr>
           <w:rStyle w:val="StringTok"/>
           <w:sz w:val="16"/>
           <w:szCs w:val="18"/>
         </w:rPr>
-        <w:t>"orange"</w:t>
-      </w:r>
-      <w:r>
-        <w:rPr>
-          <w:rStyle w:val="NormalTok"/>
-          <w:sz w:val="16"/>
-          <w:szCs w:val="18"/>
-        </w:rPr>
-        <w:t>, width</w:t>
-      </w:r>
-      <w:r>
-        <w:rPr>
-          <w:rStyle w:val="OperatorTok"/>
-          <w:sz w:val="16"/>
-          <w:szCs w:val="18"/>
-        </w:rPr>
-        <w:t>=</w:t>
-      </w:r>
-      <w:r>
-        <w:rPr>
-          <w:rStyle w:val="DecValTok"/>
-          <w:sz w:val="16"/>
-          <w:szCs w:val="18"/>
-        </w:rPr>
-        <w:t>2</w:t>
-      </w:r>
-      <w:r>
-        <w:rPr>
-          <w:rStyle w:val="NormalTok"/>
-          <w:sz w:val="16"/>
-          <w:szCs w:val="18"/>
-        </w:rPr>
-        <w:t>), opacity</w:t>
-      </w:r>
-      <w:r>
-        <w:rPr>
-          <w:rStyle w:val="OperatorTok"/>
-          <w:sz w:val="16"/>
-          <w:szCs w:val="18"/>
-        </w:rPr>
-        <w:t>=</w:t>
-      </w:r>
-      <w:r>
-        <w:rPr>
-          <w:rStyle w:val="FloatTok"/>
-          <w:sz w:val="16"/>
-          <w:szCs w:val="18"/>
-        </w:rPr>
-        <w:t>0.7</w:t>
-      </w:r>
-      <w:r>
-        <w:rPr>
-          <w:rStyle w:val="NormalTok"/>
-          <w:sz w:val="16"/>
-          <w:szCs w:val="18"/>
-        </w:rPr>
-        <w:t>))</w:t>
-      </w:r>
-    </w:p>
-    <w:p>
-      <w:pPr>
-        <w:pStyle w:val="SourceCode"/>
-        <w:spacing w:after="0"/>
-        <w:rPr>
-          <w:rStyle w:val="NormalTok"/>
-          <w:sz w:val="16"/>
-          <w:szCs w:val="18"/>
-        </w:rPr>
-      </w:pPr>
-      <w:r>
-        <w:rPr>
-          <w:rStyle w:val="NormalTok"/>
-          <w:sz w:val="16"/>
-          <w:szCs w:val="18"/>
-        </w:rPr>
-        <w:t xml:space="preserve">    </w:t>
-      </w:r>
-      <w:proofErr w:type="spellStart"/>
-      <w:r>
-        <w:rPr>
-          <w:rStyle w:val="NormalTok"/>
-          <w:sz w:val="16"/>
-          <w:szCs w:val="18"/>
-        </w:rPr>
-        <w:t>fig.add_trace</w:t>
-      </w:r>
-      <w:proofErr w:type="spellEnd"/>
-      <w:r>
-        <w:rPr>
-          <w:rStyle w:val="NormalTok"/>
-          <w:sz w:val="16"/>
-          <w:szCs w:val="18"/>
-        </w:rPr>
-        <w:t>(</w:t>
-      </w:r>
-      <w:proofErr w:type="spellStart"/>
-      <w:r>
-        <w:rPr>
-          <w:rStyle w:val="NormalTok"/>
-          <w:sz w:val="16"/>
-          <w:szCs w:val="18"/>
-        </w:rPr>
-        <w:t>go.Scatter</w:t>
-      </w:r>
-      <w:proofErr w:type="spellEnd"/>
-      <w:r>
-        <w:rPr>
-          <w:rStyle w:val="NormalTok"/>
-          <w:sz w:val="16"/>
-          <w:szCs w:val="18"/>
-        </w:rPr>
-        <w:t>(x</w:t>
-      </w:r>
-      <w:r>
-        <w:rPr>
-          <w:rStyle w:val="OperatorTok"/>
-          <w:sz w:val="16"/>
-          <w:szCs w:val="18"/>
-        </w:rPr>
-        <w:t>=</w:t>
-      </w:r>
-      <w:proofErr w:type="spellStart"/>
-      <w:r>
-        <w:rPr>
-          <w:rStyle w:val="NormalTok"/>
-          <w:sz w:val="16"/>
-          <w:szCs w:val="18"/>
-        </w:rPr>
-        <w:t>df.index</w:t>
-      </w:r>
-      <w:proofErr w:type="spellEnd"/>
-      <w:r>
-        <w:rPr>
-          <w:rStyle w:val="NormalTok"/>
-          <w:sz w:val="16"/>
-          <w:szCs w:val="18"/>
-        </w:rPr>
-        <w:t>, y</w:t>
-      </w:r>
-      <w:r>
-        <w:rPr>
-          <w:rStyle w:val="OperatorTok"/>
-          <w:sz w:val="16"/>
-          <w:szCs w:val="18"/>
-        </w:rPr>
-        <w:t>=</w:t>
-      </w:r>
-      <w:proofErr w:type="spellStart"/>
-      <w:r>
-        <w:rPr>
-          <w:rStyle w:val="NormalTok"/>
-          <w:sz w:val="16"/>
-          <w:szCs w:val="18"/>
-        </w:rPr>
-        <w:t>df</w:t>
-      </w:r>
-      <w:proofErr w:type="spellEnd"/>
-      <w:r>
-        <w:rPr>
-          <w:rStyle w:val="NormalTok"/>
-          <w:sz w:val="16"/>
-          <w:szCs w:val="18"/>
-        </w:rPr>
-        <w:t>[</w:t>
-      </w:r>
-      <w:r>
-        <w:rPr>
-          <w:rStyle w:val="StringTok"/>
-          <w:sz w:val="16"/>
-          <w:szCs w:val="18"/>
-        </w:rPr>
-        <w:t>"EMA_14"</w:t>
-      </w:r>
-      <w:r>
-        <w:rPr>
-          <w:rStyle w:val="NormalTok"/>
-          <w:sz w:val="16"/>
-          <w:szCs w:val="18"/>
-        </w:rPr>
-        <w:t xml:space="preserve">], </w:t>
+        <w:t>"</w:t>
+      </w:r>
+      <w:r>
+        <w:rPr>
+          <w:rStyle w:val="NormalTok"/>
+          <w:sz w:val="16"/>
+          <w:szCs w:val="18"/>
+        </w:rPr>
+        <w:t>],</w:t>
       </w:r>
     </w:p>
     <w:p>
@@ -9451,7 +9269,8 @@
         <w:spacing w:after="0"/>
         <w:ind w:firstLine="720"/>
         <w:rPr>
-          <w:sz w:val="18"/>
+          <w:rStyle w:val="NormalTok"/>
+          <w:sz w:val="16"/>
           <w:szCs w:val="18"/>
         </w:rPr>
       </w:pPr>
@@ -9461,7 +9280,7 @@
           <w:sz w:val="16"/>
           <w:szCs w:val="18"/>
         </w:rPr>
-        <w:t>name</w:t>
+        <w:t xml:space="preserve"> name</w:t>
       </w:r>
       <w:r>
         <w:rPr>
@@ -9477,7 +9296,7 @@
           <w:sz w:val="16"/>
           <w:szCs w:val="18"/>
         </w:rPr>
-        <w:t>"EMA-14"</w:t>
+        <w:t>"Kalman"</w:t>
       </w:r>
       <w:r>
         <w:rPr>
@@ -9527,7 +9346,7 @@
           <w:sz w:val="16"/>
           <w:szCs w:val="18"/>
         </w:rPr>
-        <w:t>"purple"</w:t>
+        <w:t>"orange"</w:t>
       </w:r>
       <w:r>
         <w:rPr>
@@ -9584,386 +9403,668 @@
           <w:szCs w:val="18"/>
         </w:rPr>
         <w:t>))</w:t>
-      </w:r>
-      <w:r>
-        <w:rPr>
-          <w:sz w:val="18"/>
-          <w:szCs w:val="18"/>
-        </w:rPr>
-        <w:br/>
-      </w:r>
-      <w:r>
-        <w:rPr>
-          <w:rStyle w:val="NormalTok"/>
-          <w:sz w:val="16"/>
-          <w:szCs w:val="18"/>
-        </w:rPr>
-        <w:t xml:space="preserve">    fig.update_layout(title</w:t>
-      </w:r>
-      <w:r>
-        <w:rPr>
-          <w:rStyle w:val="OperatorTok"/>
-          <w:sz w:val="16"/>
-          <w:szCs w:val="18"/>
-        </w:rPr>
-        <w:t>=</w:t>
-      </w:r>
-      <w:r>
-        <w:rPr>
-          <w:rStyle w:val="NormalTok"/>
-          <w:sz w:val="16"/>
-          <w:szCs w:val="18"/>
-        </w:rPr>
-        <w:t>symbol, xaxis_rangeslider_visible</w:t>
-      </w:r>
-      <w:r>
-        <w:rPr>
-          <w:rStyle w:val="OperatorTok"/>
-          <w:sz w:val="16"/>
-          <w:szCs w:val="18"/>
-        </w:rPr>
-        <w:t>=</w:t>
-      </w:r>
-      <w:r>
-        <w:rPr>
-          <w:rStyle w:val="VariableTok"/>
-          <w:sz w:val="16"/>
-          <w:szCs w:val="18"/>
-        </w:rPr>
-        <w:t>False</w:t>
-      </w:r>
-      <w:r>
-        <w:rPr>
-          <w:rStyle w:val="NormalTok"/>
-          <w:sz w:val="16"/>
-          <w:szCs w:val="18"/>
-        </w:rPr>
-        <w:t>)</w:t>
-      </w:r>
-      <w:r>
-        <w:rPr>
-          <w:sz w:val="18"/>
-          <w:szCs w:val="18"/>
-        </w:rPr>
-        <w:br/>
-      </w:r>
-      <w:r>
-        <w:rPr>
-          <w:rStyle w:val="NormalTok"/>
-          <w:sz w:val="16"/>
-          <w:szCs w:val="18"/>
-        </w:rPr>
-        <w:t xml:space="preserve">    </w:t>
-      </w:r>
-      <w:r>
-        <w:rPr>
-          <w:rStyle w:val="ControlFlowTok"/>
-          <w:sz w:val="16"/>
-          <w:szCs w:val="18"/>
-        </w:rPr>
-        <w:t>return</w:t>
-      </w:r>
-      <w:r>
-        <w:rPr>
-          <w:rStyle w:val="NormalTok"/>
-          <w:sz w:val="16"/>
-          <w:szCs w:val="18"/>
-        </w:rPr>
-        <w:t xml:space="preserve"> fig</w:t>
-      </w:r>
-      <w:r>
-        <w:rPr>
-          <w:sz w:val="18"/>
-          <w:szCs w:val="18"/>
-        </w:rPr>
-        <w:br/>
-      </w:r>
-      <w:r>
-        <w:rPr>
-          <w:sz w:val="18"/>
-          <w:szCs w:val="18"/>
-        </w:rPr>
-        <w:br/>
-      </w:r>
-      <w:r>
-        <w:rPr>
-          <w:rStyle w:val="KeywordTok"/>
-          <w:sz w:val="16"/>
-          <w:szCs w:val="18"/>
-        </w:rPr>
-        <w:t>def</w:t>
-      </w:r>
-      <w:r>
-        <w:rPr>
-          <w:rStyle w:val="NormalTok"/>
-          <w:sz w:val="16"/>
-          <w:szCs w:val="18"/>
-        </w:rPr>
-        <w:t xml:space="preserve"> color_boolean(val):</w:t>
-      </w:r>
-      <w:r>
-        <w:rPr>
-          <w:sz w:val="18"/>
-          <w:szCs w:val="18"/>
-        </w:rPr>
-        <w:br/>
-      </w:r>
-      <w:r>
-        <w:rPr>
-          <w:rStyle w:val="NormalTok"/>
-          <w:sz w:val="16"/>
-          <w:szCs w:val="18"/>
-        </w:rPr>
-        <w:t xml:space="preserve">    </w:t>
-      </w:r>
-      <w:r>
-        <w:rPr>
-          <w:rStyle w:val="ControlFlowTok"/>
-          <w:sz w:val="16"/>
-          <w:szCs w:val="18"/>
-        </w:rPr>
-        <w:t>if</w:t>
-      </w:r>
-      <w:r>
-        <w:rPr>
-          <w:rStyle w:val="NormalTok"/>
-          <w:sz w:val="16"/>
-          <w:szCs w:val="18"/>
-        </w:rPr>
-        <w:t xml:space="preserve"> val </w:t>
-      </w:r>
-      <w:r>
-        <w:rPr>
-          <w:rStyle w:val="KeywordTok"/>
-          <w:sz w:val="16"/>
-          <w:szCs w:val="18"/>
-        </w:rPr>
-        <w:t>is</w:t>
-      </w:r>
-      <w:r>
-        <w:rPr>
-          <w:rStyle w:val="NormalTok"/>
-          <w:sz w:val="16"/>
-          <w:szCs w:val="18"/>
-        </w:rPr>
-        <w:t xml:space="preserve"> </w:t>
-      </w:r>
-      <w:r>
-        <w:rPr>
-          <w:rStyle w:val="VariableTok"/>
-          <w:sz w:val="16"/>
-          <w:szCs w:val="18"/>
-        </w:rPr>
-        <w:t>True</w:t>
-      </w:r>
-      <w:r>
-        <w:rPr>
-          <w:rStyle w:val="NormalTok"/>
-          <w:sz w:val="16"/>
-          <w:szCs w:val="18"/>
-        </w:rPr>
-        <w:t xml:space="preserve">:  </w:t>
-      </w:r>
-      <w:r>
-        <w:rPr>
-          <w:rStyle w:val="ControlFlowTok"/>
-          <w:sz w:val="16"/>
-          <w:szCs w:val="18"/>
-        </w:rPr>
-        <w:t>return</w:t>
-      </w:r>
-      <w:r>
-        <w:rPr>
-          <w:rStyle w:val="NormalTok"/>
-          <w:sz w:val="16"/>
-          <w:szCs w:val="18"/>
-        </w:rPr>
-        <w:t xml:space="preserve"> </w:t>
-      </w:r>
-      <w:r>
-        <w:rPr>
-          <w:rStyle w:val="StringTok"/>
-          <w:sz w:val="16"/>
-          <w:szCs w:val="18"/>
-        </w:rPr>
-        <w:t>"background-color: lightgreen"</w:t>
-      </w:r>
-      <w:r>
-        <w:rPr>
-          <w:sz w:val="18"/>
-          <w:szCs w:val="18"/>
-        </w:rPr>
-        <w:br/>
-      </w:r>
-      <w:r>
-        <w:rPr>
-          <w:rStyle w:val="NormalTok"/>
-          <w:sz w:val="16"/>
-          <w:szCs w:val="18"/>
-        </w:rPr>
-        <w:t xml:space="preserve">    </w:t>
-      </w:r>
-      <w:r>
-        <w:rPr>
-          <w:rStyle w:val="ControlFlowTok"/>
-          <w:sz w:val="16"/>
-          <w:szCs w:val="18"/>
-        </w:rPr>
-        <w:t>if</w:t>
-      </w:r>
-      <w:r>
-        <w:rPr>
-          <w:rStyle w:val="NormalTok"/>
-          <w:sz w:val="16"/>
-          <w:szCs w:val="18"/>
-        </w:rPr>
-        <w:t xml:space="preserve"> val </w:t>
-      </w:r>
-      <w:r>
-        <w:rPr>
-          <w:rStyle w:val="KeywordTok"/>
-          <w:sz w:val="16"/>
-          <w:szCs w:val="18"/>
-        </w:rPr>
-        <w:t>is</w:t>
-      </w:r>
-      <w:r>
-        <w:rPr>
-          <w:rStyle w:val="NormalTok"/>
-          <w:sz w:val="16"/>
-          <w:szCs w:val="18"/>
-        </w:rPr>
-        <w:t xml:space="preserve"> </w:t>
-      </w:r>
-      <w:r>
-        <w:rPr>
-          <w:rStyle w:val="VariableTok"/>
-          <w:sz w:val="16"/>
-          <w:szCs w:val="18"/>
-        </w:rPr>
-        <w:t>False</w:t>
-      </w:r>
-      <w:r>
-        <w:rPr>
-          <w:rStyle w:val="NormalTok"/>
-          <w:sz w:val="16"/>
-          <w:szCs w:val="18"/>
-        </w:rPr>
-        <w:t xml:space="preserve">: </w:t>
-      </w:r>
-      <w:r>
-        <w:rPr>
-          <w:rStyle w:val="ControlFlowTok"/>
-          <w:sz w:val="16"/>
-          <w:szCs w:val="18"/>
-        </w:rPr>
-        <w:t>return</w:t>
-      </w:r>
-      <w:r>
-        <w:rPr>
-          <w:rStyle w:val="NormalTok"/>
-          <w:sz w:val="16"/>
-          <w:szCs w:val="18"/>
-        </w:rPr>
-        <w:t xml:space="preserve"> </w:t>
-      </w:r>
-      <w:r>
-        <w:rPr>
-          <w:rStyle w:val="StringTok"/>
-          <w:sz w:val="16"/>
-          <w:szCs w:val="18"/>
-        </w:rPr>
-        <w:t>"background-color: pink"</w:t>
-      </w:r>
-      <w:r>
-        <w:rPr>
-          <w:sz w:val="18"/>
-          <w:szCs w:val="18"/>
-        </w:rPr>
-        <w:br/>
-      </w:r>
-      <w:r>
-        <w:rPr>
-          <w:rStyle w:val="NormalTok"/>
-          <w:sz w:val="16"/>
-          <w:szCs w:val="18"/>
-        </w:rPr>
-        <w:t xml:space="preserve">    </w:t>
-      </w:r>
-      <w:r>
-        <w:rPr>
-          <w:rStyle w:val="ControlFlowTok"/>
-          <w:sz w:val="16"/>
-          <w:szCs w:val="18"/>
-        </w:rPr>
-        <w:t>return</w:t>
-      </w:r>
-      <w:r>
-        <w:rPr>
-          <w:rStyle w:val="NormalTok"/>
-          <w:sz w:val="16"/>
-          <w:szCs w:val="18"/>
-        </w:rPr>
-        <w:t xml:space="preserve"> </w:t>
-      </w:r>
-      <w:r>
-        <w:rPr>
-          <w:rStyle w:val="StringTok"/>
-          <w:sz w:val="16"/>
-          <w:szCs w:val="18"/>
-        </w:rPr>
-        <w:t>"background-color: lightblue"</w:t>
-      </w:r>
-      <w:r>
-        <w:rPr>
-          <w:sz w:val="18"/>
-          <w:szCs w:val="18"/>
-        </w:rPr>
-        <w:br/>
-      </w:r>
-      <w:r>
-        <w:rPr>
-          <w:sz w:val="18"/>
-          <w:szCs w:val="18"/>
-        </w:rPr>
-        <w:br/>
-      </w:r>
-      <w:r>
-        <w:rPr>
-          <w:rStyle w:val="BuiltInTok"/>
-          <w:sz w:val="16"/>
-          <w:szCs w:val="18"/>
-        </w:rPr>
-        <w:t>print</w:t>
-      </w:r>
-      <w:r>
-        <w:rPr>
-          <w:rStyle w:val="NormalTok"/>
-          <w:sz w:val="16"/>
-          <w:szCs w:val="18"/>
-        </w:rPr>
-        <w:t>(</w:t>
-      </w:r>
-      <w:r>
-        <w:rPr>
-          <w:rStyle w:val="StringTok"/>
-          <w:sz w:val="16"/>
-          <w:szCs w:val="18"/>
-        </w:rPr>
-        <w:t>"Engine ready."</w:t>
-      </w:r>
-      <w:r>
-        <w:rPr>
-          <w:rStyle w:val="NormalTok"/>
-          <w:sz w:val="16"/>
-          <w:szCs w:val="18"/>
-        </w:rPr>
-        <w:t>)</w:t>
       </w:r>
     </w:p>
     <w:p>
       <w:pPr>
         <w:pStyle w:val="SourceCode"/>
+        <w:spacing w:after="0"/>
+        <w:rPr>
+          <w:rStyle w:val="NormalTok"/>
+          <w:sz w:val="16"/>
+          <w:szCs w:val="18"/>
+        </w:rPr>
+      </w:pPr>
+      <w:r>
+        <w:rPr>
+          <w:rStyle w:val="NormalTok"/>
+          <w:sz w:val="16"/>
+          <w:szCs w:val="18"/>
+        </w:rPr>
+        <w:t xml:space="preserve">    </w:t>
+      </w:r>
+      <w:proofErr w:type="spellStart"/>
+      <w:r>
+        <w:rPr>
+          <w:rStyle w:val="NormalTok"/>
+          <w:sz w:val="16"/>
+          <w:szCs w:val="18"/>
+        </w:rPr>
+        <w:t>fig.add_trace</w:t>
+      </w:r>
+      <w:proofErr w:type="spellEnd"/>
+      <w:r>
+        <w:rPr>
+          <w:rStyle w:val="NormalTok"/>
+          <w:sz w:val="16"/>
+          <w:szCs w:val="18"/>
+        </w:rPr>
+        <w:t>(</w:t>
+      </w:r>
+      <w:proofErr w:type="spellStart"/>
+      <w:r>
+        <w:rPr>
+          <w:rStyle w:val="NormalTok"/>
+          <w:sz w:val="16"/>
+          <w:szCs w:val="18"/>
+        </w:rPr>
+        <w:t>go.Scatter</w:t>
+      </w:r>
+      <w:proofErr w:type="spellEnd"/>
+      <w:r>
+        <w:rPr>
+          <w:rStyle w:val="NormalTok"/>
+          <w:sz w:val="16"/>
+          <w:szCs w:val="18"/>
+        </w:rPr>
+        <w:t>(x</w:t>
+      </w:r>
+      <w:r>
+        <w:rPr>
+          <w:rStyle w:val="OperatorTok"/>
+          <w:sz w:val="16"/>
+          <w:szCs w:val="18"/>
+        </w:rPr>
+        <w:t>=</w:t>
+      </w:r>
+      <w:proofErr w:type="spellStart"/>
+      <w:r>
+        <w:rPr>
+          <w:rStyle w:val="NormalTok"/>
+          <w:sz w:val="16"/>
+          <w:szCs w:val="18"/>
+        </w:rPr>
+        <w:t>df.index</w:t>
+      </w:r>
+      <w:proofErr w:type="spellEnd"/>
+      <w:r>
+        <w:rPr>
+          <w:rStyle w:val="NormalTok"/>
+          <w:sz w:val="16"/>
+          <w:szCs w:val="18"/>
+        </w:rPr>
+        <w:t>, y</w:t>
+      </w:r>
+      <w:r>
+        <w:rPr>
+          <w:rStyle w:val="OperatorTok"/>
+          <w:sz w:val="16"/>
+          <w:szCs w:val="18"/>
+        </w:rPr>
+        <w:t>=</w:t>
+      </w:r>
+      <w:proofErr w:type="spellStart"/>
+      <w:r>
+        <w:rPr>
+          <w:rStyle w:val="NormalTok"/>
+          <w:sz w:val="16"/>
+          <w:szCs w:val="18"/>
+        </w:rPr>
+        <w:t>df</w:t>
+      </w:r>
+      <w:proofErr w:type="spellEnd"/>
+      <w:r>
+        <w:rPr>
+          <w:rStyle w:val="NormalTok"/>
+          <w:sz w:val="16"/>
+          <w:szCs w:val="18"/>
+        </w:rPr>
+        <w:t>[</w:t>
+      </w:r>
+      <w:r>
+        <w:rPr>
+          <w:rStyle w:val="StringTok"/>
+          <w:sz w:val="16"/>
+          <w:szCs w:val="18"/>
+        </w:rPr>
+        <w:t>"EMA_14"</w:t>
+      </w:r>
+      <w:r>
+        <w:rPr>
+          <w:rStyle w:val="NormalTok"/>
+          <w:sz w:val="16"/>
+          <w:szCs w:val="18"/>
+        </w:rPr>
+        <w:t xml:space="preserve">], </w:t>
+      </w:r>
+    </w:p>
+    <w:p>
+      <w:pPr>
+        <w:pStyle w:val="SourceCode"/>
+        <w:spacing w:after="0"/>
+        <w:ind w:firstLine="720"/>
+        <w:rPr>
+          <w:sz w:val="18"/>
+          <w:szCs w:val="18"/>
+        </w:rPr>
+      </w:pPr>
+      <w:r>
+        <w:rPr>
+          <w:rStyle w:val="NormalTok"/>
+          <w:sz w:val="16"/>
+          <w:szCs w:val="18"/>
+        </w:rPr>
+        <w:t>name</w:t>
+      </w:r>
+      <w:r>
+        <w:rPr>
+          <w:rStyle w:val="OperatorTok"/>
+          <w:sz w:val="16"/>
+          <w:szCs w:val="18"/>
+        </w:rPr>
+        <w:t>=</w:t>
+      </w:r>
+      <w:r>
+        <w:rPr>
+          <w:rStyle w:val="StringTok"/>
+          <w:sz w:val="16"/>
+          <w:szCs w:val="18"/>
+        </w:rPr>
+        <w:t>"EMA-14"</w:t>
+      </w:r>
+      <w:r>
+        <w:rPr>
+          <w:rStyle w:val="NormalTok"/>
+          <w:sz w:val="16"/>
+          <w:szCs w:val="18"/>
+        </w:rPr>
+        <w:t>, line</w:t>
+      </w:r>
+      <w:r>
+        <w:rPr>
+          <w:rStyle w:val="OperatorTok"/>
+          <w:sz w:val="16"/>
+          <w:szCs w:val="18"/>
+        </w:rPr>
+        <w:t>=</w:t>
+      </w:r>
+      <w:proofErr w:type="spellStart"/>
+      <w:r>
+        <w:rPr>
+          <w:rStyle w:val="BuiltInTok"/>
+          <w:sz w:val="16"/>
+          <w:szCs w:val="18"/>
+        </w:rPr>
+        <w:t>dict</w:t>
+      </w:r>
+      <w:proofErr w:type="spellEnd"/>
+      <w:r>
+        <w:rPr>
+          <w:rStyle w:val="NormalTok"/>
+          <w:sz w:val="16"/>
+          <w:szCs w:val="18"/>
+        </w:rPr>
+        <w:t>(color</w:t>
+      </w:r>
+      <w:r>
+        <w:rPr>
+          <w:rStyle w:val="OperatorTok"/>
+          <w:sz w:val="16"/>
+          <w:szCs w:val="18"/>
+        </w:rPr>
+        <w:t>=</w:t>
+      </w:r>
+      <w:r>
+        <w:rPr>
+          <w:rStyle w:val="StringTok"/>
+          <w:sz w:val="16"/>
+          <w:szCs w:val="18"/>
+        </w:rPr>
+        <w:t>"purple"</w:t>
+      </w:r>
+      <w:r>
+        <w:rPr>
+          <w:rStyle w:val="NormalTok"/>
+          <w:sz w:val="16"/>
+          <w:szCs w:val="18"/>
+        </w:rPr>
+        <w:t>, width</w:t>
+      </w:r>
+      <w:r>
+        <w:rPr>
+          <w:rStyle w:val="OperatorTok"/>
+          <w:sz w:val="16"/>
+          <w:szCs w:val="18"/>
+        </w:rPr>
+        <w:t>=</w:t>
+      </w:r>
+      <w:r>
+        <w:rPr>
+          <w:rStyle w:val="DecValTok"/>
+          <w:sz w:val="16"/>
+          <w:szCs w:val="18"/>
+        </w:rPr>
+        <w:t>2</w:t>
+      </w:r>
+      <w:r>
+        <w:rPr>
+          <w:rStyle w:val="NormalTok"/>
+          <w:sz w:val="16"/>
+          <w:szCs w:val="18"/>
+        </w:rPr>
+        <w:t>), opacity</w:t>
+      </w:r>
+      <w:r>
+        <w:rPr>
+          <w:rStyle w:val="OperatorTok"/>
+          <w:sz w:val="16"/>
+          <w:szCs w:val="18"/>
+        </w:rPr>
+        <w:t>=</w:t>
+      </w:r>
+      <w:r>
+        <w:rPr>
+          <w:rStyle w:val="FloatTok"/>
+          <w:sz w:val="16"/>
+          <w:szCs w:val="18"/>
+        </w:rPr>
+        <w:t>0.7</w:t>
+      </w:r>
+      <w:r>
+        <w:rPr>
+          <w:rStyle w:val="NormalTok"/>
+          <w:sz w:val="16"/>
+          <w:szCs w:val="18"/>
+        </w:rPr>
+        <w:t>))</w:t>
+      </w:r>
+      <w:r>
+        <w:rPr>
+          <w:sz w:val="18"/>
+          <w:szCs w:val="18"/>
+        </w:rPr>
+        <w:br/>
+      </w:r>
+      <w:r>
+        <w:rPr>
+          <w:rStyle w:val="NormalTok"/>
+          <w:sz w:val="16"/>
+          <w:szCs w:val="18"/>
+        </w:rPr>
+        <w:t xml:space="preserve">    </w:t>
+      </w:r>
+      <w:proofErr w:type="spellStart"/>
+      <w:r>
+        <w:rPr>
+          <w:rStyle w:val="NormalTok"/>
+          <w:sz w:val="16"/>
+          <w:szCs w:val="18"/>
+        </w:rPr>
+        <w:t>fig.update_layout</w:t>
+      </w:r>
+      <w:proofErr w:type="spellEnd"/>
+      <w:r>
+        <w:rPr>
+          <w:rStyle w:val="NormalTok"/>
+          <w:sz w:val="16"/>
+          <w:szCs w:val="18"/>
+        </w:rPr>
+        <w:t>(title</w:t>
+      </w:r>
+      <w:r>
+        <w:rPr>
+          <w:rStyle w:val="OperatorTok"/>
+          <w:sz w:val="16"/>
+          <w:szCs w:val="18"/>
+        </w:rPr>
+        <w:t>=</w:t>
+      </w:r>
+      <w:r>
+        <w:rPr>
+          <w:rStyle w:val="NormalTok"/>
+          <w:sz w:val="16"/>
+          <w:szCs w:val="18"/>
+        </w:rPr>
+        <w:t>symbol, xaxis_rangeslider_visible</w:t>
+      </w:r>
+      <w:r>
+        <w:rPr>
+          <w:rStyle w:val="OperatorTok"/>
+          <w:sz w:val="16"/>
+          <w:szCs w:val="18"/>
+        </w:rPr>
+        <w:t>=</w:t>
+      </w:r>
+      <w:r>
+        <w:rPr>
+          <w:rStyle w:val="VariableTok"/>
+          <w:sz w:val="16"/>
+          <w:szCs w:val="18"/>
+        </w:rPr>
+        <w:t>False</w:t>
+      </w:r>
+      <w:r>
+        <w:rPr>
+          <w:rStyle w:val="NormalTok"/>
+          <w:sz w:val="16"/>
+          <w:szCs w:val="18"/>
+        </w:rPr>
+        <w:t>)</w:t>
+      </w:r>
+      <w:r>
+        <w:rPr>
+          <w:sz w:val="18"/>
+          <w:szCs w:val="18"/>
+        </w:rPr>
+        <w:br/>
+      </w:r>
+      <w:r>
+        <w:rPr>
+          <w:rStyle w:val="NormalTok"/>
+          <w:sz w:val="16"/>
+          <w:szCs w:val="18"/>
+        </w:rPr>
+        <w:t xml:space="preserve">    </w:t>
+      </w:r>
+      <w:r>
+        <w:rPr>
+          <w:rStyle w:val="ControlFlowTok"/>
+          <w:sz w:val="16"/>
+          <w:szCs w:val="18"/>
+        </w:rPr>
+        <w:t>return</w:t>
+      </w:r>
+      <w:r>
+        <w:rPr>
+          <w:rStyle w:val="NormalTok"/>
+          <w:sz w:val="16"/>
+          <w:szCs w:val="18"/>
+        </w:rPr>
+        <w:t xml:space="preserve"> fig</w:t>
+      </w:r>
+      <w:r>
+        <w:rPr>
+          <w:sz w:val="18"/>
+          <w:szCs w:val="18"/>
+        </w:rPr>
+        <w:br/>
+      </w:r>
+      <w:r>
+        <w:rPr>
+          <w:sz w:val="18"/>
+          <w:szCs w:val="18"/>
+        </w:rPr>
+        <w:br/>
+      </w:r>
+      <w:r>
+        <w:rPr>
+          <w:rStyle w:val="KeywordTok"/>
+          <w:sz w:val="16"/>
+          <w:szCs w:val="18"/>
+        </w:rPr>
+        <w:t>def</w:t>
+      </w:r>
+      <w:r>
+        <w:rPr>
+          <w:rStyle w:val="NormalTok"/>
+          <w:sz w:val="16"/>
+          <w:szCs w:val="18"/>
+        </w:rPr>
+        <w:t xml:space="preserve"> color_boolean(val):</w:t>
+      </w:r>
+      <w:r>
+        <w:rPr>
+          <w:sz w:val="18"/>
+          <w:szCs w:val="18"/>
+        </w:rPr>
+        <w:br/>
+      </w:r>
+      <w:r>
+        <w:rPr>
+          <w:rStyle w:val="NormalTok"/>
+          <w:sz w:val="16"/>
+          <w:szCs w:val="18"/>
+        </w:rPr>
+        <w:t xml:space="preserve">    </w:t>
+      </w:r>
+      <w:r>
+        <w:rPr>
+          <w:rStyle w:val="ControlFlowTok"/>
+          <w:sz w:val="16"/>
+          <w:szCs w:val="18"/>
+        </w:rPr>
+        <w:t>if</w:t>
+      </w:r>
+      <w:r>
+        <w:rPr>
+          <w:rStyle w:val="NormalTok"/>
+          <w:sz w:val="16"/>
+          <w:szCs w:val="18"/>
+        </w:rPr>
+        <w:t xml:space="preserve"> val </w:t>
+      </w:r>
+      <w:r>
+        <w:rPr>
+          <w:rStyle w:val="KeywordTok"/>
+          <w:sz w:val="16"/>
+          <w:szCs w:val="18"/>
+        </w:rPr>
+        <w:t>is</w:t>
+      </w:r>
+      <w:r>
+        <w:rPr>
+          <w:rStyle w:val="NormalTok"/>
+          <w:sz w:val="16"/>
+          <w:szCs w:val="18"/>
+        </w:rPr>
+        <w:t xml:space="preserve"> </w:t>
+      </w:r>
+      <w:r>
+        <w:rPr>
+          <w:rStyle w:val="VariableTok"/>
+          <w:sz w:val="16"/>
+          <w:szCs w:val="18"/>
+        </w:rPr>
+        <w:t>True</w:t>
+      </w:r>
+      <w:r>
+        <w:rPr>
+          <w:rStyle w:val="NormalTok"/>
+          <w:sz w:val="16"/>
+          <w:szCs w:val="18"/>
+        </w:rPr>
+        <w:t xml:space="preserve">:  </w:t>
+      </w:r>
+      <w:r>
+        <w:rPr>
+          <w:rStyle w:val="ControlFlowTok"/>
+          <w:sz w:val="16"/>
+          <w:szCs w:val="18"/>
+        </w:rPr>
+        <w:t>return</w:t>
+      </w:r>
+      <w:r>
+        <w:rPr>
+          <w:rStyle w:val="NormalTok"/>
+          <w:sz w:val="16"/>
+          <w:szCs w:val="18"/>
+        </w:rPr>
+        <w:t xml:space="preserve"> </w:t>
+      </w:r>
+      <w:r>
+        <w:rPr>
+          <w:rStyle w:val="StringTok"/>
+          <w:sz w:val="16"/>
+          <w:szCs w:val="18"/>
+        </w:rPr>
+        <w:t>"background-color: lightgreen"</w:t>
+      </w:r>
+      <w:r>
+        <w:rPr>
+          <w:sz w:val="18"/>
+          <w:szCs w:val="18"/>
+        </w:rPr>
+        <w:br/>
+      </w:r>
+      <w:r>
+        <w:rPr>
+          <w:rStyle w:val="NormalTok"/>
+          <w:sz w:val="16"/>
+          <w:szCs w:val="18"/>
+        </w:rPr>
+        <w:t xml:space="preserve">    </w:t>
+      </w:r>
+      <w:r>
+        <w:rPr>
+          <w:rStyle w:val="ControlFlowTok"/>
+          <w:sz w:val="16"/>
+          <w:szCs w:val="18"/>
+        </w:rPr>
+        <w:t>if</w:t>
+      </w:r>
+      <w:r>
+        <w:rPr>
+          <w:rStyle w:val="NormalTok"/>
+          <w:sz w:val="16"/>
+          <w:szCs w:val="18"/>
+        </w:rPr>
+        <w:t xml:space="preserve"> val </w:t>
+      </w:r>
+      <w:r>
+        <w:rPr>
+          <w:rStyle w:val="KeywordTok"/>
+          <w:sz w:val="16"/>
+          <w:szCs w:val="18"/>
+        </w:rPr>
+        <w:t>is</w:t>
+      </w:r>
+      <w:r>
+        <w:rPr>
+          <w:rStyle w:val="NormalTok"/>
+          <w:sz w:val="16"/>
+          <w:szCs w:val="18"/>
+        </w:rPr>
+        <w:t xml:space="preserve"> </w:t>
+      </w:r>
+      <w:r>
+        <w:rPr>
+          <w:rStyle w:val="VariableTok"/>
+          <w:sz w:val="16"/>
+          <w:szCs w:val="18"/>
+        </w:rPr>
+        <w:t>False</w:t>
+      </w:r>
+      <w:r>
+        <w:rPr>
+          <w:rStyle w:val="NormalTok"/>
+          <w:sz w:val="16"/>
+          <w:szCs w:val="18"/>
+        </w:rPr>
+        <w:t xml:space="preserve">: </w:t>
+      </w:r>
+      <w:r>
+        <w:rPr>
+          <w:rStyle w:val="ControlFlowTok"/>
+          <w:sz w:val="16"/>
+          <w:szCs w:val="18"/>
+        </w:rPr>
+        <w:t>return</w:t>
+      </w:r>
+      <w:r>
+        <w:rPr>
+          <w:rStyle w:val="NormalTok"/>
+          <w:sz w:val="16"/>
+          <w:szCs w:val="18"/>
+        </w:rPr>
+        <w:t xml:space="preserve"> </w:t>
+      </w:r>
+      <w:r>
+        <w:rPr>
+          <w:rStyle w:val="StringTok"/>
+          <w:sz w:val="16"/>
+          <w:szCs w:val="18"/>
+        </w:rPr>
+        <w:t>"background-color: pink"</w:t>
+      </w:r>
+      <w:r>
+        <w:rPr>
+          <w:sz w:val="18"/>
+          <w:szCs w:val="18"/>
+        </w:rPr>
+        <w:br/>
+      </w:r>
+      <w:r>
+        <w:rPr>
+          <w:rStyle w:val="NormalTok"/>
+          <w:sz w:val="16"/>
+          <w:szCs w:val="18"/>
+        </w:rPr>
+        <w:t xml:space="preserve">    </w:t>
+      </w:r>
+      <w:r>
+        <w:rPr>
+          <w:rStyle w:val="ControlFlowTok"/>
+          <w:sz w:val="16"/>
+          <w:szCs w:val="18"/>
+        </w:rPr>
+        <w:t>return</w:t>
+      </w:r>
+      <w:r>
+        <w:rPr>
+          <w:rStyle w:val="NormalTok"/>
+          <w:sz w:val="16"/>
+          <w:szCs w:val="18"/>
+        </w:rPr>
+        <w:t xml:space="preserve"> </w:t>
+      </w:r>
+      <w:r>
+        <w:rPr>
+          <w:rStyle w:val="StringTok"/>
+          <w:sz w:val="16"/>
+          <w:szCs w:val="18"/>
+        </w:rPr>
+        <w:t>"background-color: lightblue"</w:t>
+      </w:r>
+      <w:r>
+        <w:rPr>
+          <w:sz w:val="18"/>
+          <w:szCs w:val="18"/>
+        </w:rPr>
+        <w:br/>
+      </w:r>
+      <w:r>
+        <w:rPr>
+          <w:sz w:val="18"/>
+          <w:szCs w:val="18"/>
+        </w:rPr>
+        <w:br/>
+      </w:r>
+      <w:r>
+        <w:rPr>
+          <w:rStyle w:val="BuiltInTok"/>
+          <w:sz w:val="16"/>
+          <w:szCs w:val="18"/>
+        </w:rPr>
+        <w:t>print</w:t>
+      </w:r>
+      <w:r>
+        <w:rPr>
+          <w:rStyle w:val="NormalTok"/>
+          <w:sz w:val="16"/>
+          <w:szCs w:val="18"/>
+        </w:rPr>
+        <w:t>(</w:t>
+      </w:r>
+      <w:r>
+        <w:rPr>
+          <w:rStyle w:val="StringTok"/>
+          <w:sz w:val="16"/>
+          <w:szCs w:val="18"/>
+        </w:rPr>
+        <w:t>"Engine ready."</w:t>
+      </w:r>
+      <w:r>
+        <w:rPr>
+          <w:rStyle w:val="NormalTok"/>
+          <w:sz w:val="16"/>
+          <w:szCs w:val="18"/>
+        </w:rPr>
+        <w:t>)</w:t>
+      </w:r>
+    </w:p>
+    <w:p>
+      <w:pPr>
+        <w:pStyle w:val="SourceCode"/>
         <w:rPr>
           <w:sz w:val="18"/>
           <w:szCs w:val="18"/>
@@ -9986,9 +10087,9 @@
           <w:szCs w:val="24"/>
         </w:rPr>
       </w:pPr>
-      <w:bookmarkStart w:id="4" w:name="analyze-data"/>
-      <w:bookmarkStart w:id="5" w:name="_Toc232712267"/>
-      <w:bookmarkEnd w:id="2"/>
+      <w:bookmarkStart w:id="4" w:name="_Toc232712267"/>
+      <w:bookmarkStart w:id="5" w:name="analyze-data"/>
+      <w:bookmarkEnd w:id="3"/>
       <w:r>
         <w:rPr>
           <w:sz w:val="24"/>
@@ -9996,7 +10097,7 @@
         </w:rPr>
         <w:t>Analyze Data</w:t>
       </w:r>
-      <w:bookmarkEnd w:id="5"/>
+      <w:bookmarkEnd w:id="4"/>
     </w:p>
     <w:p>
       <w:pPr>
@@ -11096,9 +11197,9 @@
           <w:szCs w:val="24"/>
         </w:rPr>
       </w:pPr>
-      <w:bookmarkStart w:id="6" w:name="rank-data"/>
-      <w:bookmarkStart w:id="7" w:name="_Toc232712268"/>
-      <w:bookmarkEnd w:id="4"/>
+      <w:bookmarkStart w:id="6" w:name="_Toc232712268"/>
+      <w:bookmarkStart w:id="7" w:name="rank-data"/>
+      <w:bookmarkEnd w:id="5"/>
       <w:r>
         <w:rPr>
           <w:sz w:val="24"/>
@@ -11106,7 +11207,7 @@
         </w:rPr>
         <w:t>Rank Data</w:t>
       </w:r>
-      <w:bookmarkEnd w:id="7"/>
+      <w:bookmarkEnd w:id="6"/>
     </w:p>
     <w:p>
       <w:pPr>
@@ -12115,25 +12216,7 @@
                 <w:sz w:val="15"/>
                 <w:szCs w:val="15"/>
               </w:rPr>
-              <w:t xml:space="preserve">EMA </w:t>
-            </w:r>
-            <w:r>
-              <w:rPr>
-                <w:b/>
-                <w:bCs/>
-                <w:sz w:val="15"/>
-                <w:szCs w:val="15"/>
-              </w:rPr>
-              <w:t>GT</w:t>
-            </w:r>
-            <w:r>
-              <w:rPr>
-                <w:b/>
-                <w:bCs/>
-                <w:sz w:val="15"/>
-                <w:szCs w:val="15"/>
-              </w:rPr>
-              <w:t xml:space="preserve"> Kalman</w:t>
+              <w:t>EMA GT Kalman</w:t>
             </w:r>
           </w:p>
         </w:tc>
@@ -12165,25 +12248,7 @@
                 <w:sz w:val="15"/>
                 <w:szCs w:val="15"/>
               </w:rPr>
-              <w:t xml:space="preserve">Low </w:t>
-            </w:r>
-            <w:r>
-              <w:rPr>
-                <w:b/>
-                <w:bCs/>
-                <w:sz w:val="15"/>
-                <w:szCs w:val="15"/>
-              </w:rPr>
-              <w:t>GT</w:t>
-            </w:r>
-            <w:r>
-              <w:rPr>
-                <w:b/>
-                <w:bCs/>
-                <w:sz w:val="15"/>
-                <w:szCs w:val="15"/>
-              </w:rPr>
-              <w:t xml:space="preserve"> Kalman</w:t>
+              <w:t>Low GT Kalman</w:t>
             </w:r>
           </w:p>
         </w:tc>
@@ -16089,6 +16154,7 @@
       </w:pPr>
       <w:r>
         <w:rPr>
+          <w:noProof/>
           <w:sz w:val="20"/>
           <w:szCs w:val="22"/>
         </w:rPr>
@@ -16437,8 +16503,18 @@
           <w:sz w:val="16"/>
           <w:szCs w:val="18"/>
         </w:rPr>
-        <w:t>, include_plotlyjs</w:t>
-      </w:r>
+        <w:t xml:space="preserve">, </w:t>
+      </w:r>
+      <w:proofErr w:type="spellStart"/>
+      <w:r>
+        <w:rPr>
+          <w:rStyle w:val="NormalTok"/>
+          <w:sz w:val="16"/>
+          <w:szCs w:val="18"/>
+        </w:rPr>
+        <w:t>include_plotlyjs</w:t>
+      </w:r>
+      <w:proofErr w:type="spellEnd"/>
       <w:r>
         <w:rPr>
           <w:rStyle w:val="OperatorTok"/>
@@ -16461,8 +16537,18 @@
           <w:sz w:val="16"/>
           <w:szCs w:val="18"/>
         </w:rPr>
-        <w:t>, auto_open</w:t>
-      </w:r>
+        <w:t xml:space="preserve">, </w:t>
+      </w:r>
+      <w:proofErr w:type="spellStart"/>
+      <w:r>
+        <w:rPr>
+          <w:rStyle w:val="NormalTok"/>
+          <w:sz w:val="16"/>
+          <w:szCs w:val="18"/>
+        </w:rPr>
+        <w:t>auto_open</w:t>
+      </w:r>
+      <w:proofErr w:type="spellEnd"/>
       <w:r>
         <w:rPr>
           <w:rStyle w:val="OperatorTok"/>
@@ -16554,9 +16640,9 @@
           <w:u w:val="single"/>
         </w:rPr>
       </w:pPr>
-      <w:bookmarkStart w:id="8" w:name="performance-metrics"/>
-      <w:bookmarkStart w:id="9" w:name="_Toc232712269"/>
-      <w:bookmarkEnd w:id="6"/>
+      <w:bookmarkStart w:id="8" w:name="_Toc232712269"/>
+      <w:bookmarkStart w:id="9" w:name="performance-metrics"/>
+      <w:bookmarkEnd w:id="7"/>
       <w:r>
         <w:rPr>
           <w:i/>
@@ -16566,7 +16652,7 @@
         <w:lastRenderedPageBreak/>
         <w:t>Performance Metrics</w:t>
       </w:r>
-      <w:bookmarkEnd w:id="9"/>
+      <w:bookmarkEnd w:id="8"/>
     </w:p>
     <w:p>
       <w:pPr>
@@ -16576,8 +16662,8 @@
           <w:szCs w:val="24"/>
         </w:rPr>
       </w:pPr>
-      <w:bookmarkStart w:id="10" w:name="macd-trends"/>
-      <w:bookmarkStart w:id="11" w:name="_Toc232712270"/>
+      <w:bookmarkStart w:id="10" w:name="_Toc232712270"/>
+      <w:bookmarkStart w:id="11" w:name="macd-trends"/>
       <w:r>
         <w:rPr>
           <w:sz w:val="24"/>
@@ -16585,78 +16671,107 @@
         </w:rPr>
         <w:t>MACD Trends</w:t>
       </w:r>
+      <w:bookmarkEnd w:id="10"/>
+    </w:p>
+    <w:p>
+      <w:pPr>
+        <w:pStyle w:val="BodyText"/>
+      </w:pPr>
+      <w:r>
+        <w:t xml:space="preserve">The metric of Moving Average Convergence Divergence is monitored as an </w:t>
+      </w:r>
+      <w:r>
+        <w:t>indicator</w:t>
+      </w:r>
+      <w:r>
+        <w:t xml:space="preserve"> of changing momentum, which is </w:t>
+      </w:r>
+      <w:r>
+        <w:t>quantified</w:t>
+      </w:r>
+      <w:r>
+        <w:t xml:space="preserve"> by the velocity of acceleration or decay in price trends (Appel, 1985. Because MACD is quantitatively faster than the units of EMA, these lines are expected to cross at the same moment the 12-EMA crosses the 26-EMA line. The nature of these crossovers </w:t>
+      </w:r>
+      <w:proofErr w:type="gramStart"/>
+      <w:r>
+        <w:t>are</w:t>
+      </w:r>
+      <w:proofErr w:type="gramEnd"/>
+      <w:r>
+        <w:t xml:space="preserve"> focus of day trading with buy points selected when MACD crosses above zero line, while sell points selected as it crosses below. Goes without saying, crossing above the </w:t>
+      </w:r>
+      <w:proofErr w:type="gramStart"/>
+      <w:r>
+        <w:t>zero line</w:t>
+      </w:r>
+      <w:proofErr w:type="gramEnd"/>
+      <w:r>
+        <w:t xml:space="preserve"> signals bullish trend, while passing below zero signals bearish trend. Tricky thing is while its earlier signals offer higher potential than the zero line, it carries risk of false starts.</w:t>
+      </w:r>
+    </w:p>
+    <w:p>
+      <w:pPr>
+        <w:pStyle w:val="BodyText"/>
+      </w:pPr>
+      <w:r>
+        <w:t xml:space="preserve">Beneath the line graph, the histogram can add to our predictions providing distances between lines that guide us to </w:t>
+      </w:r>
+      <w:r>
+        <w:t>when</w:t>
+      </w:r>
+      <w:r>
+        <w:t xml:space="preserve"> lines cross. The height of these distances represents momentum, so that a growing histogram indicates accelerating divergence. Alternatively, a shrinking histogram of converging lines suggests momentum is fading </w:t>
+      </w:r>
+      <w:proofErr w:type="spellStart"/>
+      <w:r>
+        <w:t>signalling</w:t>
+      </w:r>
+      <w:proofErr w:type="spellEnd"/>
+      <w:r>
+        <w:t xml:space="preserve"> a likely turn.</w:t>
+      </w:r>
+    </w:p>
+    <w:p>
+      <w:pPr>
+        <w:pStyle w:val="BodyText"/>
+      </w:pPr>
+      <w:r>
+        <w:t xml:space="preserve">Divergence presents important metric in day trading that is least mechanical to read. Observing changing swings between MACD highs and lows, we can identify a shift in trends is expected. Bearish divergence can be </w:t>
+      </w:r>
+      <w:proofErr w:type="spellStart"/>
+      <w:r>
+        <w:t>characterised</w:t>
+      </w:r>
+      <w:proofErr w:type="spellEnd"/>
+      <w:r>
+        <w:t xml:space="preserve"> by higher highs while MACD show lower highs that caution an uptrend is hollow. </w:t>
+      </w:r>
+      <w:proofErr w:type="spellStart"/>
+      <w:r>
+        <w:t>aternatively</w:t>
+      </w:r>
+      <w:proofErr w:type="spellEnd"/>
+      <w:r>
+        <w:t>, a bullish divergence can appear with lower lows while MACD presents higher lows that caution a downtrend is exhausting. Need guidance on this, but seems</w:t>
+      </w:r>
+      <w:r>
+        <w:t xml:space="preserve"> </w:t>
+      </w:r>
+      <w:r>
+        <w:t>divergence is mostly used to protect a position before change, rather than a precise entry to trade.</w:t>
+      </w:r>
+      <w:bookmarkStart w:id="12" w:name="_Toc232712271"/>
+      <w:bookmarkStart w:id="13" w:name="divergeconvergence-quadrants"/>
       <w:bookmarkEnd w:id="11"/>
     </w:p>
     <w:p>
       <w:pPr>
-        <w:pStyle w:val="FirstParagraph"/>
-        <w:rPr>
-          <w:sz w:val="20"/>
-          <w:szCs w:val="22"/>
+        <w:pStyle w:val="Heading3"/>
+        <w:rPr>
+          <w:sz w:val="24"/>
+          <w:szCs w:val="24"/>
         </w:rPr>
       </w:pPr>
-      <w:r>
-        <w:rPr>
-          <w:sz w:val="20"/>
-          <w:szCs w:val="22"/>
-        </w:rPr>
-        <w:t xml:space="preserve">stands for Moving Average Convergence Divergence. Gerald Appel, 1970s. It is a momentum and trend tool, plotted in its own panel below price rather than on the candles. Because the MACD line is fast EMA minus slow EMA, it crosses its own zero line at the same moment the 12-EMA crosses the 26-EMA on the price chart. These </w:t>
-      </w:r>
-      <w:r>
-        <w:rPr>
-          <w:rStyle w:val="VerbatimChar"/>
-          <w:sz w:val="21"/>
-          <w:szCs w:val="22"/>
-        </w:rPr>
-        <w:t>crossovers</w:t>
-      </w:r>
-      <w:r>
-        <w:rPr>
-          <w:sz w:val="20"/>
-          <w:szCs w:val="22"/>
-        </w:rPr>
-        <w:t xml:space="preserve"> are key indicators in day trading, often sound buy points where MACD crosses above or sell points where crosses below. Additionally, the zero-line cross occur during bullish context, with below zero suggesting change to bearish trend. However, the signal-line tends to occur earlier than the zero line cross that offers greater notice of opportunity. Trade off is falling into more false starts.</w:t>
-      </w:r>
-    </w:p>
-    <w:p>
-      <w:pPr>
-        <w:pStyle w:val="BodyText"/>
-        <w:rPr>
-          <w:sz w:val="20"/>
-          <w:szCs w:val="22"/>
-        </w:rPr>
-      </w:pPr>
-      <w:r>
-        <w:rPr>
-          <w:sz w:val="20"/>
-          <w:szCs w:val="22"/>
-        </w:rPr>
-        <w:t>Beneath the line graph, the histogram can add to our predictions providing distances between lines that guide us to whenm lines cross. The height of these distances represents momentum, so that a growing histogram indicates accelerating divergence. Alternatively, a shrinking histogram of converging lines suggests momentum is fading signalling a likely turn.</w:t>
-      </w:r>
-    </w:p>
-    <w:p>
-      <w:pPr>
-        <w:pStyle w:val="BodyText"/>
-        <w:rPr>
-          <w:sz w:val="20"/>
-          <w:szCs w:val="22"/>
-        </w:rPr>
-      </w:pPr>
-      <w:r>
-        <w:rPr>
-          <w:sz w:val="20"/>
-          <w:szCs w:val="22"/>
-        </w:rPr>
-        <w:t>Divergence presents important metric in day trading that is least mechanical to read. Observing changing swings between MACD highs and lows, we can identify a shift in trends is expected. Bearish divergence can be characterised by higher highs while MACD show lower highs that caution an uptrend is hollow. aternatively, a bullish divergence can appear with lower lows while MACD presents higher lows that caution a downtrend is exhausting. Need guidance on this, but seems</w:t>
-      </w:r>
-      <w:r>
-        <w:rPr>
-          <w:sz w:val="20"/>
-          <w:szCs w:val="22"/>
-        </w:rPr>
-        <w:br/>
-        <w:t>divergence is mostly used to protect a position before change, rather than a precise entry to trade.</w:t>
-      </w:r>
     </w:p>
     <w:p>
       <w:pPr>
@@ -16666,9 +16781,6 @@
           <w:szCs w:val="24"/>
         </w:rPr>
       </w:pPr>
-      <w:bookmarkStart w:id="12" w:name="divergeconvergence-quadrants"/>
-      <w:bookmarkStart w:id="13" w:name="_Toc232712271"/>
-      <w:bookmarkEnd w:id="10"/>
       <w:r>
         <w:rPr>
           <w:sz w:val="24"/>
@@ -16676,7 +16788,7 @@
         </w:rPr>
         <w:t>Diverge/Convergence Quadrants</w:t>
       </w:r>
-      <w:bookmarkEnd w:id="13"/>
+      <w:bookmarkEnd w:id="12"/>
     </w:p>
     <w:p>
       <w:pPr>
@@ -17212,6 +17324,7 @@
                 <w:sz w:val="18"/>
                 <w:szCs w:val="22"/>
               </w:rPr>
+              <w:lastRenderedPageBreak/>
               <w:t>Higher low</w:t>
             </w:r>
           </w:p>
@@ -17467,7 +17580,6 @@
           <w:sz w:val="20"/>
           <w:szCs w:val="22"/>
         </w:rPr>
-        <w:lastRenderedPageBreak/>
         <w:t>Two cautions from the research. First, terminology is not standardised: GoodCrypto defines “divergence” as price stronger than the indicator and “convergence” as price weaker, which is the geometry above but the opposite word to how many texts use them. Read the HH/HL/LH/LL pattern, not the label. Second, a single chart can show mixed signals: in their BTC example the peaks diverged while the troughs converged, netting out bearish only because the peak structure dominated. Weigh both swing series, do not act on one line in isolation.</w:t>
       </w:r>
     </w:p>
@@ -17479,9 +17591,9 @@
           <w:szCs w:val="24"/>
         </w:rPr>
       </w:pPr>
-      <w:bookmarkStart w:id="14" w:name="macd-in-crypto-markets"/>
-      <w:bookmarkStart w:id="15" w:name="_Toc232712272"/>
-      <w:bookmarkEnd w:id="12"/>
+      <w:bookmarkStart w:id="14" w:name="_Toc232712272"/>
+      <w:bookmarkStart w:id="15" w:name="macd-in-crypto-markets"/>
+      <w:bookmarkEnd w:id="13"/>
       <w:r>
         <w:rPr>
           <w:sz w:val="24"/>
@@ -17489,46 +17601,71 @@
         </w:rPr>
         <w:t>MACD in Crypto Markets</w:t>
       </w:r>
-      <w:bookmarkEnd w:id="15"/>
-    </w:p>
-    <w:p>
-      <w:pPr>
-        <w:pStyle w:val="FirstParagraph"/>
-        <w:rPr>
-          <w:sz w:val="20"/>
-          <w:szCs w:val="22"/>
-        </w:rPr>
-      </w:pPr>
-      <w:r>
-        <w:rPr>
-          <w:sz w:val="20"/>
-          <w:szCs w:val="22"/>
-        </w:rPr>
-        <w:t>MACD is well respected in BTC and ETH markets, but cannot be handled in isolation. It is recommended</w:t>
-      </w:r>
-      <w:r>
-        <w:rPr>
-          <w:sz w:val="20"/>
-          <w:szCs w:val="22"/>
-        </w:rPr>
-        <w:br/>
-        <w:t>to consider alonside position sizing and a expected stop. Some suggest a good crypto technique should draw the trendline on the MACD itself, not only on price. For example, in the May 2021 BTC top, price held a rising trendline while the MACD was already tracing a falling one. The MACD trendline broke first. The same setup appeared on the SOL 4h chart, pushing higher highs into resistance while MACD showed clearly lower highs. Was this a textbook bearish divergence, as it preceded the stall?</w:t>
-      </w:r>
+      <w:bookmarkEnd w:id="14"/>
     </w:p>
     <w:p>
       <w:pPr>
         <w:pStyle w:val="BodyText"/>
-        <w:rPr>
-          <w:sz w:val="20"/>
-          <w:szCs w:val="22"/>
-        </w:rPr>
       </w:pPr>
-      <w:r>
-        <w:rPr>
-          <w:sz w:val="20"/>
-          <w:szCs w:val="22"/>
-        </w:rPr>
-        <w:t>The choice of timeframe is important, but does not change whether MACD works; a 4h or 1h MACD simply updates faster than a daily one. The real limiter is volatility: the more violent the asset, the less any indicator forecasts cleanly, so widen confirmation in fast markets.</w:t>
+      <w:bookmarkStart w:id="16" w:name="_Toc232712273"/>
+      <w:bookmarkStart w:id="17" w:name="corroborating-metrics"/>
+      <w:bookmarkEnd w:id="15"/>
+      <w:r>
+        <w:t xml:space="preserve">MACD is well respected in BTC and ETH </w:t>
+      </w:r>
+      <w:r>
+        <w:t>markets but</w:t>
+      </w:r>
+      <w:r>
+        <w:t xml:space="preserve"> cannot be handled in isolation. It is recommended</w:t>
+      </w:r>
+      <w:r>
+        <w:t xml:space="preserve"> </w:t>
+      </w:r>
+      <w:r>
+        <w:t xml:space="preserve">to consider </w:t>
+      </w:r>
+      <w:r>
+        <w:t>alongside</w:t>
+      </w:r>
+      <w:r>
+        <w:t xml:space="preserve"> position sizing and </w:t>
+      </w:r>
+      <w:proofErr w:type="spellStart"/>
+      <w:proofErr w:type="gramStart"/>
+      <w:r>
+        <w:t>a</w:t>
+      </w:r>
+      <w:proofErr w:type="spellEnd"/>
+      <w:proofErr w:type="gramEnd"/>
+      <w:r>
+        <w:t xml:space="preserve"> expected stop. Some suggest a good crypto technique  should draw the trendline on the MACD itself, not only on price. For example, </w:t>
+      </w:r>
+      <w:r>
+        <w:t>i</w:t>
+      </w:r>
+      <w:r>
+        <w:t>n the May 2021 BTC top, price held a rising trendline while the MACD was already tracing a falling one. The MACD trendline broke first. The same setup appeared on the SOL 4h chart, pushing higher highs into resistance while MACD showed clearly lower highs. Was this a textbook bearish divergence, as it preceded the stall?</w:t>
+      </w:r>
+    </w:p>
+    <w:p>
+      <w:pPr>
+        <w:pStyle w:val="BodyText"/>
+      </w:pPr>
+      <w:r>
+        <w:t xml:space="preserve">Timeline is </w:t>
+      </w:r>
+      <w:r>
+        <w:t>important but</w:t>
+      </w:r>
+      <w:r>
+        <w:t xml:space="preserve"> does not lessen the MACD metric; a 4h or 1h</w:t>
+      </w:r>
+      <w:r>
+        <w:t xml:space="preserve"> </w:t>
+      </w:r>
+      <w:r>
+        <w:t>MACD updates faster than a daily one. The real limiter to watch out for is volatility: the more violent the asset the risker its forecast, hence reliance on corroboration or triangulation in fast markets.</w:t>
       </w:r>
     </w:p>
     <w:p>
@@ -17539,9 +17676,6 @@
           <w:szCs w:val="24"/>
         </w:rPr>
       </w:pPr>
-      <w:bookmarkStart w:id="16" w:name="corroborating-metrics"/>
-      <w:bookmarkStart w:id="17" w:name="_Toc232712273"/>
-      <w:bookmarkEnd w:id="14"/>
       <w:r>
         <w:rPr>
           <w:sz w:val="24"/>
@@ -17549,7 +17683,7 @@
         </w:rPr>
         <w:t>Corroborating Metrics</w:t>
       </w:r>
-      <w:bookmarkEnd w:id="17"/>
+      <w:bookmarkEnd w:id="16"/>
     </w:p>
     <w:p>
       <w:pPr>
@@ -18227,17 +18361,18 @@
           <w:szCs w:val="24"/>
         </w:rPr>
       </w:pPr>
-      <w:bookmarkStart w:id="18" w:name="final-metrics"/>
-      <w:bookmarkStart w:id="19" w:name="_Toc232712274"/>
-      <w:bookmarkEnd w:id="16"/>
+      <w:bookmarkStart w:id="18" w:name="_Toc232712274"/>
+      <w:bookmarkStart w:id="19" w:name="final-metrics"/>
+      <w:bookmarkEnd w:id="17"/>
       <w:r>
         <w:rPr>
           <w:sz w:val="24"/>
           <w:szCs w:val="24"/>
         </w:rPr>
+        <w:lastRenderedPageBreak/>
         <w:t>Final Metrics</w:t>
       </w:r>
-      <w:bookmarkEnd w:id="19"/>
+      <w:bookmarkEnd w:id="18"/>
     </w:p>
     <w:p>
       <w:pPr>
@@ -18387,15 +18522,7 @@
           <w:sz w:val="20"/>
           <w:szCs w:val="22"/>
         </w:rPr>
-        <w:t xml:space="preserve"> is compiled from band clearances, slope </w:t>
-      </w:r>
-      <w:r>
-        <w:rPr>
-          <w:sz w:val="20"/>
-          <w:szCs w:val="22"/>
-        </w:rPr>
-        <w:lastRenderedPageBreak/>
-        <w:t>spikes, zero field, and corroboration by divergence, which was numerically viewed as significantly weighted swing series.</w:t>
+        <w:t xml:space="preserve"> is compiled from band clearances, slope spikes, zero field, and corroboration by divergence, which was numerically viewed as significantly weighted swing series.</w:t>
       </w:r>
     </w:p>
     <w:p>
@@ -18480,9 +18607,9 @@
           <w:szCs w:val="24"/>
         </w:rPr>
       </w:pPr>
-      <w:bookmarkStart w:id="20" w:name="entry-points"/>
-      <w:bookmarkStart w:id="21" w:name="_Toc232712275"/>
-      <w:bookmarkEnd w:id="18"/>
+      <w:bookmarkStart w:id="20" w:name="_Toc232712275"/>
+      <w:bookmarkStart w:id="21" w:name="entry-points"/>
+      <w:bookmarkEnd w:id="19"/>
       <w:r>
         <w:rPr>
           <w:sz w:val="24"/>
@@ -18490,7 +18617,7 @@
         </w:rPr>
         <w:t>Entry Points</w:t>
       </w:r>
-      <w:bookmarkEnd w:id="21"/>
+      <w:bookmarkEnd w:id="20"/>
     </w:p>
     <w:p>
       <w:pPr>
@@ -18516,9 +18643,9 @@
           <w:szCs w:val="24"/>
         </w:rPr>
       </w:pPr>
-      <w:bookmarkStart w:id="22" w:name="exit-points"/>
-      <w:bookmarkStart w:id="23" w:name="_Toc232712276"/>
-      <w:bookmarkEnd w:id="20"/>
+      <w:bookmarkStart w:id="22" w:name="_Toc232712276"/>
+      <w:bookmarkStart w:id="23" w:name="exit-points"/>
+      <w:bookmarkEnd w:id="21"/>
       <w:r>
         <w:rPr>
           <w:sz w:val="24"/>
@@ -18526,7 +18653,7 @@
         </w:rPr>
         <w:t>Exit Points</w:t>
       </w:r>
-      <w:bookmarkEnd w:id="23"/>
+      <w:bookmarkEnd w:id="22"/>
     </w:p>
     <w:p>
       <w:pPr>
@@ -18944,14 +19071,16 @@
           <w:szCs w:val="24"/>
         </w:rPr>
       </w:pPr>
-      <w:bookmarkStart w:id="24" w:name="four-votes"/>
-      <w:bookmarkStart w:id="25" w:name="_Toc232712277"/>
-      <w:bookmarkEnd w:id="22"/>
-      <w:r>
-        <w:rPr>
+      <w:bookmarkStart w:id="24" w:name="_Toc232712277"/>
+      <w:bookmarkStart w:id="25" w:name="four-votes"/>
+      <w:bookmarkEnd w:id="23"/>
+      <w:r>
+        <w:rPr>
+          <w:noProof/>
           <w:sz w:val="24"/>
           <w:szCs w:val="24"/>
         </w:rPr>
+        <w:lastRenderedPageBreak/>
         <w:drawing>
           <wp:inline distT="0" distB="0" distL="0" distR="0" wp14:anchorId="06480356" wp14:editId="5E0DCBF2">
             <wp:extent cx="5943600" cy="907415"/>
@@ -18992,6 +19121,7 @@
     <w:p>
       <w:pPr>
         <w:pStyle w:val="Heading3"/>
+        <w:spacing w:after="0"/>
         <w:rPr>
           <w:sz w:val="24"/>
           <w:szCs w:val="24"/>
@@ -19004,11 +19134,12 @@
         </w:rPr>
         <w:t>Four Votes</w:t>
       </w:r>
-      <w:bookmarkEnd w:id="25"/>
+      <w:bookmarkEnd w:id="24"/>
     </w:p>
     <w:p>
       <w:pPr>
         <w:pStyle w:val="FirstParagraph"/>
+        <w:spacing w:before="0"/>
         <w:rPr>
           <w:sz w:val="20"/>
           <w:szCs w:val="22"/>
@@ -19034,15 +19165,7 @@
           <w:sz w:val="20"/>
           <w:szCs w:val="22"/>
         </w:rPr>
-        <w:t xml:space="preserve"> metrics which is presented in terms of a regime going forward. That is, after a guarded buy the stance stays +1 until a guarded sell flips it. MA </w:t>
-      </w:r>
-      <w:r>
-        <w:rPr>
-          <w:sz w:val="20"/>
-          <w:szCs w:val="22"/>
-        </w:rPr>
-        <w:lastRenderedPageBreak/>
-        <w:t>crossover is the plain fast-over-slow test from the MA-crossover notebook, +1 when the 20-period SMA is above the 50, -1 below.</w:t>
+        <w:t xml:space="preserve"> metrics which is presented in terms of a regime going forward. That is, after a guarded buy the stance stays +1 until a guarded sell flips it. MA crossover is the plain fast-over-slow test from the MA-crossover notebook, +1 when the 20-period SMA is above the 50, -1 below.</w:t>
       </w:r>
     </w:p>
     <w:p>
@@ -19085,9 +19208,9 @@
           <w:szCs w:val="24"/>
         </w:rPr>
       </w:pPr>
-      <w:bookmarkStart w:id="26" w:name="rule-thresholds"/>
-      <w:bookmarkStart w:id="27" w:name="_Toc232712278"/>
-      <w:bookmarkEnd w:id="24"/>
+      <w:bookmarkStart w:id="26" w:name="_Toc232712278"/>
+      <w:bookmarkStart w:id="27" w:name="rule-thresholds"/>
+      <w:bookmarkEnd w:id="25"/>
       <w:r>
         <w:rPr>
           <w:sz w:val="24"/>
@@ -19095,11 +19218,12 @@
         </w:rPr>
         <w:t>2-3-Rule Thresholds</w:t>
       </w:r>
-      <w:bookmarkEnd w:id="27"/>
+      <w:bookmarkEnd w:id="26"/>
     </w:p>
     <w:p>
       <w:pPr>
         <w:pStyle w:val="FirstParagraph"/>
+        <w:spacing w:before="0"/>
         <w:rPr>
           <w:sz w:val="20"/>
           <w:szCs w:val="22"/>
@@ -19168,21 +19292,43 @@
           <w:szCs w:val="24"/>
         </w:rPr>
       </w:pPr>
-      <w:bookmarkStart w:id="28" w:name="honest-cynicis-check"/>
-      <w:bookmarkStart w:id="29" w:name="_Toc232712279"/>
-      <w:bookmarkEnd w:id="26"/>
+      <w:bookmarkStart w:id="28" w:name="_Toc232712279"/>
+      <w:bookmarkStart w:id="29" w:name="honest-cynicis-check"/>
+      <w:bookmarkEnd w:id="27"/>
       <w:r>
         <w:rPr>
           <w:sz w:val="24"/>
           <w:szCs w:val="24"/>
         </w:rPr>
-        <w:t>Honest Cynicis Check</w:t>
-      </w:r>
-      <w:bookmarkEnd w:id="29"/>
+        <w:t>Cyni</w:t>
+      </w:r>
+      <w:r>
+        <w:rPr>
+          <w:sz w:val="24"/>
+          <w:szCs w:val="24"/>
+        </w:rPr>
+        <w:t>c</w:t>
+      </w:r>
+      <w:r>
+        <w:rPr>
+          <w:sz w:val="24"/>
+          <w:szCs w:val="24"/>
+        </w:rPr>
+        <w:t xml:space="preserve">ism </w:t>
+      </w:r>
+      <w:r>
+        <w:rPr>
+          <w:sz w:val="24"/>
+          <w:szCs w:val="24"/>
+        </w:rPr>
+        <w:t>Check</w:t>
+      </w:r>
+      <w:bookmarkEnd w:id="28"/>
     </w:p>
     <w:p>
       <w:pPr>
         <w:pStyle w:val="FirstParagraph"/>
+        <w:spacing w:before="0"/>
         <w:rPr>
           <w:sz w:val="20"/>
           <w:szCs w:val="22"/>
@@ -20650,6 +20796,9 @@
         <w:tc>
           <w:tcPr>
             <w:tcW w:w="1587" w:type="dxa"/>
+            <w:tcBorders>
+              <w:bottom w:val="single" w:sz="4" w:space="0" w:color="auto"/>
+            </w:tcBorders>
           </w:tcPr>
           <w:p>
             <w:pPr>
@@ -20671,6 +20820,9 @@
         <w:tc>
           <w:tcPr>
             <w:tcW w:w="1587" w:type="dxa"/>
+            <w:tcBorders>
+              <w:bottom w:val="single" w:sz="4" w:space="0" w:color="auto"/>
+            </w:tcBorders>
           </w:tcPr>
           <w:p>
             <w:pPr>
@@ -20692,6 +20844,9 @@
         <w:tc>
           <w:tcPr>
             <w:tcW w:w="1587" w:type="dxa"/>
+            <w:tcBorders>
+              <w:bottom w:val="single" w:sz="4" w:space="0" w:color="auto"/>
+            </w:tcBorders>
           </w:tcPr>
           <w:p>
             <w:pPr>
@@ -20713,6 +20868,9 @@
         <w:tc>
           <w:tcPr>
             <w:tcW w:w="1587" w:type="dxa"/>
+            <w:tcBorders>
+              <w:bottom w:val="single" w:sz="4" w:space="0" w:color="auto"/>
+            </w:tcBorders>
           </w:tcPr>
           <w:p>
             <w:pPr>
@@ -20727,6 +20885,9 @@
         <w:tc>
           <w:tcPr>
             <w:tcW w:w="1587" w:type="dxa"/>
+            <w:tcBorders>
+              <w:bottom w:val="single" w:sz="4" w:space="0" w:color="auto"/>
+            </w:tcBorders>
           </w:tcPr>
           <w:p>
             <w:pPr>
@@ -20741,6 +20902,9 @@
         <w:tc>
           <w:tcPr>
             <w:tcW w:w="1587" w:type="dxa"/>
+            <w:tcBorders>
+              <w:bottom w:val="single" w:sz="4" w:space="0" w:color="auto"/>
+            </w:tcBorders>
           </w:tcPr>
           <w:p>
             <w:pPr>
@@ -20767,23 +20931,8 @@
           <w:sz w:val="20"/>
           <w:szCs w:val="22"/>
         </w:rPr>
-        <w:t>Read it plainly. The engine lost money on every coin, but lost roughly half of what holding lost, because staying flat through the downtrend avoided the worst of it. That is a drawdown-reduction property, not an edge. Beating buy-and-hold by being absent during a fall is easy and does not survive into a rising or sideways market, where sitting flat means missing gains. Win rates of 20 to 50 percent confirm there is no demonstrated predictive skill here yet. This matches the project’s standing NO-GO finding: cleaner instrumentation, still no proven edge.</w:t>
-      </w:r>
-    </w:p>
-    <w:p>
-      <w:pPr>
-        <w:pStyle w:val="BodyText"/>
-        <w:rPr>
-          <w:sz w:val="20"/>
-          <w:szCs w:val="22"/>
-        </w:rPr>
-      </w:pPr>
-      <w:r>
-        <w:rPr>
-          <w:sz w:val="20"/>
-          <w:szCs w:val="22"/>
-        </w:rPr>
-        <w:t>These are in-sample numbers over a single short, one-directional window. They tell you the rule does something coherent, not that it will keep working.</w:t>
+        <w:lastRenderedPageBreak/>
+        <w:t xml:space="preserve">Read it plainly. The engine lost money on every coin, but lost roughly half of what holding lost, because staying flat through the downtrend avoided the worst of it. That is a drawdown-reduction property, not an edge. Beating buy-and-hold by being absent during a fall is easy and does not survive into a rising or sideways market, where sitting flat means missing gains. Win rates of 20 to 50 percent confirm there is no demonstrated predictive skill here yet. </w:t>
       </w:r>
     </w:p>
     <w:p>
@@ -20794,18 +20943,17 @@
           <w:szCs w:val="24"/>
         </w:rPr>
       </w:pPr>
-      <w:bookmarkStart w:id="30" w:name="change-of-heart"/>
-      <w:bookmarkStart w:id="31" w:name="_Toc232712280"/>
-      <w:bookmarkEnd w:id="28"/>
+      <w:bookmarkStart w:id="30" w:name="_Toc232712280"/>
+      <w:bookmarkStart w:id="31" w:name="change-of-heart"/>
+      <w:bookmarkEnd w:id="29"/>
       <w:r>
         <w:rPr>
           <w:sz w:val="24"/>
           <w:szCs w:val="24"/>
         </w:rPr>
-        <w:lastRenderedPageBreak/>
         <w:t>Change of Heart</w:t>
       </w:r>
-      <w:bookmarkEnd w:id="31"/>
+      <w:bookmarkEnd w:id="30"/>
     </w:p>
     <w:p>
       <w:pPr>
@@ -21056,9 +21204,9 @@
       </w:r>
     </w:p>
     <w:p>
-      <w:bookmarkStart w:id="32" w:name="decision-checklist"/>
-      <w:bookmarkStart w:id="33" w:name="_Toc232712281"/>
-      <w:bookmarkEnd w:id="30"/>
+      <w:bookmarkStart w:id="32" w:name="_Toc232712281"/>
+      <w:bookmarkStart w:id="33" w:name="decision-checklist"/>
+      <w:bookmarkEnd w:id="31"/>
     </w:p>
     <w:p>
       <w:pPr>
@@ -21075,7 +21223,7 @@
         </w:rPr>
         <w:t>Decision Checklist</w:t>
       </w:r>
-      <w:bookmarkEnd w:id="33"/>
+      <w:bookmarkEnd w:id="32"/>
     </w:p>
     <w:p>
       <w:pPr>
@@ -21084,6 +21232,7 @@
           <w:ilvl w:val="0"/>
           <w:numId w:val="4"/>
         </w:numPr>
+        <w:spacing w:before="0" w:after="0"/>
         <w:rPr>
           <w:sz w:val="18"/>
           <w:szCs w:val="22"/>
@@ -21104,6 +21253,7 @@
           <w:ilvl w:val="0"/>
           <w:numId w:val="4"/>
         </w:numPr>
+        <w:spacing w:before="0" w:after="0"/>
         <w:rPr>
           <w:sz w:val="18"/>
           <w:szCs w:val="22"/>
@@ -21124,6 +21274,7 @@
           <w:ilvl w:val="0"/>
           <w:numId w:val="4"/>
         </w:numPr>
+        <w:spacing w:before="0" w:after="0"/>
         <w:rPr>
           <w:sz w:val="18"/>
           <w:szCs w:val="22"/>
@@ -21174,6 +21325,7 @@
           <w:ilvl w:val="0"/>
           <w:numId w:val="4"/>
         </w:numPr>
+        <w:spacing w:before="0" w:after="0"/>
       </w:pPr>
       <w:r>
         <w:rPr>
@@ -21317,8 +21469,8 @@
         </w:rPr>
         <w:t>quarto render day-metrics.ipynb --to pdf --no-execute</w:t>
       </w:r>
-      <w:bookmarkEnd w:id="8"/>
-      <w:bookmarkEnd w:id="32"/>
+      <w:bookmarkEnd w:id="9"/>
+      <w:bookmarkEnd w:id="33"/>
       <w:bookmarkEnd w:id="34"/>
     </w:p>
     <w:p>
@@ -22006,6 +22158,7 @@
     <w:lsdException w:name="toc 2" w:uiPriority="39"/>
     <w:lsdException w:name="toc 3" w:uiPriority="39"/>
     <w:lsdException w:name="Hyperlink" w:uiPriority="99"/>
+    <w:lsdException w:name="Normal (Web)" w:uiPriority="99"/>
     <w:lsdException w:name="HTML Code" w:uiPriority="99"/>
     <w:lsdException w:name="Normal Table" w:semiHidden="1" w:unhideWhenUsed="1"/>
     <w:lsdException w:name="Table Simple 1" w:semiHidden="1" w:unhideWhenUsed="1"/>
@@ -23433,6 +23586,20 @@
       <w:szCs w:val="20"/>
     </w:rPr>
   </w:style>
+  <w:style w:type="paragraph" w:styleId="NormalWeb">
+    <w:name w:val="Normal (Web)"/>
+    <w:basedOn w:val="Normal"/>
+    <w:uiPriority w:val="99"/>
+    <w:unhideWhenUsed/>
+    <w:rsid w:val="00CB5DEB"/>
+    <w:pPr>
+      <w:spacing w:before="100" w:beforeAutospacing="1" w:after="100" w:afterAutospacing="1"/>
+    </w:pPr>
+    <w:rPr>
+      <w:rFonts w:ascii="Times New Roman" w:eastAsia="Times New Roman" w:hAnsi="Times New Roman" w:cs="Times New Roman"/>
+      <w:lang w:val="en-CA"/>
+    </w:rPr>
+  </w:style>
 </w:styles>
 </file>
 
